--- a/Visualisasi_Data/UTS/Template__.docx
+++ b/Visualisasi_Data/UTS/Template__.docx
@@ -442,12 +442,7 @@
     <w:p>
       <w:pPr>
         <w:sectPr>
-          <w:headerReference w:type="even" r:id="rId8"/>
-          <w:headerReference w:type="default" r:id="rId9"/>
-          <w:footerReference w:type="even" r:id="rId10"/>
-          <w:footerReference w:type="default" r:id="rId11"/>
-          <w:headerReference w:type="first" r:id="rId12"/>
-          <w:footerReference w:type="first" r:id="rId13"/>
+          <w:footerReference w:type="default" r:id="rId8"/>
           <w:pgSz w:w="11906" w:h="16838"/>
           <w:pgMar w:top="1417" w:right="1417" w:bottom="1417" w:left="1417" w:header="720" w:footer="720" w:gutter="0"/>
           <w:cols w:space="720"/>
@@ -459,7 +454,7 @@
       <w:pPr>
         <w:pStyle w:val="Heading1"/>
       </w:pPr>
-      <w:bookmarkStart w:id="0" w:name="_Toc242479769"/>
+      <w:bookmarkStart w:id="0" w:name="_Toc242911838"/>
       <w:r>
         <w:lastRenderedPageBreak/>
         <w:t>HALAMAN PERSEMBAHAN</w:t>
@@ -751,7 +746,10 @@
         <w:t xml:space="preserve"> </w:t>
       </w:r>
       <w:r>
-        <w:t xml:space="preserve">orang tua </w:t>
+        <w:t>keluarga</w:t>
+      </w:r>
+      <w:r>
+        <w:t xml:space="preserve"> </w:t>
       </w:r>
       <w:proofErr w:type="spellStart"/>
       <w:r>
@@ -936,25 +934,67 @@
         <w:t xml:space="preserve"> </w:t>
       </w:r>
       <w:r>
-        <w:t>kakak</w:t>
-      </w:r>
+        <w:t xml:space="preserve">teman-teman </w:t>
+      </w:r>
+      <w:proofErr w:type="spellStart"/>
+      <w:r>
+        <w:t>saya</w:t>
+      </w:r>
+      <w:proofErr w:type="spellEnd"/>
+      <w:r>
+        <w:t xml:space="preserve"> yang menjadi salah </w:t>
+      </w:r>
+      <w:proofErr w:type="spellStart"/>
+      <w:r>
+        <w:t>satu</w:t>
+      </w:r>
+      <w:proofErr w:type="spellEnd"/>
+      <w:r>
+        <w:t xml:space="preserve"> support sistem </w:t>
+      </w:r>
+      <w:proofErr w:type="spellStart"/>
+      <w:r>
+        <w:t>saya</w:t>
+      </w:r>
+      <w:proofErr w:type="spellEnd"/>
+      <w:r>
+        <w:t xml:space="preserve"> setelah keluarga. Orang pertama yang selalu </w:t>
+      </w:r>
+      <w:proofErr w:type="spellStart"/>
+      <w:r>
+        <w:t>ada</w:t>
+      </w:r>
+      <w:proofErr w:type="spellEnd"/>
       <w:r>
         <w:t xml:space="preserve"> </w:t>
       </w:r>
       <w:proofErr w:type="spellStart"/>
       <w:r>
+        <w:t>disaat</w:t>
+      </w:r>
+      <w:proofErr w:type="spellEnd"/>
+      <w:r>
+        <w:t xml:space="preserve"> </w:t>
+      </w:r>
+      <w:proofErr w:type="spellStart"/>
+      <w:r>
         <w:t>saya</w:t>
       </w:r>
       <w:proofErr w:type="spellEnd"/>
       <w:r>
         <w:t xml:space="preserve"> </w:t>
       </w:r>
-      <w:r>
-        <w:t xml:space="preserve">yang </w:t>
-      </w:r>
-      <w:proofErr w:type="spellStart"/>
-      <w:r>
-        <w:t>senantiasa</w:t>
+      <w:proofErr w:type="spellStart"/>
+      <w:r>
+        <w:t>membutuhkan</w:t>
+      </w:r>
+      <w:proofErr w:type="spellEnd"/>
+      <w:r>
+        <w:t xml:space="preserve"> support dalam </w:t>
+      </w:r>
+      <w:proofErr w:type="spellStart"/>
+      <w:r>
+        <w:t>segala</w:t>
       </w:r>
       <w:proofErr w:type="spellEnd"/>
       <w:r>
@@ -962,7 +1002,23 @@
       </w:r>
       <w:proofErr w:type="spellStart"/>
       <w:r>
-        <w:t>memberikan</w:t>
+        <w:t>hal</w:t>
+      </w:r>
+      <w:proofErr w:type="spellEnd"/>
+      <w:r>
+        <w:t xml:space="preserve">. Menjadi orang paling peduli untuk </w:t>
+      </w:r>
+      <w:proofErr w:type="spellStart"/>
+      <w:r>
+        <w:t>saya</w:t>
+      </w:r>
+      <w:proofErr w:type="spellEnd"/>
+      <w:r>
+        <w:t xml:space="preserve"> dan yang selalu </w:t>
+      </w:r>
+      <w:proofErr w:type="spellStart"/>
+      <w:r>
+        <w:t>cerewet</w:t>
       </w:r>
       <w:proofErr w:type="spellEnd"/>
       <w:r>
@@ -970,42 +1026,7 @@
       </w:r>
       <w:proofErr w:type="spellStart"/>
       <w:r>
-        <w:t>dukungan</w:t>
-      </w:r>
-      <w:proofErr w:type="spellEnd"/>
-      <w:r>
-        <w:t xml:space="preserve">, semangat, </w:t>
-      </w:r>
-      <w:proofErr w:type="spellStart"/>
-      <w:r>
-        <w:t>senyum</w:t>
-      </w:r>
-      <w:proofErr w:type="spellEnd"/>
-      <w:r>
-        <w:t xml:space="preserve"> dan </w:t>
-      </w:r>
-      <w:proofErr w:type="spellStart"/>
-      <w:r>
-        <w:t>doanya</w:t>
-      </w:r>
-      <w:proofErr w:type="spellEnd"/>
-      <w:r>
-        <w:t xml:space="preserve"> untuk </w:t>
-      </w:r>
-      <w:proofErr w:type="spellStart"/>
-      <w:r>
-        <w:t>keberhasilan</w:t>
-      </w:r>
-      <w:proofErr w:type="spellEnd"/>
-      <w:r>
-        <w:t xml:space="preserve"> ini, terimakasih dan </w:t>
-      </w:r>
-      <w:r>
-        <w:t xml:space="preserve">semangat belajar </w:t>
-      </w:r>
-      <w:proofErr w:type="spellStart"/>
-      <w:r>
-        <w:t>perjalananmu</w:t>
+        <w:t>kepada</w:t>
       </w:r>
       <w:proofErr w:type="spellEnd"/>
       <w:r>
@@ -1013,7 +1034,15 @@
       </w:r>
       <w:proofErr w:type="spellStart"/>
       <w:r>
-        <w:t>masih</w:t>
+        <w:t>saya</w:t>
+      </w:r>
+      <w:proofErr w:type="spellEnd"/>
+      <w:r>
+        <w:t xml:space="preserve"> untuk segera </w:t>
+      </w:r>
+      <w:proofErr w:type="spellStart"/>
+      <w:r>
+        <w:t>menyelesaikan</w:t>
       </w:r>
       <w:proofErr w:type="spellEnd"/>
       <w:r>
@@ -1021,15 +1050,23 @@
       </w:r>
       <w:proofErr w:type="spellStart"/>
       <w:r>
-        <w:t>panjang</w:t>
-      </w:r>
-      <w:proofErr w:type="spellEnd"/>
-      <w:r>
-        <w:t xml:space="preserve"> di </w:t>
-      </w:r>
-      <w:proofErr w:type="spellStart"/>
-      <w:r>
-        <w:t>jenjang</w:t>
+        <w:t>laporan</w:t>
+      </w:r>
+      <w:proofErr w:type="spellEnd"/>
+      <w:r>
+        <w:t xml:space="preserve"> ini. Terimakasih sudah </w:t>
+      </w:r>
+      <w:proofErr w:type="spellStart"/>
+      <w:r>
+        <w:t>menemani</w:t>
+      </w:r>
+      <w:proofErr w:type="spellEnd"/>
+      <w:r>
+        <w:t xml:space="preserve"> dalam </w:t>
+      </w:r>
+      <w:proofErr w:type="spellStart"/>
+      <w:r>
+        <w:t>hal</w:t>
       </w:r>
       <w:proofErr w:type="spellEnd"/>
       <w:r>
@@ -1037,7 +1074,15 @@
       </w:r>
       <w:proofErr w:type="spellStart"/>
       <w:r>
-        <w:t>pendidikan</w:t>
+        <w:t>akademis</w:t>
+      </w:r>
+      <w:proofErr w:type="spellEnd"/>
+      <w:r>
+        <w:t xml:space="preserve"> dan non-</w:t>
+      </w:r>
+      <w:proofErr w:type="spellStart"/>
+      <w:r>
+        <w:t>akademik</w:t>
       </w:r>
       <w:proofErr w:type="spellEnd"/>
       <w:r>
@@ -1053,16 +1098,41 @@
         </w:numPr>
         <w:spacing w:after="0"/>
       </w:pPr>
-      <w:proofErr w:type="spellStart"/>
-      <w:r>
-        <w:t>T</w:t>
-      </w:r>
-      <w:r>
-        <w:t>eruntuk</w:t>
-      </w:r>
-      <w:proofErr w:type="spellEnd"/>
-      <w:r>
-        <w:t xml:space="preserve"> keluarga yang </w:t>
+      <w:r>
+        <w:t>Bapak</w:t>
+      </w:r>
+      <w:r>
+        <w:t xml:space="preserve">, </w:t>
+      </w:r>
+      <w:r>
+        <w:t xml:space="preserve">Ibu Dosen </w:t>
+      </w:r>
+      <w:proofErr w:type="spellStart"/>
+      <w:r>
+        <w:t>pengampu</w:t>
+      </w:r>
+      <w:proofErr w:type="spellEnd"/>
+      <w:r>
+        <w:t>,</w:t>
+      </w:r>
+      <w:r>
+        <w:t xml:space="preserve"> dan </w:t>
+      </w:r>
+      <w:proofErr w:type="spellStart"/>
+      <w:r>
+        <w:t>pengajar</w:t>
+      </w:r>
+      <w:proofErr w:type="spellEnd"/>
+      <w:r>
+        <w:t xml:space="preserve">, yang </w:t>
+      </w:r>
+      <w:proofErr w:type="spellStart"/>
+      <w:r>
+        <w:t>selama</w:t>
+      </w:r>
+      <w:proofErr w:type="spellEnd"/>
+      <w:r>
+        <w:t xml:space="preserve"> ini </w:t>
       </w:r>
       <w:proofErr w:type="spellStart"/>
       <w:r>
@@ -1074,541 +1144,147 @@
       </w:r>
       <w:proofErr w:type="spellStart"/>
       <w:r>
+        <w:t>tulus</w:t>
+      </w:r>
+      <w:proofErr w:type="spellEnd"/>
+      <w:r>
+        <w:t xml:space="preserve"> dan </w:t>
+      </w:r>
+      <w:proofErr w:type="spellStart"/>
+      <w:r>
+        <w:t>ikhlas</w:t>
+      </w:r>
+      <w:proofErr w:type="spellEnd"/>
+      <w:r>
+        <w:t xml:space="preserve"> </w:t>
+      </w:r>
+      <w:proofErr w:type="spellStart"/>
+      <w:r>
+        <w:t>meluangkan</w:t>
+      </w:r>
+      <w:proofErr w:type="spellEnd"/>
+      <w:r>
+        <w:t xml:space="preserve"> waktunya untuk </w:t>
+      </w:r>
+      <w:proofErr w:type="spellStart"/>
+      <w:r>
+        <w:t>menuntun</w:t>
+      </w:r>
+      <w:proofErr w:type="spellEnd"/>
+      <w:r>
+        <w:t xml:space="preserve"> dan </w:t>
+      </w:r>
+      <w:proofErr w:type="spellStart"/>
+      <w:r>
+        <w:t>mengarahkan</w:t>
+      </w:r>
+      <w:proofErr w:type="spellEnd"/>
+      <w:r>
+        <w:t xml:space="preserve"> </w:t>
+      </w:r>
+      <w:proofErr w:type="spellStart"/>
+      <w:r>
+        <w:t>saya</w:t>
+      </w:r>
+      <w:proofErr w:type="spellEnd"/>
+      <w:r>
+        <w:t xml:space="preserve">, </w:t>
+      </w:r>
+      <w:proofErr w:type="spellStart"/>
+      <w:r>
+        <w:t>memberikan</w:t>
+      </w:r>
+      <w:proofErr w:type="spellEnd"/>
+      <w:r>
+        <w:t xml:space="preserve"> </w:t>
+      </w:r>
+      <w:proofErr w:type="spellStart"/>
+      <w:r>
+        <w:t>pelajaran</w:t>
+      </w:r>
+      <w:proofErr w:type="spellEnd"/>
+      <w:r>
+        <w:t xml:space="preserve"> yang </w:t>
+      </w:r>
+      <w:proofErr w:type="spellStart"/>
+      <w:r>
+        <w:t>tiada</w:t>
+      </w:r>
+      <w:proofErr w:type="spellEnd"/>
+      <w:r>
+        <w:t xml:space="preserve"> </w:t>
+      </w:r>
+      <w:proofErr w:type="spellStart"/>
+      <w:r>
+        <w:t>ternilai</w:t>
+      </w:r>
+      <w:proofErr w:type="spellEnd"/>
+      <w:r>
+        <w:t xml:space="preserve"> </w:t>
+      </w:r>
+      <w:proofErr w:type="spellStart"/>
+      <w:r>
+        <w:t>harganya</w:t>
+      </w:r>
+      <w:proofErr w:type="spellEnd"/>
+      <w:r>
+        <w:t xml:space="preserve">, agar </w:t>
+      </w:r>
+      <w:proofErr w:type="spellStart"/>
+      <w:r>
+        <w:t>saya</w:t>
+      </w:r>
+      <w:proofErr w:type="spellEnd"/>
+      <w:r>
+        <w:t xml:space="preserve"> menjadi lebih baik. Terimakasih </w:t>
+      </w:r>
+      <w:proofErr w:type="spellStart"/>
+      <w:r>
         <w:t>banyak</w:t>
       </w:r>
       <w:proofErr w:type="spellEnd"/>
       <w:r>
-        <w:t xml:space="preserve"> </w:t>
-      </w:r>
-      <w:proofErr w:type="spellStart"/>
-      <w:r>
-        <w:t>mensupport</w:t>
-      </w:r>
-      <w:proofErr w:type="spellEnd"/>
-      <w:r>
-        <w:t xml:space="preserve"> </w:t>
-      </w:r>
-      <w:proofErr w:type="spellStart"/>
-      <w:r>
-        <w:t>saya</w:t>
-      </w:r>
-      <w:proofErr w:type="spellEnd"/>
-      <w:r>
-        <w:t xml:space="preserve"> </w:t>
-      </w:r>
-      <w:proofErr w:type="spellStart"/>
-      <w:r>
-        <w:t>selama</w:t>
-      </w:r>
-      <w:proofErr w:type="spellEnd"/>
-      <w:r>
-        <w:t xml:space="preserve"> ini. Dan yang selalu </w:t>
-      </w:r>
-      <w:proofErr w:type="spellStart"/>
-      <w:r>
-        <w:t>mendoakan</w:t>
-      </w:r>
-      <w:proofErr w:type="spellEnd"/>
-      <w:r>
-        <w:t xml:space="preserve"> </w:t>
-      </w:r>
-      <w:proofErr w:type="spellStart"/>
-      <w:r>
-        <w:t>saya</w:t>
-      </w:r>
-      <w:proofErr w:type="spellEnd"/>
-      <w:r>
-        <w:t xml:space="preserve"> untuk bisa </w:t>
-      </w:r>
-      <w:proofErr w:type="spellStart"/>
-      <w:r>
-        <w:t>terus</w:t>
-      </w:r>
-      <w:proofErr w:type="spellEnd"/>
-      <w:r>
-        <w:t xml:space="preserve"> </w:t>
-      </w:r>
-      <w:proofErr w:type="spellStart"/>
-      <w:r>
-        <w:t>meraih</w:t>
-      </w:r>
-      <w:proofErr w:type="spellEnd"/>
-      <w:r>
-        <w:t xml:space="preserve"> </w:t>
-      </w:r>
-      <w:proofErr w:type="spellStart"/>
-      <w:r>
-        <w:t>pendidikan</w:t>
-      </w:r>
-      <w:proofErr w:type="spellEnd"/>
-      <w:r>
-        <w:t xml:space="preserve"> yang setinggi-</w:t>
-      </w:r>
-      <w:proofErr w:type="spellStart"/>
-      <w:r>
-        <w:t>tingginya</w:t>
-      </w:r>
-      <w:proofErr w:type="spellEnd"/>
-      <w:r>
-        <w:t xml:space="preserve">. Selalu </w:t>
-      </w:r>
-      <w:proofErr w:type="spellStart"/>
-      <w:r>
-        <w:t>mengingatkan</w:t>
-      </w:r>
-      <w:proofErr w:type="spellEnd"/>
-      <w:r>
-        <w:t xml:space="preserve"> </w:t>
-      </w:r>
-      <w:proofErr w:type="spellStart"/>
-      <w:r>
-        <w:t>saya</w:t>
-      </w:r>
-      <w:proofErr w:type="spellEnd"/>
-      <w:r>
-        <w:t xml:space="preserve"> </w:t>
-      </w:r>
-      <w:proofErr w:type="spellStart"/>
-      <w:r>
-        <w:t>hal-hal</w:t>
-      </w:r>
-      <w:proofErr w:type="spellEnd"/>
-      <w:r>
-        <w:t xml:space="preserve"> yang boleh </w:t>
-      </w:r>
-      <w:proofErr w:type="spellStart"/>
-      <w:r>
-        <w:t>dilakukan</w:t>
-      </w:r>
-      <w:proofErr w:type="spellEnd"/>
-      <w:r>
-        <w:t xml:space="preserve"> dan tidak boleh </w:t>
-      </w:r>
-      <w:proofErr w:type="spellStart"/>
-      <w:r>
-        <w:t>dilakukan</w:t>
-      </w:r>
-      <w:proofErr w:type="spellEnd"/>
-      <w:r>
-        <w:t xml:space="preserve">. Terimakasih support kalian </w:t>
-      </w:r>
-      <w:proofErr w:type="spellStart"/>
-      <w:r>
-        <w:t>karena</w:t>
-      </w:r>
-      <w:proofErr w:type="spellEnd"/>
-      <w:r>
-        <w:t xml:space="preserve"> support itu </w:t>
-      </w:r>
-      <w:proofErr w:type="spellStart"/>
-      <w:r>
-        <w:t>saya</w:t>
-      </w:r>
-      <w:proofErr w:type="spellEnd"/>
-      <w:r>
-        <w:t xml:space="preserve"> bisa lebih </w:t>
-      </w:r>
-      <w:proofErr w:type="spellStart"/>
-      <w:r>
-        <w:t>giat</w:t>
-      </w:r>
-      <w:proofErr w:type="spellEnd"/>
-      <w:r>
-        <w:t xml:space="preserve"> lagi </w:t>
-      </w:r>
-      <w:proofErr w:type="spellStart"/>
-      <w:r>
-        <w:t>meraih</w:t>
-      </w:r>
-      <w:proofErr w:type="spellEnd"/>
-      <w:r>
-        <w:t xml:space="preserve"> </w:t>
-      </w:r>
-      <w:proofErr w:type="spellStart"/>
-      <w:r>
-        <w:t>cita-cita</w:t>
-      </w:r>
-      <w:proofErr w:type="spellEnd"/>
-      <w:r>
-        <w:t xml:space="preserve"> </w:t>
-      </w:r>
-      <w:proofErr w:type="spellStart"/>
-      <w:r>
-        <w:t>saya</w:t>
-      </w:r>
-      <w:proofErr w:type="spellEnd"/>
-      <w:r>
-        <w:t xml:space="preserve">. </w:t>
+        <w:t xml:space="preserve"> Bapak dan Ibu </w:t>
+      </w:r>
+      <w:proofErr w:type="spellStart"/>
+      <w:r>
+        <w:t>dosen</w:t>
+      </w:r>
+      <w:proofErr w:type="spellEnd"/>
+      <w:r>
+        <w:t xml:space="preserve">, </w:t>
+      </w:r>
+      <w:proofErr w:type="spellStart"/>
+      <w:r>
+        <w:t>jasa</w:t>
+      </w:r>
+      <w:proofErr w:type="spellEnd"/>
+      <w:r>
+        <w:t xml:space="preserve"> kalian </w:t>
+      </w:r>
+      <w:proofErr w:type="spellStart"/>
+      <w:r>
+        <w:t>akan</w:t>
+      </w:r>
+      <w:proofErr w:type="spellEnd"/>
+      <w:r>
+        <w:t xml:space="preserve"> selalu </w:t>
+      </w:r>
+      <w:proofErr w:type="spellStart"/>
+      <w:r>
+        <w:t>terpatri</w:t>
+      </w:r>
+      <w:proofErr w:type="spellEnd"/>
+      <w:r>
+        <w:t xml:space="preserve"> di hati.</w:t>
       </w:r>
     </w:p>
     <w:p>
-      <w:pPr>
-        <w:pStyle w:val="ListParagraph"/>
-        <w:numPr>
-          <w:ilvl w:val="0"/>
-          <w:numId w:val="12"/>
-        </w:numPr>
-        <w:spacing w:after="0"/>
-      </w:pPr>
-      <w:proofErr w:type="spellStart"/>
-      <w:r>
-        <w:t>Teruntuk</w:t>
-      </w:r>
-      <w:proofErr w:type="spellEnd"/>
-      <w:r>
-        <w:t xml:space="preserve"> </w:t>
-      </w:r>
-      <w:r>
-        <w:t xml:space="preserve">teman-teman </w:t>
-      </w:r>
-      <w:proofErr w:type="spellStart"/>
-      <w:r>
-        <w:t>saya</w:t>
-      </w:r>
-      <w:proofErr w:type="spellEnd"/>
-      <w:r>
-        <w:t xml:space="preserve"> yang menjadi salah </w:t>
-      </w:r>
-      <w:proofErr w:type="spellStart"/>
-      <w:r>
-        <w:t>satu</w:t>
-      </w:r>
-      <w:proofErr w:type="spellEnd"/>
-      <w:r>
-        <w:t xml:space="preserve"> support sistem </w:t>
-      </w:r>
-      <w:proofErr w:type="spellStart"/>
-      <w:r>
-        <w:t>saya</w:t>
-      </w:r>
-      <w:proofErr w:type="spellEnd"/>
-      <w:r>
-        <w:t xml:space="preserve"> setelah keluarga. Orang pertama yang selalu </w:t>
-      </w:r>
-      <w:proofErr w:type="spellStart"/>
-      <w:r>
-        <w:t>ada</w:t>
-      </w:r>
-      <w:proofErr w:type="spellEnd"/>
-      <w:r>
-        <w:t xml:space="preserve"> </w:t>
-      </w:r>
-      <w:proofErr w:type="spellStart"/>
-      <w:r>
-        <w:t>disaat</w:t>
-      </w:r>
-      <w:proofErr w:type="spellEnd"/>
-      <w:r>
-        <w:t xml:space="preserve"> </w:t>
-      </w:r>
-      <w:proofErr w:type="spellStart"/>
-      <w:r>
-        <w:t>saya</w:t>
-      </w:r>
-      <w:proofErr w:type="spellEnd"/>
-      <w:r>
-        <w:t xml:space="preserve"> </w:t>
-      </w:r>
-      <w:proofErr w:type="spellStart"/>
-      <w:r>
-        <w:t>membutuhkan</w:t>
-      </w:r>
-      <w:proofErr w:type="spellEnd"/>
-      <w:r>
-        <w:t xml:space="preserve"> support dalam </w:t>
-      </w:r>
-      <w:proofErr w:type="spellStart"/>
-      <w:r>
-        <w:t>segala</w:t>
-      </w:r>
-      <w:proofErr w:type="spellEnd"/>
-      <w:r>
-        <w:t xml:space="preserve"> </w:t>
-      </w:r>
-      <w:proofErr w:type="spellStart"/>
-      <w:r>
-        <w:t>hal</w:t>
-      </w:r>
-      <w:proofErr w:type="spellEnd"/>
-      <w:r>
-        <w:t xml:space="preserve">. Menjadi orang paling peduli untuk </w:t>
-      </w:r>
-      <w:proofErr w:type="spellStart"/>
-      <w:r>
-        <w:t>saya</w:t>
-      </w:r>
-      <w:proofErr w:type="spellEnd"/>
-      <w:r>
-        <w:t xml:space="preserve"> dan yang selalu </w:t>
-      </w:r>
-      <w:proofErr w:type="spellStart"/>
-      <w:r>
-        <w:t>cerewet</w:t>
-      </w:r>
-      <w:proofErr w:type="spellEnd"/>
-      <w:r>
-        <w:t xml:space="preserve"> </w:t>
-      </w:r>
-      <w:proofErr w:type="spellStart"/>
-      <w:r>
-        <w:t>kepada</w:t>
-      </w:r>
-      <w:proofErr w:type="spellEnd"/>
-      <w:r>
-        <w:t xml:space="preserve"> </w:t>
-      </w:r>
-      <w:proofErr w:type="spellStart"/>
-      <w:r>
-        <w:t>saya</w:t>
-      </w:r>
-      <w:proofErr w:type="spellEnd"/>
-      <w:r>
-        <w:t xml:space="preserve"> untuk segera </w:t>
-      </w:r>
-      <w:proofErr w:type="spellStart"/>
-      <w:r>
-        <w:t>menyelesaikan</w:t>
-      </w:r>
-      <w:proofErr w:type="spellEnd"/>
-      <w:r>
-        <w:t xml:space="preserve"> </w:t>
-      </w:r>
-      <w:proofErr w:type="spellStart"/>
-      <w:r>
-        <w:t>skripsi</w:t>
-      </w:r>
-      <w:proofErr w:type="spellEnd"/>
-      <w:r>
-        <w:t xml:space="preserve"> ini. Terimakasih sudah </w:t>
-      </w:r>
-      <w:proofErr w:type="spellStart"/>
-      <w:r>
-        <w:t>menemani</w:t>
-      </w:r>
-      <w:proofErr w:type="spellEnd"/>
-      <w:r>
-        <w:t xml:space="preserve"> dalam </w:t>
-      </w:r>
-      <w:proofErr w:type="spellStart"/>
-      <w:r>
-        <w:t>hal</w:t>
-      </w:r>
-      <w:proofErr w:type="spellEnd"/>
-      <w:r>
-        <w:t xml:space="preserve"> </w:t>
-      </w:r>
-      <w:proofErr w:type="spellStart"/>
-      <w:r>
-        <w:t>akademis</w:t>
-      </w:r>
-      <w:proofErr w:type="spellEnd"/>
-      <w:r>
-        <w:t xml:space="preserve"> dan non-</w:t>
-      </w:r>
-      <w:proofErr w:type="spellStart"/>
-      <w:r>
-        <w:t>akademik</w:t>
-      </w:r>
-      <w:proofErr w:type="spellEnd"/>
-      <w:r>
-        <w:t>.</w:t>
+      <w:r>
+        <w:br w:type="page"/>
       </w:r>
     </w:p>
-    <w:p>
-      <w:pPr>
-        <w:pStyle w:val="ListParagraph"/>
-        <w:numPr>
-          <w:ilvl w:val="0"/>
-          <w:numId w:val="12"/>
-        </w:numPr>
-        <w:spacing w:after="0"/>
-      </w:pPr>
-      <w:r>
-        <w:t>Bapak</w:t>
-      </w:r>
-      <w:r>
-        <w:t xml:space="preserve">, </w:t>
-      </w:r>
-      <w:r>
-        <w:t xml:space="preserve">Ibu Dosen </w:t>
-      </w:r>
-      <w:proofErr w:type="spellStart"/>
-      <w:r>
-        <w:t>pengampu</w:t>
-      </w:r>
-      <w:proofErr w:type="spellEnd"/>
-      <w:r>
-        <w:t>,</w:t>
-      </w:r>
-      <w:r>
-        <w:t xml:space="preserve"> dan </w:t>
-      </w:r>
-      <w:proofErr w:type="spellStart"/>
-      <w:r>
-        <w:t>pengajar</w:t>
-      </w:r>
-      <w:proofErr w:type="spellEnd"/>
-      <w:r>
-        <w:t xml:space="preserve">, yang </w:t>
-      </w:r>
-      <w:proofErr w:type="spellStart"/>
-      <w:r>
-        <w:t>selama</w:t>
-      </w:r>
-      <w:proofErr w:type="spellEnd"/>
-      <w:r>
-        <w:t xml:space="preserve"> ini </w:t>
-      </w:r>
-      <w:proofErr w:type="spellStart"/>
-      <w:r>
-        <w:t>telah</w:t>
-      </w:r>
-      <w:proofErr w:type="spellEnd"/>
-      <w:r>
-        <w:t xml:space="preserve"> </w:t>
-      </w:r>
-      <w:proofErr w:type="spellStart"/>
-      <w:r>
-        <w:t>tulus</w:t>
-      </w:r>
-      <w:proofErr w:type="spellEnd"/>
-      <w:r>
-        <w:t xml:space="preserve"> dan </w:t>
-      </w:r>
-      <w:proofErr w:type="spellStart"/>
-      <w:r>
-        <w:t>ikhlas</w:t>
-      </w:r>
-      <w:proofErr w:type="spellEnd"/>
-      <w:r>
-        <w:t xml:space="preserve"> </w:t>
-      </w:r>
-      <w:proofErr w:type="spellStart"/>
-      <w:r>
-        <w:t>meluangkan</w:t>
-      </w:r>
-      <w:proofErr w:type="spellEnd"/>
-      <w:r>
-        <w:t xml:space="preserve"> waktunya untuk </w:t>
-      </w:r>
-      <w:proofErr w:type="spellStart"/>
-      <w:r>
-        <w:t>menuntun</w:t>
-      </w:r>
-      <w:proofErr w:type="spellEnd"/>
-      <w:r>
-        <w:t xml:space="preserve"> dan </w:t>
-      </w:r>
-      <w:proofErr w:type="spellStart"/>
-      <w:r>
-        <w:t>mengarahkan</w:t>
-      </w:r>
-      <w:proofErr w:type="spellEnd"/>
-      <w:r>
-        <w:t xml:space="preserve"> </w:t>
-      </w:r>
-      <w:proofErr w:type="spellStart"/>
-      <w:r>
-        <w:t>saya</w:t>
-      </w:r>
-      <w:proofErr w:type="spellEnd"/>
-      <w:r>
-        <w:t xml:space="preserve">, </w:t>
-      </w:r>
-      <w:proofErr w:type="spellStart"/>
-      <w:r>
-        <w:t>memberikan</w:t>
-      </w:r>
-      <w:proofErr w:type="spellEnd"/>
-      <w:r>
-        <w:t xml:space="preserve"> </w:t>
-      </w:r>
-      <w:proofErr w:type="spellStart"/>
-      <w:r>
-        <w:t>pelajaran</w:t>
-      </w:r>
-      <w:proofErr w:type="spellEnd"/>
-      <w:r>
-        <w:t xml:space="preserve"> yang </w:t>
-      </w:r>
-      <w:proofErr w:type="spellStart"/>
-      <w:r>
-        <w:t>tiada</w:t>
-      </w:r>
-      <w:proofErr w:type="spellEnd"/>
-      <w:r>
-        <w:t xml:space="preserve"> </w:t>
-      </w:r>
-      <w:proofErr w:type="spellStart"/>
-      <w:r>
-        <w:t>ternilai</w:t>
-      </w:r>
-      <w:proofErr w:type="spellEnd"/>
-      <w:r>
-        <w:t xml:space="preserve"> </w:t>
-      </w:r>
-      <w:proofErr w:type="spellStart"/>
-      <w:r>
-        <w:t>harganya</w:t>
-      </w:r>
-      <w:proofErr w:type="spellEnd"/>
-      <w:r>
-        <w:t xml:space="preserve">, agar </w:t>
-      </w:r>
-      <w:proofErr w:type="spellStart"/>
-      <w:r>
-        <w:t>saya</w:t>
-      </w:r>
-      <w:proofErr w:type="spellEnd"/>
-      <w:r>
-        <w:t xml:space="preserve"> menjadi lebih baik. Terimakasih </w:t>
-      </w:r>
-      <w:proofErr w:type="spellStart"/>
-      <w:r>
-        <w:t>banyak</w:t>
-      </w:r>
-      <w:proofErr w:type="spellEnd"/>
-      <w:r>
-        <w:t xml:space="preserve"> Bapak dan Ibu </w:t>
-      </w:r>
-      <w:proofErr w:type="spellStart"/>
-      <w:r>
-        <w:t>dosen</w:t>
-      </w:r>
-      <w:proofErr w:type="spellEnd"/>
-      <w:r>
-        <w:t xml:space="preserve">, </w:t>
-      </w:r>
-      <w:proofErr w:type="spellStart"/>
-      <w:r>
-        <w:t>jasa</w:t>
-      </w:r>
-      <w:proofErr w:type="spellEnd"/>
-      <w:r>
-        <w:t xml:space="preserve"> kalian </w:t>
-      </w:r>
-      <w:proofErr w:type="spellStart"/>
-      <w:r>
-        <w:t>akan</w:t>
-      </w:r>
-      <w:proofErr w:type="spellEnd"/>
-      <w:r>
-        <w:t xml:space="preserve"> selalu </w:t>
-      </w:r>
-      <w:proofErr w:type="spellStart"/>
-      <w:r>
-        <w:t>terpatri</w:t>
-      </w:r>
-      <w:proofErr w:type="spellEnd"/>
-      <w:r>
-        <w:t xml:space="preserve"> di hati.</w:t>
-      </w:r>
-    </w:p>
-    <w:p>
-      <w:r>
-        <w:br w:type="page"/>
-      </w:r>
-    </w:p>
+    <w:bookmarkStart w:id="2" w:name="_Toc242911839" w:displacedByCustomXml="next"/>
     <w:sdt>
       <w:sdtPr>
         <w:rPr>
@@ -1630,7 +1306,6 @@
         </w:rPr>
       </w:sdtEndPr>
       <w:sdtContent>
-        <w:bookmarkStart w:id="2" w:name="_Toc242479770" w:displacedByCustomXml="prev"/>
         <w:p>
           <w:pPr>
             <w:pStyle w:val="Heading1"/>
@@ -1647,7 +1322,12 @@
               <w:tab w:val="right" w:leader="dot" w:pos="9062"/>
             </w:tabs>
             <w:rPr>
+              <w:rFonts w:asciiTheme="minorHAnsi" w:hAnsiTheme="minorHAnsi"/>
               <w:noProof/>
+              <w:kern w:val="2"/>
+              <w:szCs w:val="24"/>
+              <w:lang w:val="id-ID" w:eastAsia="id-ID"/>
+              <w14:ligatures w14:val="standardContextual"/>
             </w:rPr>
           </w:pPr>
           <w:r>
@@ -1659,7 +1339,7 @@
           <w:r>
             <w:fldChar w:fldCharType="separate"/>
           </w:r>
-          <w:hyperlink w:anchor="_Toc242479769" w:history="1">
+          <w:hyperlink w:anchor="_Toc242911838" w:history="1">
             <w:r>
               <w:rPr>
                 <w:rStyle w:val="Hyperlink"/>
@@ -1686,7 +1366,7 @@
                 <w:noProof/>
                 <w:webHidden/>
               </w:rPr>
-              <w:instrText xml:space="preserve"> PAGEREF _Toc242479769 \h </w:instrText>
+              <w:instrText xml:space="preserve"> PAGEREF _Toc242911838 \h </w:instrText>
             </w:r>
             <w:r>
               <w:rPr>
@@ -1706,7 +1386,7 @@
                 <w:noProof/>
                 <w:webHidden/>
               </w:rPr>
-              <w:t>2</w:t>
+              <w:t>ii</w:t>
             </w:r>
             <w:r>
               <w:rPr>
@@ -1724,10 +1404,15 @@
               <w:tab w:val="right" w:leader="dot" w:pos="9062"/>
             </w:tabs>
             <w:rPr>
+              <w:rFonts w:asciiTheme="minorHAnsi" w:hAnsiTheme="minorHAnsi"/>
               <w:noProof/>
+              <w:kern w:val="2"/>
+              <w:szCs w:val="24"/>
+              <w:lang w:val="id-ID" w:eastAsia="id-ID"/>
+              <w14:ligatures w14:val="standardContextual"/>
             </w:rPr>
           </w:pPr>
-          <w:hyperlink w:anchor="_Toc242479770" w:history="1">
+          <w:hyperlink w:anchor="_Toc242911839" w:history="1">
             <w:r>
               <w:rPr>
                 <w:rStyle w:val="Hyperlink"/>
@@ -1754,7 +1439,7 @@
                 <w:noProof/>
                 <w:webHidden/>
               </w:rPr>
-              <w:instrText xml:space="preserve"> PAGEREF _Toc242479770 \h </w:instrText>
+              <w:instrText xml:space="preserve"> PAGEREF _Toc242911839 \h </w:instrText>
             </w:r>
             <w:r>
               <w:rPr>
@@ -1774,7 +1459,7 @@
                 <w:noProof/>
                 <w:webHidden/>
               </w:rPr>
-              <w:t>3</w:t>
+              <w:t>iii</w:t>
             </w:r>
             <w:r>
               <w:rPr>
@@ -1792,16 +1477,21 @@
               <w:tab w:val="right" w:leader="dot" w:pos="9062"/>
             </w:tabs>
             <w:rPr>
+              <w:rFonts w:asciiTheme="minorHAnsi" w:hAnsiTheme="minorHAnsi"/>
               <w:noProof/>
+              <w:kern w:val="2"/>
+              <w:szCs w:val="24"/>
+              <w:lang w:val="id-ID" w:eastAsia="id-ID"/>
+              <w14:ligatures w14:val="standardContextual"/>
             </w:rPr>
           </w:pPr>
-          <w:hyperlink w:anchor="_Toc242479771" w:history="1">
+          <w:hyperlink w:anchor="_Toc242911840" w:history="1">
             <w:r>
               <w:rPr>
                 <w:rStyle w:val="Hyperlink"/>
                 <w:noProof/>
               </w:rPr>
-              <w:t>DAFTAR GAMBAR</w:t>
+              <w:t>DAFTAR TABEL</w:t>
             </w:r>
             <w:r>
               <w:rPr>
@@ -1822,7 +1512,7 @@
                 <w:noProof/>
                 <w:webHidden/>
               </w:rPr>
-              <w:instrText xml:space="preserve"> PAGEREF _Toc242479771 \h </w:instrText>
+              <w:instrText xml:space="preserve"> PAGEREF _Toc242911840 \h </w:instrText>
             </w:r>
             <w:r>
               <w:rPr>
@@ -1842,7 +1532,7 @@
                 <w:noProof/>
                 <w:webHidden/>
               </w:rPr>
-              <w:t>4</w:t>
+              <w:t>iv</w:t>
             </w:r>
             <w:r>
               <w:rPr>
@@ -1860,16 +1550,21 @@
               <w:tab w:val="right" w:leader="dot" w:pos="9062"/>
             </w:tabs>
             <w:rPr>
+              <w:rFonts w:asciiTheme="minorHAnsi" w:hAnsiTheme="minorHAnsi"/>
               <w:noProof/>
+              <w:kern w:val="2"/>
+              <w:szCs w:val="24"/>
+              <w:lang w:val="id-ID" w:eastAsia="id-ID"/>
+              <w14:ligatures w14:val="standardContextual"/>
             </w:rPr>
           </w:pPr>
-          <w:hyperlink w:anchor="_Toc242479772" w:history="1">
+          <w:hyperlink w:anchor="_Toc242911841" w:history="1">
             <w:r>
               <w:rPr>
                 <w:rStyle w:val="Hyperlink"/>
                 <w:noProof/>
               </w:rPr>
-              <w:t>DAFTAR TABEL</w:t>
+              <w:t>DAFTAR LAMPIRAN</w:t>
             </w:r>
             <w:r>
               <w:rPr>
@@ -1890,7 +1585,7 @@
                 <w:noProof/>
                 <w:webHidden/>
               </w:rPr>
-              <w:instrText xml:space="preserve"> PAGEREF _Toc242479772 \h </w:instrText>
+              <w:instrText xml:space="preserve"> PAGEREF _Toc242911841 \h </w:instrText>
             </w:r>
             <w:r>
               <w:rPr>
@@ -1910,7 +1605,7 @@
                 <w:noProof/>
                 <w:webHidden/>
               </w:rPr>
-              <w:t>5</w:t>
+              <w:t>v</w:t>
             </w:r>
             <w:r>
               <w:rPr>
@@ -1928,16 +1623,21 @@
               <w:tab w:val="right" w:leader="dot" w:pos="9062"/>
             </w:tabs>
             <w:rPr>
+              <w:rFonts w:asciiTheme="minorHAnsi" w:hAnsiTheme="minorHAnsi"/>
               <w:noProof/>
+              <w:kern w:val="2"/>
+              <w:szCs w:val="24"/>
+              <w:lang w:val="id-ID" w:eastAsia="id-ID"/>
+              <w14:ligatures w14:val="standardContextual"/>
             </w:rPr>
           </w:pPr>
-          <w:hyperlink w:anchor="_Toc242479773" w:history="1">
+          <w:hyperlink w:anchor="_Toc242911842" w:history="1">
             <w:r>
               <w:rPr>
                 <w:rStyle w:val="Hyperlink"/>
                 <w:noProof/>
               </w:rPr>
-              <w:t>DAFTAR LAMPIRAN</w:t>
+              <w:t>KONTEN</w:t>
             </w:r>
             <w:r>
               <w:rPr>
@@ -1958,7 +1658,7 @@
                 <w:noProof/>
                 <w:webHidden/>
               </w:rPr>
-              <w:instrText xml:space="preserve"> PAGEREF _Toc242479773 \h </w:instrText>
+              <w:instrText xml:space="preserve"> PAGEREF _Toc242911842 \h </w:instrText>
             </w:r>
             <w:r>
               <w:rPr>
@@ -1978,75 +1678,7 @@
                 <w:noProof/>
                 <w:webHidden/>
               </w:rPr>
-              <w:t>6</w:t>
-            </w:r>
-            <w:r>
-              <w:rPr>
-                <w:noProof/>
-                <w:webHidden/>
-              </w:rPr>
-              <w:fldChar w:fldCharType="end"/>
-            </w:r>
-          </w:hyperlink>
-        </w:p>
-        <w:p>
-          <w:pPr>
-            <w:pStyle w:val="TOC1"/>
-            <w:tabs>
-              <w:tab w:val="right" w:leader="dot" w:pos="9062"/>
-            </w:tabs>
-            <w:rPr>
-              <w:noProof/>
-            </w:rPr>
-          </w:pPr>
-          <w:hyperlink w:anchor="_Toc242479774" w:history="1">
-            <w:r>
-              <w:rPr>
-                <w:rStyle w:val="Hyperlink"/>
-                <w:noProof/>
-              </w:rPr>
-              <w:t>KONTEN</w:t>
-            </w:r>
-            <w:r>
-              <w:rPr>
-                <w:noProof/>
-                <w:webHidden/>
-              </w:rPr>
-              <w:tab/>
-            </w:r>
-            <w:r>
-              <w:rPr>
-                <w:noProof/>
-                <w:webHidden/>
-              </w:rPr>
-              <w:fldChar w:fldCharType="begin"/>
-            </w:r>
-            <w:r>
-              <w:rPr>
-                <w:noProof/>
-                <w:webHidden/>
-              </w:rPr>
-              <w:instrText xml:space="preserve"> PAGEREF _Toc242479774 \h </w:instrText>
-            </w:r>
-            <w:r>
-              <w:rPr>
-                <w:noProof/>
-                <w:webHidden/>
-              </w:rPr>
-            </w:r>
-            <w:r>
-              <w:rPr>
-                <w:noProof/>
-                <w:webHidden/>
-              </w:rPr>
-              <w:fldChar w:fldCharType="separate"/>
-            </w:r>
-            <w:r>
-              <w:rPr>
-                <w:noProof/>
-                <w:webHidden/>
-              </w:rPr>
-              <w:t>7</w:t>
+              <w:t>1</w:t>
             </w:r>
             <w:r>
               <w:rPr>
@@ -2065,10 +1697,15 @@
               <w:tab w:val="right" w:leader="dot" w:pos="9062"/>
             </w:tabs>
             <w:rPr>
+              <w:rFonts w:asciiTheme="minorHAnsi" w:hAnsiTheme="minorHAnsi"/>
               <w:noProof/>
+              <w:kern w:val="2"/>
+              <w:szCs w:val="24"/>
+              <w:lang w:val="id-ID" w:eastAsia="id-ID"/>
+              <w14:ligatures w14:val="standardContextual"/>
             </w:rPr>
           </w:pPr>
-          <w:hyperlink w:anchor="_Toc242479775" w:history="1">
+          <w:hyperlink w:anchor="_Toc242911843" w:history="1">
             <w:r>
               <w:rPr>
                 <w:rStyle w:val="Hyperlink"/>
@@ -2078,7 +1715,12 @@
             </w:r>
             <w:r>
               <w:rPr>
+                <w:rFonts w:asciiTheme="minorHAnsi" w:hAnsiTheme="minorHAnsi"/>
                 <w:noProof/>
+                <w:kern w:val="2"/>
+                <w:szCs w:val="24"/>
+                <w:lang w:val="id-ID" w:eastAsia="id-ID"/>
+                <w14:ligatures w14:val="standardContextual"/>
               </w:rPr>
               <w:tab/>
             </w:r>
@@ -2108,7 +1750,7 @@
                 <w:noProof/>
                 <w:webHidden/>
               </w:rPr>
-              <w:instrText xml:space="preserve"> PAGEREF _Toc242479775 \h </w:instrText>
+              <w:instrText xml:space="preserve"> PAGEREF _Toc242911843 \h </w:instrText>
             </w:r>
             <w:r>
               <w:rPr>
@@ -2128,7 +1770,7 @@
                 <w:noProof/>
                 <w:webHidden/>
               </w:rPr>
-              <w:t>7</w:t>
+              <w:t>1</w:t>
             </w:r>
             <w:r>
               <w:rPr>
@@ -2147,10 +1789,15 @@
               <w:tab w:val="right" w:leader="dot" w:pos="9062"/>
             </w:tabs>
             <w:rPr>
+              <w:rFonts w:asciiTheme="minorHAnsi" w:hAnsiTheme="minorHAnsi"/>
               <w:noProof/>
+              <w:kern w:val="2"/>
+              <w:szCs w:val="24"/>
+              <w:lang w:val="id-ID" w:eastAsia="id-ID"/>
+              <w14:ligatures w14:val="standardContextual"/>
             </w:rPr>
           </w:pPr>
-          <w:hyperlink w:anchor="_Toc242479776" w:history="1">
+          <w:hyperlink w:anchor="_Toc242911844" w:history="1">
             <w:r>
               <w:rPr>
                 <w:rStyle w:val="Hyperlink"/>
@@ -2160,7 +1807,12 @@
             </w:r>
             <w:r>
               <w:rPr>
+                <w:rFonts w:asciiTheme="minorHAnsi" w:hAnsiTheme="minorHAnsi"/>
                 <w:noProof/>
+                <w:kern w:val="2"/>
+                <w:szCs w:val="24"/>
+                <w:lang w:val="id-ID" w:eastAsia="id-ID"/>
+                <w14:ligatures w14:val="standardContextual"/>
               </w:rPr>
               <w:tab/>
             </w:r>
@@ -2190,7 +1842,7 @@
                 <w:noProof/>
                 <w:webHidden/>
               </w:rPr>
-              <w:instrText xml:space="preserve"> PAGEREF _Toc242479776 \h </w:instrText>
+              <w:instrText xml:space="preserve"> PAGEREF _Toc242911844 \h </w:instrText>
             </w:r>
             <w:r>
               <w:rPr>
@@ -2210,7 +1862,7 @@
                 <w:noProof/>
                 <w:webHidden/>
               </w:rPr>
-              <w:t>7</w:t>
+              <w:t>1</w:t>
             </w:r>
             <w:r>
               <w:rPr>
@@ -2229,10 +1881,15 @@
               <w:tab w:val="right" w:leader="dot" w:pos="9062"/>
             </w:tabs>
             <w:rPr>
+              <w:rFonts w:asciiTheme="minorHAnsi" w:hAnsiTheme="minorHAnsi"/>
               <w:noProof/>
+              <w:kern w:val="2"/>
+              <w:szCs w:val="24"/>
+              <w:lang w:val="id-ID" w:eastAsia="id-ID"/>
+              <w14:ligatures w14:val="standardContextual"/>
             </w:rPr>
           </w:pPr>
-          <w:hyperlink w:anchor="_Toc242479777" w:history="1">
+          <w:hyperlink w:anchor="_Toc242911845" w:history="1">
             <w:r>
               <w:rPr>
                 <w:rStyle w:val="Hyperlink"/>
@@ -2242,7 +1899,12 @@
             </w:r>
             <w:r>
               <w:rPr>
+                <w:rFonts w:asciiTheme="minorHAnsi" w:hAnsiTheme="minorHAnsi"/>
                 <w:noProof/>
+                <w:kern w:val="2"/>
+                <w:szCs w:val="24"/>
+                <w:lang w:val="id-ID" w:eastAsia="id-ID"/>
+                <w14:ligatures w14:val="standardContextual"/>
               </w:rPr>
               <w:tab/>
             </w:r>
@@ -2272,7 +1934,7 @@
                 <w:noProof/>
                 <w:webHidden/>
               </w:rPr>
-              <w:instrText xml:space="preserve"> PAGEREF _Toc242479777 \h </w:instrText>
+              <w:instrText xml:space="preserve"> PAGEREF _Toc242911845 \h </w:instrText>
             </w:r>
             <w:r>
               <w:rPr>
@@ -2292,7 +1954,7 @@
                 <w:noProof/>
                 <w:webHidden/>
               </w:rPr>
-              <w:t>8</w:t>
+              <w:t>2</w:t>
             </w:r>
             <w:r>
               <w:rPr>
@@ -2311,10 +1973,15 @@
               <w:tab w:val="right" w:leader="dot" w:pos="9062"/>
             </w:tabs>
             <w:rPr>
+              <w:rFonts w:asciiTheme="minorHAnsi" w:hAnsiTheme="minorHAnsi"/>
               <w:noProof/>
+              <w:kern w:val="2"/>
+              <w:szCs w:val="24"/>
+              <w:lang w:val="id-ID" w:eastAsia="id-ID"/>
+              <w14:ligatures w14:val="standardContextual"/>
             </w:rPr>
           </w:pPr>
-          <w:hyperlink w:anchor="_Toc242479778" w:history="1">
+          <w:hyperlink w:anchor="_Toc242911846" w:history="1">
             <w:r>
               <w:rPr>
                 <w:rStyle w:val="Hyperlink"/>
@@ -2324,7 +1991,12 @@
             </w:r>
             <w:r>
               <w:rPr>
+                <w:rFonts w:asciiTheme="minorHAnsi" w:hAnsiTheme="minorHAnsi"/>
                 <w:noProof/>
+                <w:kern w:val="2"/>
+                <w:szCs w:val="24"/>
+                <w:lang w:val="id-ID" w:eastAsia="id-ID"/>
+                <w14:ligatures w14:val="standardContextual"/>
               </w:rPr>
               <w:tab/>
             </w:r>
@@ -2354,7 +2026,7 @@
                 <w:noProof/>
                 <w:webHidden/>
               </w:rPr>
-              <w:instrText xml:space="preserve"> PAGEREF _Toc242479778 \h </w:instrText>
+              <w:instrText xml:space="preserve"> PAGEREF _Toc242911846 \h </w:instrText>
             </w:r>
             <w:r>
               <w:rPr>
@@ -2374,7 +2046,7 @@
                 <w:noProof/>
                 <w:webHidden/>
               </w:rPr>
-              <w:t>9</w:t>
+              <w:t>3</w:t>
             </w:r>
             <w:r>
               <w:rPr>
@@ -2393,10 +2065,15 @@
               <w:tab w:val="right" w:leader="dot" w:pos="9062"/>
             </w:tabs>
             <w:rPr>
+              <w:rFonts w:asciiTheme="minorHAnsi" w:hAnsiTheme="minorHAnsi"/>
               <w:noProof/>
+              <w:kern w:val="2"/>
+              <w:szCs w:val="24"/>
+              <w:lang w:val="id-ID" w:eastAsia="id-ID"/>
+              <w14:ligatures w14:val="standardContextual"/>
             </w:rPr>
           </w:pPr>
-          <w:hyperlink w:anchor="_Toc242479779" w:history="1">
+          <w:hyperlink w:anchor="_Toc242911847" w:history="1">
             <w:r>
               <w:rPr>
                 <w:rStyle w:val="Hyperlink"/>
@@ -2406,7 +2083,12 @@
             </w:r>
             <w:r>
               <w:rPr>
+                <w:rFonts w:asciiTheme="minorHAnsi" w:hAnsiTheme="minorHAnsi"/>
                 <w:noProof/>
+                <w:kern w:val="2"/>
+                <w:szCs w:val="24"/>
+                <w:lang w:val="id-ID" w:eastAsia="id-ID"/>
+                <w14:ligatures w14:val="standardContextual"/>
               </w:rPr>
               <w:tab/>
             </w:r>
@@ -2436,7 +2118,7 @@
                 <w:noProof/>
                 <w:webHidden/>
               </w:rPr>
-              <w:instrText xml:space="preserve"> PAGEREF _Toc242479779 \h </w:instrText>
+              <w:instrText xml:space="preserve"> PAGEREF _Toc242911847 \h </w:instrText>
             </w:r>
             <w:r>
               <w:rPr>
@@ -2456,7 +2138,7 @@
                 <w:noProof/>
                 <w:webHidden/>
               </w:rPr>
-              <w:t>14</w:t>
+              <w:t>8</w:t>
             </w:r>
             <w:r>
               <w:rPr>
@@ -2475,10 +2157,15 @@
               <w:tab w:val="right" w:leader="dot" w:pos="9062"/>
             </w:tabs>
             <w:rPr>
+              <w:rFonts w:asciiTheme="minorHAnsi" w:hAnsiTheme="minorHAnsi"/>
               <w:noProof/>
+              <w:kern w:val="2"/>
+              <w:szCs w:val="24"/>
+              <w:lang w:val="id-ID" w:eastAsia="id-ID"/>
+              <w14:ligatures w14:val="standardContextual"/>
             </w:rPr>
           </w:pPr>
-          <w:hyperlink w:anchor="_Toc242479780" w:history="1">
+          <w:hyperlink w:anchor="_Toc242911848" w:history="1">
             <w:r>
               <w:rPr>
                 <w:rStyle w:val="Hyperlink"/>
@@ -2488,7 +2175,12 @@
             </w:r>
             <w:r>
               <w:rPr>
+                <w:rFonts w:asciiTheme="minorHAnsi" w:hAnsiTheme="minorHAnsi"/>
                 <w:noProof/>
+                <w:kern w:val="2"/>
+                <w:szCs w:val="24"/>
+                <w:lang w:val="id-ID" w:eastAsia="id-ID"/>
+                <w14:ligatures w14:val="standardContextual"/>
               </w:rPr>
               <w:tab/>
             </w:r>
@@ -2518,7 +2210,7 @@
                 <w:noProof/>
                 <w:webHidden/>
               </w:rPr>
-              <w:instrText xml:space="preserve"> PAGEREF _Toc242479780 \h </w:instrText>
+              <w:instrText xml:space="preserve"> PAGEREF _Toc242911848 \h </w:instrText>
             </w:r>
             <w:r>
               <w:rPr>
@@ -2538,7 +2230,7 @@
                 <w:noProof/>
                 <w:webHidden/>
               </w:rPr>
-              <w:t>14</w:t>
+              <w:t>8</w:t>
             </w:r>
             <w:r>
               <w:rPr>
@@ -2557,10 +2249,15 @@
               <w:tab w:val="right" w:leader="dot" w:pos="9062"/>
             </w:tabs>
             <w:rPr>
+              <w:rFonts w:asciiTheme="minorHAnsi" w:hAnsiTheme="minorHAnsi"/>
               <w:noProof/>
+              <w:kern w:val="2"/>
+              <w:szCs w:val="24"/>
+              <w:lang w:val="id-ID" w:eastAsia="id-ID"/>
+              <w14:ligatures w14:val="standardContextual"/>
             </w:rPr>
           </w:pPr>
-          <w:hyperlink w:anchor="_Toc242479781" w:history="1">
+          <w:hyperlink w:anchor="_Toc242911849" w:history="1">
             <w:r>
               <w:rPr>
                 <w:rStyle w:val="Hyperlink"/>
@@ -2570,7 +2267,12 @@
             </w:r>
             <w:r>
               <w:rPr>
+                <w:rFonts w:asciiTheme="minorHAnsi" w:hAnsiTheme="minorHAnsi"/>
                 <w:noProof/>
+                <w:kern w:val="2"/>
+                <w:szCs w:val="24"/>
+                <w:lang w:val="id-ID" w:eastAsia="id-ID"/>
+                <w14:ligatures w14:val="standardContextual"/>
               </w:rPr>
               <w:tab/>
             </w:r>
@@ -2600,7 +2302,7 @@
                 <w:noProof/>
                 <w:webHidden/>
               </w:rPr>
-              <w:instrText xml:space="preserve"> PAGEREF _Toc242479781 \h </w:instrText>
+              <w:instrText xml:space="preserve"> PAGEREF _Toc242911849 \h </w:instrText>
             </w:r>
             <w:r>
               <w:rPr>
@@ -2620,7 +2322,7 @@
                 <w:noProof/>
                 <w:webHidden/>
               </w:rPr>
-              <w:t>14</w:t>
+              <w:t>9</w:t>
             </w:r>
             <w:r>
               <w:rPr>
@@ -2638,10 +2340,15 @@
               <w:tab w:val="right" w:leader="dot" w:pos="9062"/>
             </w:tabs>
             <w:rPr>
+              <w:rFonts w:asciiTheme="minorHAnsi" w:hAnsiTheme="minorHAnsi"/>
               <w:noProof/>
+              <w:kern w:val="2"/>
+              <w:szCs w:val="24"/>
+              <w:lang w:val="id-ID" w:eastAsia="id-ID"/>
+              <w14:ligatures w14:val="standardContextual"/>
             </w:rPr>
           </w:pPr>
-          <w:hyperlink w:anchor="_Toc242479782" w:history="1">
+          <w:hyperlink w:anchor="_Toc242911850" w:history="1">
             <w:r>
               <w:rPr>
                 <w:rStyle w:val="Hyperlink"/>
@@ -2668,7 +2375,7 @@
                 <w:noProof/>
                 <w:webHidden/>
               </w:rPr>
-              <w:instrText xml:space="preserve"> PAGEREF _Toc242479782 \h </w:instrText>
+              <w:instrText xml:space="preserve"> PAGEREF _Toc242911850 \h </w:instrText>
             </w:r>
             <w:r>
               <w:rPr>
@@ -2688,7 +2395,7 @@
                 <w:noProof/>
                 <w:webHidden/>
               </w:rPr>
-              <w:t>17</w:t>
+              <w:t>11</w:t>
             </w:r>
             <w:r>
               <w:rPr>
@@ -2706,10 +2413,15 @@
               <w:tab w:val="right" w:leader="dot" w:pos="9062"/>
             </w:tabs>
             <w:rPr>
+              <w:rFonts w:asciiTheme="minorHAnsi" w:hAnsiTheme="minorHAnsi"/>
               <w:noProof/>
+              <w:kern w:val="2"/>
+              <w:szCs w:val="24"/>
+              <w:lang w:val="id-ID" w:eastAsia="id-ID"/>
+              <w14:ligatures w14:val="standardContextual"/>
             </w:rPr>
           </w:pPr>
-          <w:hyperlink w:anchor="_Toc242479783" w:history="1">
+          <w:hyperlink w:anchor="_Toc242911851" w:history="1">
             <w:r>
               <w:rPr>
                 <w:rStyle w:val="Hyperlink"/>
@@ -2736,7 +2448,7 @@
                 <w:noProof/>
                 <w:webHidden/>
               </w:rPr>
-              <w:instrText xml:space="preserve"> PAGEREF _Toc242479783 \h </w:instrText>
+              <w:instrText xml:space="preserve"> PAGEREF _Toc242911851 \h </w:instrText>
             </w:r>
             <w:r>
               <w:rPr>
@@ -2756,7 +2468,7 @@
                 <w:noProof/>
                 <w:webHidden/>
               </w:rPr>
-              <w:t>18</w:t>
+              <w:t>12</w:t>
             </w:r>
             <w:r>
               <w:rPr>
@@ -2789,10 +2501,10 @@
       <w:pPr>
         <w:pStyle w:val="Heading1"/>
       </w:pPr>
-      <w:bookmarkStart w:id="3" w:name="_Toc242479771"/>
+      <w:bookmarkStart w:id="3" w:name="_Toc242911840"/>
       <w:r>
         <w:lastRenderedPageBreak/>
-        <w:t>DAFTAR GAMBAR</w:t>
+        <w:t>DAFTAR TABEL</w:t>
       </w:r>
       <w:bookmarkEnd w:id="3"/>
     </w:p>
@@ -2811,38 +2523,6 @@
           <w14:ligatures w14:val="standardContextual"/>
         </w:rPr>
       </w:pPr>
-    </w:p>
-    <w:p>
-      <w:r>
-        <w:br w:type="page"/>
-      </w:r>
-    </w:p>
-    <w:p>
-      <w:pPr>
-        <w:pStyle w:val="Heading1"/>
-      </w:pPr>
-      <w:bookmarkStart w:id="4" w:name="_Toc242479772"/>
-      <w:r>
-        <w:lastRenderedPageBreak/>
-        <w:t>DAFTAR TABEL</w:t>
-      </w:r>
-      <w:bookmarkEnd w:id="4"/>
-    </w:p>
-    <w:p>
-      <w:pPr>
-        <w:pStyle w:val="TableofFigures"/>
-        <w:tabs>
-          <w:tab w:val="right" w:leader="dot" w:pos="9062"/>
-        </w:tabs>
-        <w:rPr>
-          <w:rFonts w:asciiTheme="minorHAnsi" w:hAnsiTheme="minorHAnsi"/>
-          <w:noProof/>
-          <w:kern w:val="2"/>
-          <w:szCs w:val="24"/>
-          <w:lang w:val="id-ID" w:eastAsia="id-ID"/>
-          <w14:ligatures w14:val="standardContextual"/>
-        </w:rPr>
-      </w:pPr>
       <w:r>
         <w:fldChar w:fldCharType="begin"/>
       </w:r>
@@ -2852,13 +2532,27 @@
       <w:r>
         <w:fldChar w:fldCharType="separate"/>
       </w:r>
-      <w:hyperlink w:anchor="_Toc242832697" w:history="1">
+      <w:hyperlink w:anchor="_Toc242911592" w:history="1">
         <w:r>
           <w:rPr>
             <w:rStyle w:val="Hyperlink"/>
             <w:noProof/>
           </w:rPr>
-          <w:t>Tabel 1. Variabel Utama</w:t>
+          <w:t>Tabel 1. Variabel Ut</w:t>
+        </w:r>
+        <w:r>
+          <w:rPr>
+            <w:rStyle w:val="Hyperlink"/>
+            <w:noProof/>
+          </w:rPr>
+          <w:t>a</w:t>
+        </w:r>
+        <w:r>
+          <w:rPr>
+            <w:rStyle w:val="Hyperlink"/>
+            <w:noProof/>
+          </w:rPr>
+          <w:t>ma</w:t>
         </w:r>
         <w:r>
           <w:rPr>
@@ -2879,7 +2573,459 @@
             <w:noProof/>
             <w:webHidden/>
           </w:rPr>
-          <w:instrText xml:space="preserve"> PAGEREF _Toc242832697 \h </w:instrText>
+          <w:instrText xml:space="preserve"> PAGEREF _Toc242911592 \h </w:instrText>
+        </w:r>
+        <w:r>
+          <w:rPr>
+            <w:noProof/>
+            <w:webHidden/>
+          </w:rPr>
+        </w:r>
+        <w:r>
+          <w:rPr>
+            <w:noProof/>
+            <w:webHidden/>
+          </w:rPr>
+          <w:fldChar w:fldCharType="separate"/>
+        </w:r>
+        <w:r>
+          <w:rPr>
+            <w:noProof/>
+            <w:webHidden/>
+          </w:rPr>
+          <w:t>3</w:t>
+        </w:r>
+        <w:r>
+          <w:rPr>
+            <w:noProof/>
+            <w:webHidden/>
+          </w:rPr>
+          <w:fldChar w:fldCharType="end"/>
+        </w:r>
+      </w:hyperlink>
+    </w:p>
+    <w:p>
+      <w:pPr>
+        <w:pStyle w:val="TableofFigures"/>
+        <w:tabs>
+          <w:tab w:val="right" w:leader="dot" w:pos="9062"/>
+        </w:tabs>
+        <w:rPr>
+          <w:rFonts w:asciiTheme="minorHAnsi" w:hAnsiTheme="minorHAnsi"/>
+          <w:noProof/>
+          <w:kern w:val="2"/>
+          <w:szCs w:val="24"/>
+          <w:lang w:val="id-ID" w:eastAsia="id-ID"/>
+          <w14:ligatures w14:val="standardContextual"/>
+        </w:rPr>
+      </w:pPr>
+      <w:hyperlink w:anchor="_Toc242911593" w:history="1">
+        <w:r>
+          <w:rPr>
+            <w:rStyle w:val="Hyperlink"/>
+            <w:noProof/>
+          </w:rPr>
+          <w:t>Tabel 2. Head dan Tail Dataset (Column 1 – 8)</w:t>
+        </w:r>
+        <w:r>
+          <w:rPr>
+            <w:noProof/>
+            <w:webHidden/>
+          </w:rPr>
+          <w:tab/>
+        </w:r>
+        <w:r>
+          <w:rPr>
+            <w:noProof/>
+            <w:webHidden/>
+          </w:rPr>
+          <w:fldChar w:fldCharType="begin"/>
+        </w:r>
+        <w:r>
+          <w:rPr>
+            <w:noProof/>
+            <w:webHidden/>
+          </w:rPr>
+          <w:instrText xml:space="preserve"> PAGEREF _Toc242911593 \h </w:instrText>
+        </w:r>
+        <w:r>
+          <w:rPr>
+            <w:noProof/>
+            <w:webHidden/>
+          </w:rPr>
+        </w:r>
+        <w:r>
+          <w:rPr>
+            <w:noProof/>
+            <w:webHidden/>
+          </w:rPr>
+          <w:fldChar w:fldCharType="separate"/>
+        </w:r>
+        <w:r>
+          <w:rPr>
+            <w:noProof/>
+            <w:webHidden/>
+          </w:rPr>
+          <w:t>4</w:t>
+        </w:r>
+        <w:r>
+          <w:rPr>
+            <w:noProof/>
+            <w:webHidden/>
+          </w:rPr>
+          <w:fldChar w:fldCharType="end"/>
+        </w:r>
+      </w:hyperlink>
+    </w:p>
+    <w:p>
+      <w:pPr>
+        <w:pStyle w:val="TableofFigures"/>
+        <w:tabs>
+          <w:tab w:val="right" w:leader="dot" w:pos="9062"/>
+        </w:tabs>
+        <w:rPr>
+          <w:rFonts w:asciiTheme="minorHAnsi" w:hAnsiTheme="minorHAnsi"/>
+          <w:noProof/>
+          <w:kern w:val="2"/>
+          <w:szCs w:val="24"/>
+          <w:lang w:val="id-ID" w:eastAsia="id-ID"/>
+          <w14:ligatures w14:val="standardContextual"/>
+        </w:rPr>
+      </w:pPr>
+      <w:hyperlink w:anchor="_Toc242911594" w:history="1">
+        <w:r>
+          <w:rPr>
+            <w:rStyle w:val="Hyperlink"/>
+            <w:noProof/>
+          </w:rPr>
+          <w:t>Tabel 3. Head dan Tail Dataset (Column 9 – 16)</w:t>
+        </w:r>
+        <w:r>
+          <w:rPr>
+            <w:noProof/>
+            <w:webHidden/>
+          </w:rPr>
+          <w:tab/>
+        </w:r>
+        <w:r>
+          <w:rPr>
+            <w:noProof/>
+            <w:webHidden/>
+          </w:rPr>
+          <w:fldChar w:fldCharType="begin"/>
+        </w:r>
+        <w:r>
+          <w:rPr>
+            <w:noProof/>
+            <w:webHidden/>
+          </w:rPr>
+          <w:instrText xml:space="preserve"> PAGEREF _Toc242911594 \h </w:instrText>
+        </w:r>
+        <w:r>
+          <w:rPr>
+            <w:noProof/>
+            <w:webHidden/>
+          </w:rPr>
+        </w:r>
+        <w:r>
+          <w:rPr>
+            <w:noProof/>
+            <w:webHidden/>
+          </w:rPr>
+          <w:fldChar w:fldCharType="separate"/>
+        </w:r>
+        <w:r>
+          <w:rPr>
+            <w:noProof/>
+            <w:webHidden/>
+          </w:rPr>
+          <w:t>5</w:t>
+        </w:r>
+        <w:r>
+          <w:rPr>
+            <w:noProof/>
+            <w:webHidden/>
+          </w:rPr>
+          <w:fldChar w:fldCharType="end"/>
+        </w:r>
+      </w:hyperlink>
+    </w:p>
+    <w:p>
+      <w:pPr>
+        <w:pStyle w:val="TableofFigures"/>
+        <w:tabs>
+          <w:tab w:val="right" w:leader="dot" w:pos="9062"/>
+        </w:tabs>
+        <w:rPr>
+          <w:rFonts w:asciiTheme="minorHAnsi" w:hAnsiTheme="minorHAnsi"/>
+          <w:noProof/>
+          <w:kern w:val="2"/>
+          <w:szCs w:val="24"/>
+          <w:lang w:val="id-ID" w:eastAsia="id-ID"/>
+          <w14:ligatures w14:val="standardContextual"/>
+        </w:rPr>
+      </w:pPr>
+      <w:hyperlink w:anchor="_Toc242911595" w:history="1">
+        <w:r>
+          <w:rPr>
+            <w:rStyle w:val="Hyperlink"/>
+            <w:noProof/>
+          </w:rPr>
+          <w:t>Tabel 4. Head dan Tail Dataset (Column 17 – 24)</w:t>
+        </w:r>
+        <w:r>
+          <w:rPr>
+            <w:noProof/>
+            <w:webHidden/>
+          </w:rPr>
+          <w:tab/>
+        </w:r>
+        <w:r>
+          <w:rPr>
+            <w:noProof/>
+            <w:webHidden/>
+          </w:rPr>
+          <w:fldChar w:fldCharType="begin"/>
+        </w:r>
+        <w:r>
+          <w:rPr>
+            <w:noProof/>
+            <w:webHidden/>
+          </w:rPr>
+          <w:instrText xml:space="preserve"> PAGEREF _Toc242911595 \h </w:instrText>
+        </w:r>
+        <w:r>
+          <w:rPr>
+            <w:noProof/>
+            <w:webHidden/>
+          </w:rPr>
+        </w:r>
+        <w:r>
+          <w:rPr>
+            <w:noProof/>
+            <w:webHidden/>
+          </w:rPr>
+          <w:fldChar w:fldCharType="separate"/>
+        </w:r>
+        <w:r>
+          <w:rPr>
+            <w:noProof/>
+            <w:webHidden/>
+          </w:rPr>
+          <w:t>6</w:t>
+        </w:r>
+        <w:r>
+          <w:rPr>
+            <w:noProof/>
+            <w:webHidden/>
+          </w:rPr>
+          <w:fldChar w:fldCharType="end"/>
+        </w:r>
+      </w:hyperlink>
+    </w:p>
+    <w:p>
+      <w:pPr>
+        <w:pStyle w:val="TableofFigures"/>
+        <w:tabs>
+          <w:tab w:val="right" w:leader="dot" w:pos="9062"/>
+        </w:tabs>
+        <w:rPr>
+          <w:rFonts w:asciiTheme="minorHAnsi" w:hAnsiTheme="minorHAnsi"/>
+          <w:noProof/>
+          <w:kern w:val="2"/>
+          <w:szCs w:val="24"/>
+          <w:lang w:val="id-ID" w:eastAsia="id-ID"/>
+          <w14:ligatures w14:val="standardContextual"/>
+        </w:rPr>
+      </w:pPr>
+      <w:hyperlink w:anchor="_Toc242911596" w:history="1">
+        <w:r>
+          <w:rPr>
+            <w:rStyle w:val="Hyperlink"/>
+            <w:noProof/>
+          </w:rPr>
+          <w:t>Tabel 5. Head dan Tail Dataset (Column 25 – 30)</w:t>
+        </w:r>
+        <w:r>
+          <w:rPr>
+            <w:noProof/>
+            <w:webHidden/>
+          </w:rPr>
+          <w:tab/>
+        </w:r>
+        <w:r>
+          <w:rPr>
+            <w:noProof/>
+            <w:webHidden/>
+          </w:rPr>
+          <w:fldChar w:fldCharType="begin"/>
+        </w:r>
+        <w:r>
+          <w:rPr>
+            <w:noProof/>
+            <w:webHidden/>
+          </w:rPr>
+          <w:instrText xml:space="preserve"> PAGEREF _Toc242911596 \h </w:instrText>
+        </w:r>
+        <w:r>
+          <w:rPr>
+            <w:noProof/>
+            <w:webHidden/>
+          </w:rPr>
+        </w:r>
+        <w:r>
+          <w:rPr>
+            <w:noProof/>
+            <w:webHidden/>
+          </w:rPr>
+          <w:fldChar w:fldCharType="separate"/>
+        </w:r>
+        <w:r>
+          <w:rPr>
+            <w:noProof/>
+            <w:webHidden/>
+          </w:rPr>
+          <w:t>7</w:t>
+        </w:r>
+        <w:r>
+          <w:rPr>
+            <w:noProof/>
+            <w:webHidden/>
+          </w:rPr>
+          <w:fldChar w:fldCharType="end"/>
+        </w:r>
+      </w:hyperlink>
+    </w:p>
+    <w:p>
+      <w:pPr>
+        <w:pStyle w:val="TableofFigures"/>
+        <w:tabs>
+          <w:tab w:val="right" w:leader="dot" w:pos="9062"/>
+        </w:tabs>
+        <w:rPr>
+          <w:rFonts w:asciiTheme="minorHAnsi" w:hAnsiTheme="minorHAnsi"/>
+          <w:noProof/>
+          <w:kern w:val="2"/>
+          <w:szCs w:val="24"/>
+          <w:lang w:val="id-ID" w:eastAsia="id-ID"/>
+          <w14:ligatures w14:val="standardContextual"/>
+        </w:rPr>
+      </w:pPr>
+      <w:hyperlink w:anchor="_Toc242911597" w:history="1">
+        <w:r>
+          <w:rPr>
+            <w:rStyle w:val="Hyperlink"/>
+            <w:noProof/>
+          </w:rPr>
+          <w:t>Tabel 6. Tools Digunak</w:t>
+        </w:r>
+        <w:r>
+          <w:rPr>
+            <w:rStyle w:val="Hyperlink"/>
+            <w:noProof/>
+          </w:rPr>
+          <w:t>a</w:t>
+        </w:r>
+        <w:r>
+          <w:rPr>
+            <w:rStyle w:val="Hyperlink"/>
+            <w:noProof/>
+          </w:rPr>
+          <w:t>n</w:t>
+        </w:r>
+        <w:r>
+          <w:rPr>
+            <w:noProof/>
+            <w:webHidden/>
+          </w:rPr>
+          <w:tab/>
+        </w:r>
+        <w:r>
+          <w:rPr>
+            <w:noProof/>
+            <w:webHidden/>
+          </w:rPr>
+          <w:fldChar w:fldCharType="begin"/>
+        </w:r>
+        <w:r>
+          <w:rPr>
+            <w:noProof/>
+            <w:webHidden/>
+          </w:rPr>
+          <w:instrText xml:space="preserve"> PAGEREF _Toc242911597 \h </w:instrText>
+        </w:r>
+        <w:r>
+          <w:rPr>
+            <w:noProof/>
+            <w:webHidden/>
+          </w:rPr>
+        </w:r>
+        <w:r>
+          <w:rPr>
+            <w:noProof/>
+            <w:webHidden/>
+          </w:rPr>
+          <w:fldChar w:fldCharType="separate"/>
+        </w:r>
+        <w:r>
+          <w:rPr>
+            <w:noProof/>
+            <w:webHidden/>
+          </w:rPr>
+          <w:t>8</w:t>
+        </w:r>
+        <w:r>
+          <w:rPr>
+            <w:noProof/>
+            <w:webHidden/>
+          </w:rPr>
+          <w:fldChar w:fldCharType="end"/>
+        </w:r>
+      </w:hyperlink>
+    </w:p>
+    <w:p>
+      <w:pPr>
+        <w:pStyle w:val="TableofFigures"/>
+        <w:tabs>
+          <w:tab w:val="right" w:leader="dot" w:pos="9062"/>
+        </w:tabs>
+        <w:rPr>
+          <w:rFonts w:asciiTheme="minorHAnsi" w:hAnsiTheme="minorHAnsi"/>
+          <w:noProof/>
+          <w:kern w:val="2"/>
+          <w:szCs w:val="24"/>
+          <w:lang w:val="id-ID" w:eastAsia="id-ID"/>
+          <w14:ligatures w14:val="standardContextual"/>
+        </w:rPr>
+      </w:pPr>
+      <w:hyperlink w:anchor="_Toc242911598" w:history="1">
+        <w:r>
+          <w:rPr>
+            <w:rStyle w:val="Hyperlink"/>
+            <w:noProof/>
+          </w:rPr>
+          <w:t>Tabel 7. Rencana Visualisasi yang Dibuat</w:t>
+        </w:r>
+        <w:r>
+          <w:rPr>
+            <w:noProof/>
+            <w:webHidden/>
+          </w:rPr>
+          <w:tab/>
+        </w:r>
+        <w:r>
+          <w:rPr>
+            <w:noProof/>
+            <w:webHidden/>
+          </w:rPr>
+          <w:fldChar w:fldCharType="begin"/>
+        </w:r>
+        <w:r>
+          <w:rPr>
+            <w:noProof/>
+            <w:webHidden/>
+          </w:rPr>
+          <w:instrText xml:space="preserve"> PAGEREF _Toc242911598 \h </w:instrText>
         </w:r>
         <w:r>
           <w:rPr>
@@ -2911,6 +3057,36 @@
       </w:hyperlink>
     </w:p>
     <w:p>
+      <w:r>
+        <w:fldChar w:fldCharType="end"/>
+      </w:r>
+    </w:p>
+    <w:p>
+      <w:pPr>
+        <w:rPr>
+          <w:rFonts w:eastAsiaTheme="majorEastAsia" w:cstheme="majorBidi"/>
+          <w:b/>
+          <w:bCs/>
+          <w:sz w:val="28"/>
+          <w:szCs w:val="28"/>
+        </w:rPr>
+      </w:pPr>
+      <w:r>
+        <w:br w:type="page"/>
+      </w:r>
+    </w:p>
+    <w:p>
+      <w:pPr>
+        <w:pStyle w:val="Heading1"/>
+      </w:pPr>
+      <w:bookmarkStart w:id="4" w:name="_Toc242911841"/>
+      <w:r>
+        <w:lastRenderedPageBreak/>
+        <w:t>DAFTAR LAMPIRAN</w:t>
+      </w:r>
+      <w:bookmarkEnd w:id="4"/>
+    </w:p>
+    <w:p>
       <w:pPr>
         <w:pStyle w:val="TableofFigures"/>
         <w:tabs>
@@ -2925,13 +3101,22 @@
           <w14:ligatures w14:val="standardContextual"/>
         </w:rPr>
       </w:pPr>
-      <w:hyperlink w:anchor="_Toc242832698" w:history="1">
+      <w:r>
+        <w:fldChar w:fldCharType="begin"/>
+      </w:r>
+      <w:r>
+        <w:instrText xml:space="preserve"> TOC \h \z \c "Lampiran" </w:instrText>
+      </w:r>
+      <w:r>
+        <w:fldChar w:fldCharType="separate"/>
+      </w:r>
+      <w:hyperlink w:anchor="_Toc242911523" w:history="1">
         <w:r>
           <w:rPr>
             <w:rStyle w:val="Hyperlink"/>
             <w:noProof/>
           </w:rPr>
-          <w:t>Tabel 2. Head dan Tail Dataset (Column 1 – 8)</w:t>
+          <w:t>Lampiran 1. Lembar Konsultasi</w:t>
         </w:r>
         <w:r>
           <w:rPr>
@@ -2952,153 +3137,7 @@
             <w:noProof/>
             <w:webHidden/>
           </w:rPr>
-          <w:instrText xml:space="preserve"> PAGEREF _Toc242832698 \h </w:instrText>
-        </w:r>
-        <w:r>
-          <w:rPr>
-            <w:noProof/>
-            <w:webHidden/>
-          </w:rPr>
-        </w:r>
-        <w:r>
-          <w:rPr>
-            <w:noProof/>
-            <w:webHidden/>
-          </w:rPr>
-          <w:fldChar w:fldCharType="separate"/>
-        </w:r>
-        <w:r>
-          <w:rPr>
-            <w:noProof/>
-            <w:webHidden/>
-          </w:rPr>
-          <w:t>10</w:t>
-        </w:r>
-        <w:r>
-          <w:rPr>
-            <w:noProof/>
-            <w:webHidden/>
-          </w:rPr>
-          <w:fldChar w:fldCharType="end"/>
-        </w:r>
-      </w:hyperlink>
-    </w:p>
-    <w:p>
-      <w:pPr>
-        <w:pStyle w:val="TableofFigures"/>
-        <w:tabs>
-          <w:tab w:val="right" w:leader="dot" w:pos="9062"/>
-        </w:tabs>
-        <w:rPr>
-          <w:rFonts w:asciiTheme="minorHAnsi" w:hAnsiTheme="minorHAnsi"/>
-          <w:noProof/>
-          <w:kern w:val="2"/>
-          <w:szCs w:val="24"/>
-          <w:lang w:val="id-ID" w:eastAsia="id-ID"/>
-          <w14:ligatures w14:val="standardContextual"/>
-        </w:rPr>
-      </w:pPr>
-      <w:hyperlink w:anchor="_Toc242832699" w:history="1">
-        <w:r>
-          <w:rPr>
-            <w:rStyle w:val="Hyperlink"/>
-            <w:noProof/>
-          </w:rPr>
-          <w:t>Tabel 3. Head dan Tail Dataset (Column 9 - 16)</w:t>
-        </w:r>
-        <w:r>
-          <w:rPr>
-            <w:noProof/>
-            <w:webHidden/>
-          </w:rPr>
-          <w:tab/>
-        </w:r>
-        <w:r>
-          <w:rPr>
-            <w:noProof/>
-            <w:webHidden/>
-          </w:rPr>
-          <w:fldChar w:fldCharType="begin"/>
-        </w:r>
-        <w:r>
-          <w:rPr>
-            <w:noProof/>
-            <w:webHidden/>
-          </w:rPr>
-          <w:instrText xml:space="preserve"> PAGEREF _Toc242832699 \h </w:instrText>
-        </w:r>
-        <w:r>
-          <w:rPr>
-            <w:noProof/>
-            <w:webHidden/>
-          </w:rPr>
-        </w:r>
-        <w:r>
-          <w:rPr>
-            <w:noProof/>
-            <w:webHidden/>
-          </w:rPr>
-          <w:fldChar w:fldCharType="separate"/>
-        </w:r>
-        <w:r>
-          <w:rPr>
-            <w:noProof/>
-            <w:webHidden/>
-          </w:rPr>
-          <w:t>11</w:t>
-        </w:r>
-        <w:r>
-          <w:rPr>
-            <w:noProof/>
-            <w:webHidden/>
-          </w:rPr>
-          <w:fldChar w:fldCharType="end"/>
-        </w:r>
-      </w:hyperlink>
-    </w:p>
-    <w:p>
-      <w:pPr>
-        <w:pStyle w:val="TableofFigures"/>
-        <w:tabs>
-          <w:tab w:val="right" w:leader="dot" w:pos="9062"/>
-        </w:tabs>
-        <w:rPr>
-          <w:rFonts w:asciiTheme="minorHAnsi" w:hAnsiTheme="minorHAnsi"/>
-          <w:noProof/>
-          <w:kern w:val="2"/>
-          <w:szCs w:val="24"/>
-          <w:lang w:val="id-ID" w:eastAsia="id-ID"/>
-          <w14:ligatures w14:val="standardContextual"/>
-        </w:rPr>
-      </w:pPr>
-      <w:hyperlink w:anchor="_Toc242832700" w:history="1">
-        <w:r>
-          <w:rPr>
-            <w:rStyle w:val="Hyperlink"/>
-            <w:noProof/>
-          </w:rPr>
-          <w:t>Tabel 4. Head dan Tail Dataset (Column 17 - 24)</w:t>
-        </w:r>
-        <w:r>
-          <w:rPr>
-            <w:noProof/>
-            <w:webHidden/>
-          </w:rPr>
-          <w:tab/>
-        </w:r>
-        <w:r>
-          <w:rPr>
-            <w:noProof/>
-            <w:webHidden/>
-          </w:rPr>
-          <w:fldChar w:fldCharType="begin"/>
-        </w:r>
-        <w:r>
-          <w:rPr>
-            <w:noProof/>
-            <w:webHidden/>
-          </w:rPr>
-          <w:instrText xml:space="preserve"> PAGEREF _Toc242832700 \h </w:instrText>
+          <w:instrText xml:space="preserve"> PAGEREF _Toc242911523 \h </w:instrText>
         </w:r>
         <w:r>
           <w:rPr>
@@ -3130,284 +3169,32 @@
       </w:hyperlink>
     </w:p>
     <w:p>
-      <w:pPr>
-        <w:pStyle w:val="TableofFigures"/>
-        <w:tabs>
-          <w:tab w:val="right" w:leader="dot" w:pos="9062"/>
-        </w:tabs>
-        <w:rPr>
-          <w:rFonts w:asciiTheme="minorHAnsi" w:hAnsiTheme="minorHAnsi"/>
-          <w:noProof/>
-          <w:kern w:val="2"/>
-          <w:szCs w:val="24"/>
-          <w:lang w:val="id-ID" w:eastAsia="id-ID"/>
-          <w14:ligatures w14:val="standardContextual"/>
-        </w:rPr>
-      </w:pPr>
-      <w:hyperlink w:anchor="_Toc242832701" w:history="1">
-        <w:r>
-          <w:rPr>
-            <w:rStyle w:val="Hyperlink"/>
-            <w:noProof/>
-          </w:rPr>
-          <w:t xml:space="preserve">Tabel 5. Head </w:t>
-        </w:r>
-        <w:r>
-          <w:rPr>
-            <w:rStyle w:val="Hyperlink"/>
-            <w:noProof/>
-          </w:rPr>
-          <w:t>d</w:t>
-        </w:r>
-        <w:r>
-          <w:rPr>
-            <w:rStyle w:val="Hyperlink"/>
-            <w:noProof/>
-          </w:rPr>
-          <w:t>an Tail Dataset (Column 25 - 30)</w:t>
-        </w:r>
-        <w:r>
-          <w:rPr>
-            <w:noProof/>
-            <w:webHidden/>
-          </w:rPr>
-          <w:tab/>
-        </w:r>
-        <w:r>
-          <w:rPr>
-            <w:noProof/>
-            <w:webHidden/>
-          </w:rPr>
-          <w:fldChar w:fldCharType="begin"/>
-        </w:r>
-        <w:r>
-          <w:rPr>
-            <w:noProof/>
-            <w:webHidden/>
-          </w:rPr>
-          <w:instrText xml:space="preserve"> PAGEREF _Toc242832701 \h </w:instrText>
-        </w:r>
-        <w:r>
-          <w:rPr>
-            <w:noProof/>
-            <w:webHidden/>
-          </w:rPr>
-        </w:r>
-        <w:r>
-          <w:rPr>
-            <w:noProof/>
-            <w:webHidden/>
-          </w:rPr>
-          <w:fldChar w:fldCharType="separate"/>
-        </w:r>
-        <w:r>
-          <w:rPr>
-            <w:noProof/>
-            <w:webHidden/>
-          </w:rPr>
-          <w:t>13</w:t>
-        </w:r>
-        <w:r>
-          <w:rPr>
-            <w:noProof/>
-            <w:webHidden/>
-          </w:rPr>
-          <w:fldChar w:fldCharType="end"/>
-        </w:r>
-      </w:hyperlink>
+      <w:r>
+        <w:fldChar w:fldCharType="end"/>
+      </w:r>
     </w:p>
+    <w:p/>
     <w:p>
       <w:pPr>
-        <w:pStyle w:val="TableofFigures"/>
-        <w:tabs>
-          <w:tab w:val="right" w:leader="dot" w:pos="9062"/>
-        </w:tabs>
-        <w:rPr>
-          <w:rFonts w:asciiTheme="minorHAnsi" w:hAnsiTheme="minorHAnsi"/>
-          <w:noProof/>
-          <w:kern w:val="2"/>
-          <w:szCs w:val="24"/>
-          <w:lang w:val="id-ID" w:eastAsia="id-ID"/>
-          <w14:ligatures w14:val="standardContextual"/>
-        </w:rPr>
+        <w:sectPr>
+          <w:pgSz w:w="11906" w:h="16838"/>
+          <w:pgMar w:top="1417" w:right="1417" w:bottom="1417" w:left="1417" w:header="720" w:footer="720" w:gutter="0"/>
+          <w:pgNumType w:fmt="lowerRoman"/>
+          <w:cols w:space="720"/>
+          <w:docGrid w:linePitch="360"/>
+        </w:sectPr>
       </w:pPr>
-      <w:hyperlink w:anchor="_Toc242832702" w:history="1">
-        <w:r>
-          <w:rPr>
-            <w:rStyle w:val="Hyperlink"/>
-            <w:noProof/>
-          </w:rPr>
-          <w:t>Tabel 6. Tools Digunakan</w:t>
-        </w:r>
-        <w:r>
-          <w:rPr>
-            <w:noProof/>
-            <w:webHidden/>
-          </w:rPr>
-          <w:tab/>
-        </w:r>
-        <w:r>
-          <w:rPr>
-            <w:noProof/>
-            <w:webHidden/>
-          </w:rPr>
-          <w:fldChar w:fldCharType="begin"/>
-        </w:r>
-        <w:r>
-          <w:rPr>
-            <w:noProof/>
-            <w:webHidden/>
-          </w:rPr>
-          <w:instrText xml:space="preserve"> PAGEREF _Toc242832702 \h </w:instrText>
-        </w:r>
-        <w:r>
-          <w:rPr>
-            <w:noProof/>
-            <w:webHidden/>
-          </w:rPr>
-        </w:r>
-        <w:r>
-          <w:rPr>
-            <w:noProof/>
-            <w:webHidden/>
-          </w:rPr>
-          <w:fldChar w:fldCharType="separate"/>
-        </w:r>
-        <w:r>
-          <w:rPr>
-            <w:noProof/>
-            <w:webHidden/>
-          </w:rPr>
-          <w:t>14</w:t>
-        </w:r>
-        <w:r>
-          <w:rPr>
-            <w:noProof/>
-            <w:webHidden/>
-          </w:rPr>
-          <w:fldChar w:fldCharType="end"/>
-        </w:r>
-      </w:hyperlink>
-    </w:p>
-    <w:p>
-      <w:pPr>
-        <w:pStyle w:val="TableofFigures"/>
-        <w:tabs>
-          <w:tab w:val="right" w:leader="dot" w:pos="9062"/>
-        </w:tabs>
-        <w:rPr>
-          <w:rFonts w:asciiTheme="minorHAnsi" w:hAnsiTheme="minorHAnsi"/>
-          <w:noProof/>
-          <w:kern w:val="2"/>
-          <w:szCs w:val="24"/>
-          <w:lang w:val="id-ID" w:eastAsia="id-ID"/>
-          <w14:ligatures w14:val="standardContextual"/>
-        </w:rPr>
-      </w:pPr>
-      <w:hyperlink w:anchor="_Toc242832703" w:history="1">
-        <w:r>
-          <w:rPr>
-            <w:rStyle w:val="Hyperlink"/>
-            <w:noProof/>
-          </w:rPr>
-          <w:t>Tabel 7. Rencana Visualisasi yang Dibuat</w:t>
-        </w:r>
-        <w:r>
-          <w:rPr>
-            <w:noProof/>
-            <w:webHidden/>
-          </w:rPr>
-          <w:tab/>
-        </w:r>
-        <w:r>
-          <w:rPr>
-            <w:noProof/>
-            <w:webHidden/>
-          </w:rPr>
-          <w:fldChar w:fldCharType="begin"/>
-        </w:r>
-        <w:r>
-          <w:rPr>
-            <w:noProof/>
-            <w:webHidden/>
-          </w:rPr>
-          <w:instrText xml:space="preserve"> PAGEREF _Toc242832703 \h </w:instrText>
-        </w:r>
-        <w:r>
-          <w:rPr>
-            <w:noProof/>
-            <w:webHidden/>
-          </w:rPr>
-        </w:r>
-        <w:r>
-          <w:rPr>
-            <w:noProof/>
-            <w:webHidden/>
-          </w:rPr>
-          <w:fldChar w:fldCharType="separate"/>
-        </w:r>
-        <w:r>
-          <w:rPr>
-            <w:noProof/>
-            <w:webHidden/>
-          </w:rPr>
-          <w:t>15</w:t>
-        </w:r>
-        <w:r>
-          <w:rPr>
-            <w:noProof/>
-            <w:webHidden/>
-          </w:rPr>
-          <w:fldChar w:fldCharType="end"/>
-        </w:r>
-      </w:hyperlink>
-    </w:p>
-    <w:p>
-      <w:r>
-        <w:fldChar w:fldCharType="end"/>
-      </w:r>
-    </w:p>
-    <w:p>
-      <w:pPr>
-        <w:rPr>
-          <w:rFonts w:eastAsiaTheme="majorEastAsia" w:cstheme="majorBidi"/>
-          <w:b/>
-          <w:bCs/>
-          <w:sz w:val="28"/>
-          <w:szCs w:val="28"/>
-        </w:rPr>
-      </w:pPr>
-      <w:r>
-        <w:br w:type="page"/>
-      </w:r>
     </w:p>
     <w:p>
       <w:pPr>
         <w:pStyle w:val="Heading1"/>
       </w:pPr>
-      <w:bookmarkStart w:id="5" w:name="_Toc242479773"/>
-      <w:r>
-        <w:lastRenderedPageBreak/>
-        <w:t>DAFTAR LAMPIRAN</w:t>
-      </w:r>
-      <w:bookmarkEnd w:id="5"/>
-    </w:p>
-    <w:p/>
-    <w:p>
-      <w:r>
-        <w:br w:type="page"/>
-      </w:r>
-    </w:p>
-    <w:p>
-      <w:pPr>
-        <w:pStyle w:val="Heading1"/>
-      </w:pPr>
-      <w:bookmarkStart w:id="6" w:name="_Toc242479774"/>
+      <w:bookmarkStart w:id="5" w:name="_Toc242911842"/>
       <w:r>
         <w:lastRenderedPageBreak/>
         <w:t>KONTEN</w:t>
       </w:r>
-      <w:bookmarkEnd w:id="6"/>
+      <w:bookmarkEnd w:id="5"/>
     </w:p>
     <w:p>
       <w:pPr>
@@ -3421,7 +3208,7 @@
           <w:bCs w:val="0"/>
         </w:rPr>
       </w:pPr>
-      <w:bookmarkStart w:id="7" w:name="_Toc242479775"/>
+      <w:bookmarkStart w:id="6" w:name="_Toc242911843"/>
       <w:proofErr w:type="spellStart"/>
       <w:r>
         <w:rPr>
@@ -3430,7 +3217,7 @@
         </w:rPr>
         <w:t>Judul</w:t>
       </w:r>
-      <w:bookmarkEnd w:id="7"/>
+      <w:bookmarkEnd w:id="6"/>
       <w:proofErr w:type="spellEnd"/>
     </w:p>
     <w:p>
@@ -3476,30 +3263,49 @@
     </w:p>
     <w:p>
       <w:pPr>
-        <w:pStyle w:val="ListParagraph"/>
-        <w:numPr>
-          <w:ilvl w:val="1"/>
-          <w:numId w:val="14"/>
-        </w:numPr>
         <w:spacing w:after="0"/>
+        <w:rPr>
+          <w:b/>
+          <w:bCs/>
+        </w:rPr>
       </w:pPr>
       <w:r>
+        <w:rPr>
+          <w:b/>
+          <w:bCs/>
+        </w:rPr>
+        <w:t xml:space="preserve">1.1 </w:t>
+      </w:r>
+      <w:proofErr w:type="spellStart"/>
+      <w:r>
+        <w:rPr>
+          <w:b/>
+          <w:bCs/>
+        </w:rPr>
+        <w:t>Penjelasan</w:t>
+      </w:r>
+      <w:proofErr w:type="spellEnd"/>
+      <w:r>
+        <w:rPr>
+          <w:b/>
+          <w:bCs/>
+        </w:rPr>
         <w:t xml:space="preserve"> </w:t>
       </w:r>
       <w:proofErr w:type="spellStart"/>
       <w:r>
-        <w:t>Penjelasan</w:t>
-      </w:r>
-      <w:proofErr w:type="spellEnd"/>
-      <w:r>
-        <w:t xml:space="preserve"> </w:t>
-      </w:r>
-      <w:proofErr w:type="spellStart"/>
-      <w:r>
+        <w:rPr>
+          <w:b/>
+          <w:bCs/>
+        </w:rPr>
         <w:t>Singkat</w:t>
       </w:r>
       <w:proofErr w:type="spellEnd"/>
       <w:r>
+        <w:rPr>
+          <w:b/>
+          <w:bCs/>
+        </w:rPr>
         <w:t xml:space="preserve"> </w:t>
       </w:r>
     </w:p>
@@ -3858,7 +3664,7 @@
           <w:rStyle w:val="Heading2Char"/>
         </w:rPr>
       </w:pPr>
-      <w:bookmarkStart w:id="8" w:name="_Toc242479776"/>
+      <w:bookmarkStart w:id="7" w:name="_Toc242911844"/>
       <w:proofErr w:type="spellStart"/>
       <w:r>
         <w:rPr>
@@ -3866,14 +3672,22 @@
         </w:rPr>
         <w:t>Urgensi</w:t>
       </w:r>
-      <w:bookmarkEnd w:id="8"/>
+      <w:bookmarkEnd w:id="7"/>
       <w:proofErr w:type="spellEnd"/>
     </w:p>
     <w:p>
       <w:pPr>
         <w:spacing w:after="0"/>
+        <w:rPr>
+          <w:b/>
+          <w:bCs/>
+        </w:rPr>
       </w:pPr>
       <w:r>
+        <w:rPr>
+          <w:b/>
+          <w:bCs/>
+        </w:rPr>
         <w:t>2.1 Impact</w:t>
       </w:r>
     </w:p>
@@ -4185,17 +3999,24 @@
     <w:p>
       <w:pPr>
         <w:spacing w:after="0"/>
+        <w:rPr>
+          <w:b/>
+          <w:bCs/>
+        </w:rPr>
       </w:pPr>
-    </w:p>
-    <w:p>
-      <w:pPr>
-        <w:spacing w:after="0"/>
-      </w:pPr>
-      <w:r>
+      <w:r>
+        <w:rPr>
+          <w:b/>
+          <w:bCs/>
+        </w:rPr>
         <w:t xml:space="preserve">2.2 </w:t>
       </w:r>
       <w:proofErr w:type="spellStart"/>
       <w:r>
+        <w:rPr>
+          <w:b/>
+          <w:bCs/>
+        </w:rPr>
         <w:t>Masalah</w:t>
       </w:r>
       <w:proofErr w:type="spellEnd"/>
@@ -4219,8 +4040,29 @@
       </w:r>
       <w:proofErr w:type="spellEnd"/>
       <w:r>
-        <w:t xml:space="preserve"> LLM</w:t>
-      </w:r>
+        <w:t xml:space="preserve"> LLM dengan </w:t>
+      </w:r>
+      <w:proofErr w:type="spellStart"/>
+      <w:r>
+        <w:t>struktur</w:t>
+      </w:r>
+      <w:proofErr w:type="spellEnd"/>
+      <w:r>
+        <w:t xml:space="preserve"> harga dan </w:t>
+      </w:r>
+      <w:proofErr w:type="spellStart"/>
+      <w:r>
+        <w:t>kapabilitas</w:t>
+      </w:r>
+      <w:proofErr w:type="spellEnd"/>
+      <w:r>
+        <w:t xml:space="preserve"> yang sangat </w:t>
+      </w:r>
+      <w:proofErr w:type="spellStart"/>
+      <w:r>
+        <w:t>beragam</w:t>
+      </w:r>
+      <w:proofErr w:type="spellEnd"/>
       <w:r>
         <w:t xml:space="preserve"> </w:t>
       </w:r>
@@ -4254,27 +4096,67 @@
       </w:r>
       <w:proofErr w:type="spellEnd"/>
       <w:r>
+        <w:t xml:space="preserve"> </w:t>
+      </w:r>
+      <w:proofErr w:type="spellStart"/>
+      <w:r>
+        <w:t>serta</w:t>
+      </w:r>
+      <w:proofErr w:type="spellEnd"/>
+      <w:r>
+        <w:t xml:space="preserve"> </w:t>
+      </w:r>
+      <w:proofErr w:type="spellStart"/>
+      <w:r>
+        <w:t>efisiensi</w:t>
+      </w:r>
+      <w:proofErr w:type="spellEnd"/>
+      <w:r>
+        <w:t xml:space="preserve"> model sebelum </w:t>
+      </w:r>
+      <w:proofErr w:type="spellStart"/>
+      <w:r>
+        <w:t>menggunakannya</w:t>
+      </w:r>
+      <w:proofErr w:type="spellEnd"/>
+      <w:r>
+        <w:t xml:space="preserve"> untuk </w:t>
+      </w:r>
+      <w:proofErr w:type="spellStart"/>
+      <w:r>
+        <w:t>kebutuhan</w:t>
+      </w:r>
+      <w:proofErr w:type="spellEnd"/>
+      <w:r>
+        <w:t xml:space="preserve"> </w:t>
+      </w:r>
+      <w:proofErr w:type="spellStart"/>
+      <w:r>
+        <w:t>tertentu</w:t>
+      </w:r>
+      <w:proofErr w:type="spellEnd"/>
+      <w:r>
+        <w:t xml:space="preserve"> (Chen et al., 2023). </w:t>
+      </w:r>
+      <w:proofErr w:type="spellStart"/>
+      <w:r>
+        <w:t>Namun</w:t>
+      </w:r>
+      <w:proofErr w:type="spellEnd"/>
+      <w:r>
+        <w:t xml:space="preserve">, perbedaan </w:t>
+      </w:r>
+      <w:proofErr w:type="spellStart"/>
+      <w:r>
+        <w:t>kinerja</w:t>
+      </w:r>
+      <w:proofErr w:type="spellEnd"/>
+      <w:r>
         <w:t xml:space="preserve"> dan </w:t>
       </w:r>
       <w:proofErr w:type="spellStart"/>
       <w:r>
-        <w:t>efisiensi</w:t>
-      </w:r>
-      <w:proofErr w:type="spellEnd"/>
-      <w:r>
-        <w:t xml:space="preserve"> model sebelum </w:t>
-      </w:r>
-      <w:proofErr w:type="spellStart"/>
-      <w:r>
-        <w:t>menggunakannya</w:t>
-      </w:r>
-      <w:proofErr w:type="spellEnd"/>
-      <w:r>
-        <w:t xml:space="preserve"> untuk </w:t>
-      </w:r>
-      <w:proofErr w:type="spellStart"/>
-      <w:r>
-        <w:t>kebutuhan</w:t>
+        <w:t>kompromi</w:t>
       </w:r>
       <w:proofErr w:type="spellEnd"/>
       <w:r>
@@ -4282,19 +4164,11 @@
       </w:r>
       <w:proofErr w:type="spellStart"/>
       <w:r>
-        <w:t>tertentu</w:t>
-      </w:r>
-      <w:proofErr w:type="spellEnd"/>
-      <w:r>
-        <w:t xml:space="preserve">. </w:t>
-      </w:r>
-      <w:proofErr w:type="spellStart"/>
-      <w:r>
-        <w:t>Namun</w:t>
-      </w:r>
-      <w:proofErr w:type="spellEnd"/>
-      <w:r>
-        <w:t xml:space="preserve">, perbedaan </w:t>
+        <w:t>biaya</w:t>
+      </w:r>
+      <w:proofErr w:type="spellEnd"/>
+      <w:r>
+        <w:t xml:space="preserve"> </w:t>
       </w:r>
       <w:proofErr w:type="spellStart"/>
       <w:r>
@@ -4366,7 +4240,7 @@
       </w:r>
       <w:proofErr w:type="spellEnd"/>
       <w:r>
-        <w:t>.</w:t>
+        <w:t xml:space="preserve"> (Chen et al., 2023).</w:t>
       </w:r>
     </w:p>
     <w:p>
@@ -4374,9 +4248,6 @@
         <w:spacing w:after="0"/>
         <w:ind w:firstLine="720"/>
       </w:pPr>
-      <w:r>
-        <w:t xml:space="preserve"> </w:t>
-      </w:r>
       <w:proofErr w:type="spellStart"/>
       <w:r>
         <w:t>Permasalahan</w:t>
@@ -4671,12 +4542,11 @@
       <w:pPr>
         <w:spacing w:after="0"/>
       </w:pPr>
-    </w:p>
-    <w:p>
-      <w:pPr>
-        <w:spacing w:after="0"/>
-      </w:pPr>
-      <w:r>
+      <w:r>
+        <w:rPr>
+          <w:b/>
+          <w:bCs/>
+        </w:rPr>
         <w:lastRenderedPageBreak/>
         <w:t>2.3 Tujuan</w:t>
       </w:r>
@@ -5088,7 +4958,7 @@
           <w:bCs w:val="0"/>
         </w:rPr>
       </w:pPr>
-      <w:bookmarkStart w:id="9" w:name="_Toc242479777"/>
+      <w:bookmarkStart w:id="8" w:name="_Toc242911845"/>
       <w:proofErr w:type="spellStart"/>
       <w:r>
         <w:rPr>
@@ -5105,14 +4975,21 @@
         </w:rPr>
         <w:t xml:space="preserve"> Dataset</w:t>
       </w:r>
-      <w:bookmarkEnd w:id="9"/>
+      <w:bookmarkEnd w:id="8"/>
     </w:p>
     <w:p>
       <w:pPr>
         <w:spacing w:after="0"/>
       </w:pPr>
       <w:r>
-        <w:t xml:space="preserve">Nama dataset: </w:t>
+        <w:rPr>
+          <w:b/>
+          <w:bCs/>
+        </w:rPr>
+        <w:t>Nama dataset</w:t>
+      </w:r>
+      <w:r>
+        <w:t xml:space="preserve">: </w:t>
       </w:r>
       <w:r>
         <w:t>One-Shot LLM Task Reliability</w:t>
@@ -5124,11 +5001,22 @@
       </w:pPr>
       <w:proofErr w:type="spellStart"/>
       <w:r>
+        <w:rPr>
+          <w:b/>
+          <w:bCs/>
+        </w:rPr>
         <w:t>Sumber</w:t>
       </w:r>
       <w:proofErr w:type="spellEnd"/>
       <w:r>
-        <w:t xml:space="preserve"> dataset: </w:t>
+        <w:rPr>
+          <w:b/>
+          <w:bCs/>
+        </w:rPr>
+        <w:t xml:space="preserve"> dataset</w:t>
+      </w:r>
+      <w:r>
+        <w:t xml:space="preserve">: </w:t>
       </w:r>
       <w:r>
         <w:t xml:space="preserve">Data </w:t>
@@ -5212,11 +5100,22 @@
       </w:pPr>
       <w:proofErr w:type="spellStart"/>
       <w:r>
+        <w:rPr>
+          <w:b/>
+          <w:bCs/>
+        </w:rPr>
         <w:t>Deskripsi</w:t>
       </w:r>
       <w:proofErr w:type="spellEnd"/>
       <w:r>
-        <w:t xml:space="preserve"> dataset: </w:t>
+        <w:rPr>
+          <w:b/>
+          <w:bCs/>
+        </w:rPr>
+        <w:t xml:space="preserve"> dataset</w:t>
+      </w:r>
+      <w:r>
+        <w:t xml:space="preserve">: </w:t>
       </w:r>
       <w:r>
         <w:t xml:space="preserve">Dataset </w:t>
@@ -5235,13 +5134,7 @@
       </w:r>
       <w:proofErr w:type="spellEnd"/>
       <w:r>
-        <w:t xml:space="preserve"> 1.200 </w:t>
-      </w:r>
-      <w:r>
-        <w:t>record</w:t>
-      </w:r>
-      <w:r>
-        <w:t xml:space="preserve"> hasil </w:t>
+        <w:t xml:space="preserve"> 1.200 record hasil </w:t>
       </w:r>
       <w:proofErr w:type="spellStart"/>
       <w:r>
@@ -5281,7 +5174,55 @@
       </w:r>
       <w:proofErr w:type="spellEnd"/>
       <w:r>
-        <w:t xml:space="preserve"> prompt dan model.</w:t>
+        <w:t xml:space="preserve"> prompt dan model guna </w:t>
+      </w:r>
+      <w:proofErr w:type="spellStart"/>
+      <w:r>
+        <w:t>menguji</w:t>
+      </w:r>
+      <w:proofErr w:type="spellEnd"/>
+      <w:r>
+        <w:t xml:space="preserve"> </w:t>
+      </w:r>
+      <w:proofErr w:type="spellStart"/>
+      <w:r>
+        <w:t>stabilitas</w:t>
+      </w:r>
+      <w:proofErr w:type="spellEnd"/>
+      <w:r>
+        <w:t xml:space="preserve"> </w:t>
+      </w:r>
+      <w:proofErr w:type="spellStart"/>
+      <w:r>
+        <w:t>serta</w:t>
+      </w:r>
+      <w:proofErr w:type="spellEnd"/>
+      <w:r>
+        <w:t xml:space="preserve"> </w:t>
+      </w:r>
+      <w:proofErr w:type="spellStart"/>
+      <w:r>
+        <w:t>konsistensi</w:t>
+      </w:r>
+      <w:proofErr w:type="spellEnd"/>
+      <w:r>
+        <w:t xml:space="preserve"> </w:t>
+      </w:r>
+      <w:proofErr w:type="spellStart"/>
+      <w:r>
+        <w:t>keluaran</w:t>
+      </w:r>
+      <w:proofErr w:type="spellEnd"/>
+      <w:r>
+        <w:t xml:space="preserve"> model pada input yang </w:t>
+      </w:r>
+      <w:proofErr w:type="spellStart"/>
+      <w:r>
+        <w:t>identik</w:t>
+      </w:r>
+      <w:proofErr w:type="spellEnd"/>
+      <w:r>
+        <w:t xml:space="preserve"> (Atil et al., 2024).</w:t>
       </w:r>
     </w:p>
     <w:p>
@@ -5290,7 +5231,7 @@
         <w:ind w:firstLine="720"/>
       </w:pPr>
       <w:r>
-        <w:t xml:space="preserve">Data </w:t>
+        <w:t xml:space="preserve">Prompt </w:t>
       </w:r>
       <w:proofErr w:type="spellStart"/>
       <w:r>
@@ -5302,11 +5243,11 @@
       </w:r>
       <w:proofErr w:type="spellStart"/>
       <w:r>
-        <w:t>informasi</w:t>
-      </w:r>
-      <w:proofErr w:type="spellEnd"/>
-      <w:r>
-        <w:t xml:space="preserve"> model, </w:t>
+        <w:t>enam</w:t>
+      </w:r>
+      <w:proofErr w:type="spellEnd"/>
+      <w:r>
+        <w:t xml:space="preserve"> </w:t>
       </w:r>
       <w:proofErr w:type="spellStart"/>
       <w:r>
@@ -5314,11 +5255,59 @@
       </w:r>
       <w:proofErr w:type="spellEnd"/>
       <w:r>
-        <w:t xml:space="preserve"> tugas, status </w:t>
-      </w:r>
-      <w:proofErr w:type="spellStart"/>
-      <w:r>
-        <w:t>penyelesaian</w:t>
+        <w:t>, yaitu tugas sehari-</w:t>
+      </w:r>
+      <w:proofErr w:type="spellStart"/>
+      <w:r>
+        <w:t>hari</w:t>
+      </w:r>
+      <w:proofErr w:type="spellEnd"/>
+      <w:r>
+        <w:t xml:space="preserve">, </w:t>
+      </w:r>
+      <w:proofErr w:type="spellStart"/>
+      <w:r>
+        <w:t>kreatif</w:t>
+      </w:r>
+      <w:proofErr w:type="spellEnd"/>
+      <w:r>
+        <w:t xml:space="preserve">, </w:t>
+      </w:r>
+      <w:proofErr w:type="spellStart"/>
+      <w:r>
+        <w:t>teknis</w:t>
+      </w:r>
+      <w:proofErr w:type="spellEnd"/>
+      <w:r>
+        <w:t xml:space="preserve"> atau </w:t>
+      </w:r>
+      <w:proofErr w:type="spellStart"/>
+      <w:r>
+        <w:t>pemrograman</w:t>
+      </w:r>
+      <w:proofErr w:type="spellEnd"/>
+      <w:r>
+        <w:t xml:space="preserve">, </w:t>
+      </w:r>
+      <w:proofErr w:type="spellStart"/>
+      <w:r>
+        <w:t>riset</w:t>
+      </w:r>
+      <w:proofErr w:type="spellEnd"/>
+      <w:r>
+        <w:t xml:space="preserve"> atau </w:t>
+      </w:r>
+      <w:proofErr w:type="spellStart"/>
+      <w:r>
+        <w:t>perbandingan</w:t>
+      </w:r>
+      <w:proofErr w:type="spellEnd"/>
+      <w:r>
+        <w:t xml:space="preserve">, AI atau machine learning, </w:t>
+      </w:r>
+      <w:proofErr w:type="spellStart"/>
+      <w:r>
+        <w:t>serta</w:t>
       </w:r>
       <w:proofErr w:type="spellEnd"/>
       <w:r>
@@ -5326,31 +5315,7 @@
       </w:r>
       <w:proofErr w:type="spellStart"/>
       <w:r>
-        <w:t>respons</w:t>
-      </w:r>
-      <w:proofErr w:type="spellEnd"/>
-      <w:r>
-        <w:t xml:space="preserve">, waktu </w:t>
-      </w:r>
-      <w:proofErr w:type="spellStart"/>
-      <w:r>
-        <w:t>respons</w:t>
-      </w:r>
-      <w:proofErr w:type="spellEnd"/>
-      <w:r>
-        <w:t xml:space="preserve">, </w:t>
-      </w:r>
-      <w:proofErr w:type="spellStart"/>
-      <w:r>
-        <w:t>penggunaan</w:t>
-      </w:r>
-      <w:proofErr w:type="spellEnd"/>
-      <w:r>
-        <w:t xml:space="preserve"> token, </w:t>
-      </w:r>
-      <w:proofErr w:type="spellStart"/>
-      <w:r>
-        <w:t>biaya</w:t>
+        <w:t>pemecahan</w:t>
       </w:r>
       <w:proofErr w:type="spellEnd"/>
       <w:r>
@@ -5358,208 +5323,22 @@
       </w:r>
       <w:proofErr w:type="spellStart"/>
       <w:r>
-        <w:t>aktual</w:t>
-      </w:r>
-      <w:proofErr w:type="spellEnd"/>
-      <w:r>
-        <w:t xml:space="preserve">, </w:t>
-      </w:r>
-      <w:proofErr w:type="spellStart"/>
-      <w:r>
-        <w:t>serta</w:t>
-      </w:r>
-      <w:proofErr w:type="spellEnd"/>
+        <w:t>masalah</w:t>
+      </w:r>
+      <w:proofErr w:type="spellEnd"/>
+      <w:r>
+        <w:t xml:space="preserve"> atau </w:t>
+      </w:r>
+      <w:proofErr w:type="spellStart"/>
+      <w:r>
+        <w:t>akademik</w:t>
+      </w:r>
+      <w:proofErr w:type="spellEnd"/>
+      <w:r>
+        <w:t>.</w:t>
+      </w:r>
       <w:r>
         <w:t xml:space="preserve"> </w:t>
-      </w:r>
-      <w:proofErr w:type="spellStart"/>
-      <w:r>
-        <w:t>teks</w:t>
-      </w:r>
-      <w:proofErr w:type="spellEnd"/>
-      <w:r>
-        <w:t xml:space="preserve"> prompt dan </w:t>
-      </w:r>
-      <w:proofErr w:type="spellStart"/>
-      <w:r>
-        <w:t>respons</w:t>
-      </w:r>
-      <w:proofErr w:type="spellEnd"/>
-      <w:r>
-        <w:t xml:space="preserve">. </w:t>
-      </w:r>
-    </w:p>
-    <w:p>
-      <w:pPr>
-        <w:spacing w:after="0"/>
-        <w:ind w:firstLine="720"/>
-      </w:pPr>
-      <w:r>
-        <w:t xml:space="preserve">Prompt </w:t>
-      </w:r>
-      <w:proofErr w:type="spellStart"/>
-      <w:r>
-        <w:t>mencakup</w:t>
-      </w:r>
-      <w:proofErr w:type="spellEnd"/>
-      <w:r>
-        <w:t xml:space="preserve"> </w:t>
-      </w:r>
-      <w:proofErr w:type="spellStart"/>
-      <w:r>
-        <w:t>enam</w:t>
-      </w:r>
-      <w:proofErr w:type="spellEnd"/>
-      <w:r>
-        <w:t xml:space="preserve"> </w:t>
-      </w:r>
-      <w:proofErr w:type="spellStart"/>
-      <w:r>
-        <w:t>kategori</w:t>
-      </w:r>
-      <w:proofErr w:type="spellEnd"/>
-      <w:r>
-        <w:t>, yaitu tugas sehari-</w:t>
-      </w:r>
-      <w:proofErr w:type="spellStart"/>
-      <w:r>
-        <w:t>hari</w:t>
-      </w:r>
-      <w:proofErr w:type="spellEnd"/>
-      <w:r>
-        <w:t xml:space="preserve">, </w:t>
-      </w:r>
-      <w:proofErr w:type="spellStart"/>
-      <w:r>
-        <w:t>kreatif</w:t>
-      </w:r>
-      <w:proofErr w:type="spellEnd"/>
-      <w:r>
-        <w:t xml:space="preserve">, </w:t>
-      </w:r>
-      <w:proofErr w:type="spellStart"/>
-      <w:r>
-        <w:t>teknis</w:t>
-      </w:r>
-      <w:proofErr w:type="spellEnd"/>
-      <w:r>
-        <w:t xml:space="preserve"> atau </w:t>
-      </w:r>
-      <w:proofErr w:type="spellStart"/>
-      <w:r>
-        <w:t>pemrograman</w:t>
-      </w:r>
-      <w:proofErr w:type="spellEnd"/>
-      <w:r>
-        <w:t xml:space="preserve">, </w:t>
-      </w:r>
-      <w:proofErr w:type="spellStart"/>
-      <w:r>
-        <w:t>riset</w:t>
-      </w:r>
-      <w:proofErr w:type="spellEnd"/>
-      <w:r>
-        <w:t xml:space="preserve"> atau </w:t>
-      </w:r>
-      <w:proofErr w:type="spellStart"/>
-      <w:r>
-        <w:t>perbandingan</w:t>
-      </w:r>
-      <w:proofErr w:type="spellEnd"/>
-      <w:r>
-        <w:t xml:space="preserve">, AI atau machine learning, </w:t>
-      </w:r>
-      <w:proofErr w:type="spellStart"/>
-      <w:r>
-        <w:t>serta</w:t>
-      </w:r>
-      <w:proofErr w:type="spellEnd"/>
-      <w:r>
-        <w:t xml:space="preserve"> </w:t>
-      </w:r>
-      <w:proofErr w:type="spellStart"/>
-      <w:r>
-        <w:t>pemecahan</w:t>
-      </w:r>
-      <w:proofErr w:type="spellEnd"/>
-      <w:r>
-        <w:t xml:space="preserve"> </w:t>
-      </w:r>
-      <w:proofErr w:type="spellStart"/>
-      <w:r>
-        <w:t>masalah</w:t>
-      </w:r>
-      <w:proofErr w:type="spellEnd"/>
-      <w:r>
-        <w:t xml:space="preserve"> atau </w:t>
-      </w:r>
-      <w:proofErr w:type="spellStart"/>
-      <w:r>
-        <w:t>akademik</w:t>
-      </w:r>
-      <w:proofErr w:type="spellEnd"/>
-      <w:r>
-        <w:t>.</w:t>
-      </w:r>
-      <w:r>
-        <w:t xml:space="preserve"> </w:t>
-      </w:r>
-    </w:p>
-    <w:p>
-      <w:pPr>
-        <w:spacing w:after="0"/>
-        <w:ind w:firstLine="720"/>
-      </w:pPr>
-      <w:r>
-        <w:t xml:space="preserve">Dataset ini </w:t>
-      </w:r>
-      <w:proofErr w:type="spellStart"/>
-      <w:r>
-        <w:t>memungkinkan</w:t>
-      </w:r>
-      <w:proofErr w:type="spellEnd"/>
-      <w:r>
-        <w:t xml:space="preserve"> </w:t>
-      </w:r>
-      <w:proofErr w:type="spellStart"/>
-      <w:r>
-        <w:t>perbandingan</w:t>
-      </w:r>
-      <w:proofErr w:type="spellEnd"/>
-      <w:r>
-        <w:t xml:space="preserve"> </w:t>
-      </w:r>
-      <w:proofErr w:type="spellStart"/>
-      <w:r>
-        <w:t>kinerja</w:t>
-      </w:r>
-      <w:proofErr w:type="spellEnd"/>
-      <w:r>
-        <w:t xml:space="preserve"> dan </w:t>
-      </w:r>
-      <w:proofErr w:type="spellStart"/>
-      <w:r>
-        <w:t>efisiensi</w:t>
-      </w:r>
-      <w:proofErr w:type="spellEnd"/>
-      <w:r>
-        <w:t xml:space="preserve"> model berdasarkan </w:t>
-      </w:r>
-      <w:proofErr w:type="spellStart"/>
-      <w:r>
-        <w:t>indikator</w:t>
-      </w:r>
-      <w:proofErr w:type="spellEnd"/>
-      <w:r>
-        <w:t xml:space="preserve"> yang </w:t>
-      </w:r>
-      <w:proofErr w:type="spellStart"/>
-      <w:r>
-        <w:t>tercatat</w:t>
-      </w:r>
-      <w:proofErr w:type="spellEnd"/>
-      <w:r>
-        <w:t>.</w:t>
       </w:r>
     </w:p>
     <w:p>
@@ -5793,7 +5572,91 @@
         <w:rPr>
           <w:lang w:val="id-ID"/>
         </w:rPr>
-        <w:t xml:space="preserve">Evaluasi respons dilakukan secara otomatis menggunakan skrip </w:t>
+        <w:t>Evaluasi respons dilakukan secara otomatis dengan pendekatan LLM-as-a-</w:t>
+      </w:r>
+      <w:proofErr w:type="spellStart"/>
+      <w:r>
+        <w:rPr>
+          <w:lang w:val="id-ID"/>
+        </w:rPr>
+        <w:t>Judge</w:t>
+      </w:r>
+      <w:proofErr w:type="spellEnd"/>
+      <w:r>
+        <w:rPr>
+          <w:lang w:val="id-ID"/>
+        </w:rPr>
+        <w:t xml:space="preserve"> (</w:t>
+      </w:r>
+      <w:proofErr w:type="spellStart"/>
+      <w:r>
+        <w:rPr>
+          <w:lang w:val="id-ID"/>
+        </w:rPr>
+        <w:t>Zheng</w:t>
+      </w:r>
+      <w:proofErr w:type="spellEnd"/>
+      <w:r>
+        <w:rPr>
+          <w:lang w:val="id-ID"/>
+        </w:rPr>
+        <w:t xml:space="preserve"> </w:t>
+      </w:r>
+      <w:proofErr w:type="spellStart"/>
+      <w:r>
+        <w:rPr>
+          <w:lang w:val="id-ID"/>
+        </w:rPr>
+        <w:t>et</w:t>
+      </w:r>
+      <w:proofErr w:type="spellEnd"/>
+      <w:r>
+        <w:rPr>
+          <w:lang w:val="id-ID"/>
+        </w:rPr>
+        <w:t xml:space="preserve"> </w:t>
+      </w:r>
+      <w:proofErr w:type="spellStart"/>
+      <w:r>
+        <w:rPr>
+          <w:lang w:val="id-ID"/>
+        </w:rPr>
+        <w:t>al.</w:t>
+      </w:r>
+      <w:proofErr w:type="spellEnd"/>
+      <w:r>
+        <w:rPr>
+          <w:lang w:val="id-ID"/>
+        </w:rPr>
+        <w:t xml:space="preserve">, 2023; Liu </w:t>
+      </w:r>
+      <w:proofErr w:type="spellStart"/>
+      <w:r>
+        <w:rPr>
+          <w:lang w:val="id-ID"/>
+        </w:rPr>
+        <w:t>et</w:t>
+      </w:r>
+      <w:proofErr w:type="spellEnd"/>
+      <w:r>
+        <w:rPr>
+          <w:lang w:val="id-ID"/>
+        </w:rPr>
+        <w:t xml:space="preserve"> </w:t>
+      </w:r>
+      <w:proofErr w:type="spellStart"/>
+      <w:r>
+        <w:rPr>
+          <w:lang w:val="id-ID"/>
+        </w:rPr>
+        <w:t>al.</w:t>
+      </w:r>
+      <w:proofErr w:type="spellEnd"/>
+      <w:r>
+        <w:rPr>
+          <w:lang w:val="id-ID"/>
+        </w:rPr>
+        <w:t xml:space="preserve">, 2023) menggunakan skrip </w:t>
       </w:r>
       <w:proofErr w:type="spellStart"/>
       <w:r>
@@ -5835,7 +5698,49 @@
         <w:rPr>
           <w:lang w:val="id-ID"/>
         </w:rPr>
-        <w:t xml:space="preserve"> API. Setiap respons dibandingkan dengan </w:t>
+        <w:t xml:space="preserve"> API. Mengacu pada metode evaluasi berbasis referensi dan kriteria terstruktur (</w:t>
+      </w:r>
+      <w:proofErr w:type="spellStart"/>
+      <w:r>
+        <w:rPr>
+          <w:lang w:val="id-ID"/>
+        </w:rPr>
+        <w:t>Zheng</w:t>
+      </w:r>
+      <w:proofErr w:type="spellEnd"/>
+      <w:r>
+        <w:rPr>
+          <w:lang w:val="id-ID"/>
+        </w:rPr>
+        <w:t xml:space="preserve"> </w:t>
+      </w:r>
+      <w:proofErr w:type="spellStart"/>
+      <w:r>
+        <w:rPr>
+          <w:lang w:val="id-ID"/>
+        </w:rPr>
+        <w:t>et</w:t>
+      </w:r>
+      <w:proofErr w:type="spellEnd"/>
+      <w:r>
+        <w:rPr>
+          <w:lang w:val="id-ID"/>
+        </w:rPr>
+        <w:t xml:space="preserve"> </w:t>
+      </w:r>
+      <w:proofErr w:type="spellStart"/>
+      <w:r>
+        <w:rPr>
+          <w:lang w:val="id-ID"/>
+        </w:rPr>
+        <w:t>al.</w:t>
+      </w:r>
+      <w:proofErr w:type="spellEnd"/>
+      <w:r>
+        <w:rPr>
+          <w:lang w:val="id-ID"/>
+        </w:rPr>
+        <w:t xml:space="preserve">, 2023), setiap respons dibandingkan dengan </w:t>
       </w:r>
       <w:proofErr w:type="spellStart"/>
       <w:r>
@@ -5877,14 +5782,48 @@
         <w:rPr>
           <w:lang w:val="id-ID"/>
         </w:rPr>
-        <w:t xml:space="preserve">, kriteria penerimaan, dan daftar kesalahan kritis. Penilaian </w:t>
+        <w:t xml:space="preserve">, kriteria penerimaan, dan daftar kesalahan kritis. Penilaian otomatis </w:t>
       </w:r>
       <w:r>
         <w:rPr>
           <w:lang w:val="id-ID"/>
         </w:rPr>
         <w:lastRenderedPageBreak/>
-        <w:t>menghasilkan skor kualitas pada skala 0–100, label penerimaan biner (0 atau 1), serta alasan penilaian. Respons dinyatakan diterima apabila memenuhi kriteria penerimaan yang esensial dan tidak mengandung kesalahan kritis, sesuai instruksi evaluasi.</w:t>
+        <w:t xml:space="preserve">ini menghasilkan skor kualitas pada skala 0-100, label penerimaan biner (0 atau 1), serta alasan penilaian (Liu </w:t>
+      </w:r>
+      <w:proofErr w:type="spellStart"/>
+      <w:r>
+        <w:rPr>
+          <w:lang w:val="id-ID"/>
+        </w:rPr>
+        <w:t>et</w:t>
+      </w:r>
+      <w:proofErr w:type="spellEnd"/>
+      <w:r>
+        <w:rPr>
+          <w:lang w:val="id-ID"/>
+        </w:rPr>
+        <w:t xml:space="preserve"> </w:t>
+      </w:r>
+      <w:proofErr w:type="spellStart"/>
+      <w:r>
+        <w:rPr>
+          <w:lang w:val="id-ID"/>
+        </w:rPr>
+        <w:t>al.</w:t>
+      </w:r>
+      <w:proofErr w:type="spellEnd"/>
+      <w:r>
+        <w:rPr>
+          <w:lang w:val="id-ID"/>
+        </w:rPr>
+        <w:t>, 2023)</w:t>
+      </w:r>
+      <w:r>
+        <w:rPr>
+          <w:lang w:val="id-ID"/>
+        </w:rPr>
+        <w:t>.</w:t>
       </w:r>
     </w:p>
     <w:p>
@@ -5914,6 +5853,9 @@
       </w:r>
       <w:proofErr w:type="spellEnd"/>
       <w:r>
+        <w:t xml:space="preserve"> pada Tabel 1</w:t>
+      </w:r>
+      <w:r>
         <w:t xml:space="preserve">: </w:t>
       </w:r>
     </w:p>
@@ -5922,31 +5864,18 @@
         <w:pStyle w:val="Caption"/>
         <w:keepNext/>
       </w:pPr>
-      <w:bookmarkStart w:id="10" w:name="_Toc242832697"/>
+      <w:bookmarkStart w:id="9" w:name="_Toc242911592"/>
       <w:r>
         <w:t xml:space="preserve">Tabel </w:t>
       </w:r>
-      <w:r>
-        <w:fldChar w:fldCharType="begin"/>
-      </w:r>
-      <w:r>
-        <w:instrText xml:space="preserve"> SEQ Tabel \* ARABIC </w:instrText>
-      </w:r>
-      <w:r>
-        <w:fldChar w:fldCharType="separate"/>
-      </w:r>
-      <w:r>
-        <w:rPr>
-          <w:noProof/>
-        </w:rPr>
-        <w:t>1</w:t>
-      </w:r>
-      <w:r>
-        <w:rPr>
-          <w:noProof/>
-        </w:rPr>
-        <w:fldChar w:fldCharType="end"/>
-      </w:r>
+      <w:fldSimple w:instr=" SEQ Tabel \* ARABIC ">
+        <w:r>
+          <w:rPr>
+            <w:noProof/>
+          </w:rPr>
+          <w:t>1</w:t>
+        </w:r>
+      </w:fldSimple>
       <w:r>
         <w:t xml:space="preserve">. </w:t>
       </w:r>
@@ -5958,12 +5887,17 @@
       <w:r>
         <w:t xml:space="preserve"> Utama</w:t>
       </w:r>
-      <w:bookmarkEnd w:id="10"/>
+      <w:bookmarkEnd w:id="9"/>
     </w:p>
     <w:tbl>
       <w:tblPr>
         <w:tblStyle w:val="TableGrid"/>
         <w:tblW w:w="0" w:type="auto"/>
+        <w:tblBorders>
+          <w:left w:val="none" w:sz="0" w:space="0" w:color="auto"/>
+          <w:right w:val="none" w:sz="0" w:space="0" w:color="auto"/>
+          <w:insideV w:val="none" w:sz="0" w:space="0" w:color="auto"/>
+        </w:tblBorders>
         <w:tblLook w:val="04A0" w:firstRow="1" w:lastRow="0" w:firstColumn="1" w:lastColumn="0" w:noHBand="0" w:noVBand="1"/>
       </w:tblPr>
       <w:tblGrid>
@@ -5987,7 +5921,7 @@
           </w:tcPr>
           <w:p>
             <w:r>
-              <w:t>VARIABEL</w:t>
+              <w:t>DESKRIPSI</w:t>
             </w:r>
           </w:p>
         </w:tc>
@@ -6422,7 +6356,7 @@
           <w:bCs w:val="0"/>
         </w:rPr>
       </w:pPr>
-      <w:bookmarkStart w:id="11" w:name="_Toc242479778"/>
+      <w:bookmarkStart w:id="10" w:name="_Toc242911846"/>
       <w:proofErr w:type="spellStart"/>
       <w:r>
         <w:rPr>
@@ -6447,7 +6381,7 @@
         </w:rPr>
         <w:t>Sementara</w:t>
       </w:r>
-      <w:bookmarkEnd w:id="11"/>
+      <w:bookmarkEnd w:id="10"/>
       <w:proofErr w:type="spellEnd"/>
     </w:p>
     <w:p>
@@ -6502,8 +6436,10 @@
       <w:pPr>
         <w:spacing w:after="0"/>
         <w:sectPr>
+          <w:footerReference w:type="default" r:id="rId9"/>
           <w:pgSz w:w="11906" w:h="16838"/>
           <w:pgMar w:top="1417" w:right="1417" w:bottom="1417" w:left="1417" w:header="720" w:footer="720" w:gutter="0"/>
+          <w:pgNumType w:start="1"/>
           <w:cols w:space="720"/>
           <w:docGrid w:linePitch="360"/>
         </w:sectPr>
@@ -6587,7 +6523,13 @@
       </w:r>
       <w:proofErr w:type="spellEnd"/>
       <w:r>
-        <w:t>.</w:t>
+        <w:t xml:space="preserve"> dataset</w:t>
+      </w:r>
+      <w:r>
+        <w:t xml:space="preserve"> </w:t>
+      </w:r>
+      <w:r>
+        <w:t>pada Tabel 2 sampai Tabel 5.</w:t>
       </w:r>
     </w:p>
     <w:p>
@@ -6595,29 +6537,19 @@
         <w:pStyle w:val="Caption"/>
         <w:keepNext/>
       </w:pPr>
-      <w:bookmarkStart w:id="12" w:name="_Toc242832698"/>
+      <w:bookmarkStart w:id="11" w:name="_Toc242911593"/>
       <w:r>
         <w:lastRenderedPageBreak/>
         <w:t xml:space="preserve">Tabel </w:t>
       </w:r>
-      <w:r>
-        <w:fldChar w:fldCharType="begin"/>
-      </w:r>
-      <w:r>
-        <w:instrText xml:space="preserve"> SEQ Tabel \* ARABIC </w:instrText>
-      </w:r>
-      <w:r>
-        <w:fldChar w:fldCharType="separate"/>
-      </w:r>
-      <w:r>
-        <w:rPr>
-          <w:noProof/>
-        </w:rPr>
-        <w:t>2</w:t>
-      </w:r>
-      <w:r>
-        <w:fldChar w:fldCharType="end"/>
-      </w:r>
+      <w:fldSimple w:instr=" SEQ Tabel \* ARABIC ">
+        <w:r>
+          <w:rPr>
+            <w:noProof/>
+          </w:rPr>
+          <w:t>2</w:t>
+        </w:r>
+      </w:fldSimple>
       <w:r>
         <w:t xml:space="preserve">. Head dan Tail </w:t>
       </w:r>
@@ -6627,7 +6559,7 @@
       <w:r>
         <w:t xml:space="preserve"> (Column 1 – 8)</w:t>
       </w:r>
-      <w:bookmarkEnd w:id="12"/>
+      <w:bookmarkEnd w:id="11"/>
     </w:p>
     <w:tbl>
       <w:tblPr>
@@ -7851,29 +7783,19 @@
         <w:pStyle w:val="Caption"/>
         <w:keepNext/>
       </w:pPr>
-      <w:bookmarkStart w:id="13" w:name="_Toc242832699"/>
+      <w:bookmarkStart w:id="12" w:name="_Toc242911594"/>
       <w:r>
         <w:lastRenderedPageBreak/>
         <w:t xml:space="preserve">Tabel </w:t>
       </w:r>
-      <w:r>
-        <w:fldChar w:fldCharType="begin"/>
-      </w:r>
-      <w:r>
-        <w:instrText xml:space="preserve"> SEQ Tabel \* ARABIC </w:instrText>
-      </w:r>
-      <w:r>
-        <w:fldChar w:fldCharType="separate"/>
-      </w:r>
-      <w:r>
-        <w:rPr>
-          <w:noProof/>
-        </w:rPr>
-        <w:t>3</w:t>
-      </w:r>
-      <w:r>
-        <w:fldChar w:fldCharType="end"/>
-      </w:r>
+      <w:fldSimple w:instr=" SEQ Tabel \* ARABIC ">
+        <w:r>
+          <w:rPr>
+            <w:noProof/>
+          </w:rPr>
+          <w:t>3</w:t>
+        </w:r>
+      </w:fldSimple>
       <w:r>
         <w:t xml:space="preserve">. </w:t>
       </w:r>
@@ -7881,7 +7803,1310 @@
         <w:t xml:space="preserve">Head dan Tail Dataset (Column </w:t>
       </w:r>
       <w:r>
-        <w:t>9 - 16</w:t>
+        <w:t xml:space="preserve">9 </w:t>
+      </w:r>
+      <w:r>
+        <w:t>–</w:t>
+      </w:r>
+      <w:r>
+        <w:t xml:space="preserve"> </w:t>
+      </w:r>
+      <w:r>
+        <w:t>16</w:t>
+      </w:r>
+      <w:r>
+        <w:t>)</w:t>
+      </w:r>
+      <w:bookmarkEnd w:id="12"/>
+    </w:p>
+    <w:tbl>
+      <w:tblPr>
+        <w:tblStyle w:val="TableGrid"/>
+        <w:tblW w:w="5000" w:type="pct"/>
+        <w:tblBorders>
+          <w:left w:val="none" w:sz="0" w:space="0" w:color="auto"/>
+          <w:right w:val="none" w:sz="0" w:space="0" w:color="auto"/>
+          <w:insideV w:val="none" w:sz="0" w:space="0" w:color="auto"/>
+        </w:tblBorders>
+        <w:tblLayout w:type="fixed"/>
+        <w:tblLook w:val="04A0" w:firstRow="1" w:lastRow="0" w:firstColumn="1" w:lastColumn="0" w:noHBand="0" w:noVBand="1"/>
+      </w:tblPr>
+      <w:tblGrid>
+        <w:gridCol w:w="852"/>
+        <w:gridCol w:w="1557"/>
+        <w:gridCol w:w="1420"/>
+        <w:gridCol w:w="1983"/>
+        <w:gridCol w:w="2075"/>
+        <w:gridCol w:w="1414"/>
+        <w:gridCol w:w="1602"/>
+        <w:gridCol w:w="1580"/>
+        <w:gridCol w:w="1521"/>
+      </w:tblGrid>
+      <w:tr>
+        <w:trPr>
+          <w:tblHeader/>
+        </w:trPr>
+        <w:tc>
+          <w:tcPr>
+            <w:tcW w:w="304" w:type="pct"/>
+          </w:tcPr>
+          <w:p>
+            <w:r>
+              <w:t>No.</w:t>
+            </w:r>
+          </w:p>
+        </w:tc>
+        <w:tc>
+          <w:tcPr>
+            <w:tcW w:w="556" w:type="pct"/>
+          </w:tcPr>
+          <w:p>
+            <w:r>
+              <w:t>listed_output_price_per_1m</w:t>
+            </w:r>
+          </w:p>
+        </w:tc>
+        <w:tc>
+          <w:tcPr>
+            <w:tcW w:w="507" w:type="pct"/>
+          </w:tcPr>
+          <w:p>
+            <w:proofErr w:type="spellStart"/>
+            <w:r>
+              <w:t>price_status</w:t>
+            </w:r>
+            <w:proofErr w:type="spellEnd"/>
+          </w:p>
+        </w:tc>
+        <w:tc>
+          <w:tcPr>
+            <w:tcW w:w="708" w:type="pct"/>
+          </w:tcPr>
+          <w:p>
+            <w:proofErr w:type="spellStart"/>
+            <w:r>
+              <w:t>price_checked_at</w:t>
+            </w:r>
+            <w:proofErr w:type="spellEnd"/>
+          </w:p>
+        </w:tc>
+        <w:tc>
+          <w:tcPr>
+            <w:tcW w:w="741" w:type="pct"/>
+          </w:tcPr>
+          <w:p>
+            <w:proofErr w:type="spellStart"/>
+            <w:r>
+              <w:t>requested_model</w:t>
+            </w:r>
+            <w:proofErr w:type="spellEnd"/>
+          </w:p>
+        </w:tc>
+        <w:tc>
+          <w:tcPr>
+            <w:tcW w:w="505" w:type="pct"/>
+          </w:tcPr>
+          <w:p>
+            <w:proofErr w:type="spellStart"/>
+            <w:r>
+              <w:t>served_model</w:t>
+            </w:r>
+            <w:proofErr w:type="spellEnd"/>
+          </w:p>
+        </w:tc>
+        <w:tc>
+          <w:tcPr>
+            <w:tcW w:w="572" w:type="pct"/>
+          </w:tcPr>
+          <w:p>
+            <w:proofErr w:type="spellStart"/>
+            <w:r>
+              <w:t>served_provider</w:t>
+            </w:r>
+            <w:proofErr w:type="spellEnd"/>
+          </w:p>
+        </w:tc>
+        <w:tc>
+          <w:tcPr>
+            <w:tcW w:w="564" w:type="pct"/>
+          </w:tcPr>
+          <w:p>
+            <w:proofErr w:type="spellStart"/>
+            <w:r>
+              <w:t>timestamp_start</w:t>
+            </w:r>
+            <w:proofErr w:type="spellEnd"/>
+          </w:p>
+        </w:tc>
+        <w:tc>
+          <w:tcPr>
+            <w:tcW w:w="543" w:type="pct"/>
+          </w:tcPr>
+          <w:p>
+            <w:proofErr w:type="spellStart"/>
+            <w:r>
+              <w:t>timestamp_end</w:t>
+            </w:r>
+            <w:proofErr w:type="spellEnd"/>
+          </w:p>
+        </w:tc>
+      </w:tr>
+      <w:tr>
+        <w:trPr>
+          <w:tblHeader/>
+        </w:trPr>
+        <w:tc>
+          <w:tcPr>
+            <w:tcW w:w="304" w:type="pct"/>
+          </w:tcPr>
+          <w:p>
+            <w:r>
+              <w:t>0</w:t>
+            </w:r>
+          </w:p>
+        </w:tc>
+        <w:tc>
+          <w:tcPr>
+            <w:tcW w:w="556" w:type="pct"/>
+          </w:tcPr>
+          <w:p>
+            <w:r>
+              <w:t>0.22</w:t>
+            </w:r>
+          </w:p>
+        </w:tc>
+        <w:tc>
+          <w:tcPr>
+            <w:tcW w:w="507" w:type="pct"/>
+          </w:tcPr>
+          <w:p>
+            <w:proofErr w:type="spellStart"/>
+            <w:r>
+              <w:t>verifi</w:t>
+            </w:r>
+            <w:proofErr w:type="spellEnd"/>
+            <w:r>
+              <w:t>…</w:t>
+            </w:r>
+          </w:p>
+        </w:tc>
+        <w:tc>
+          <w:tcPr>
+            <w:tcW w:w="708" w:type="pct"/>
+          </w:tcPr>
+          <w:p>
+            <w:r>
+              <w:t>2026-0…</w:t>
+            </w:r>
+          </w:p>
+        </w:tc>
+        <w:tc>
+          <w:tcPr>
+            <w:tcW w:w="741" w:type="pct"/>
+          </w:tcPr>
+          <w:p>
+            <w:r>
+              <w:t>google…</w:t>
+            </w:r>
+          </w:p>
+        </w:tc>
+        <w:tc>
+          <w:tcPr>
+            <w:tcW w:w="505" w:type="pct"/>
+          </w:tcPr>
+          <w:p>
+            <w:r>
+              <w:t>google…</w:t>
+            </w:r>
+          </w:p>
+        </w:tc>
+        <w:tc>
+          <w:tcPr>
+            <w:tcW w:w="572" w:type="pct"/>
+          </w:tcPr>
+          <w:p>
+            <w:proofErr w:type="spellStart"/>
+            <w:r>
+              <w:t>DekaLLM</w:t>
+            </w:r>
+            <w:proofErr w:type="spellEnd"/>
+          </w:p>
+        </w:tc>
+        <w:tc>
+          <w:tcPr>
+            <w:tcW w:w="564" w:type="pct"/>
+          </w:tcPr>
+          <w:p>
+            <w:r>
+              <w:t>2026-0…</w:t>
+            </w:r>
+          </w:p>
+        </w:tc>
+        <w:tc>
+          <w:tcPr>
+            <w:tcW w:w="543" w:type="pct"/>
+          </w:tcPr>
+          <w:p>
+            <w:r>
+              <w:t>2026-0…</w:t>
+            </w:r>
+          </w:p>
+        </w:tc>
+      </w:tr>
+      <w:tr>
+        <w:trPr>
+          <w:tblHeader/>
+        </w:trPr>
+        <w:tc>
+          <w:tcPr>
+            <w:tcW w:w="304" w:type="pct"/>
+          </w:tcPr>
+          <w:p>
+            <w:r>
+              <w:t>1</w:t>
+            </w:r>
+          </w:p>
+        </w:tc>
+        <w:tc>
+          <w:tcPr>
+            <w:tcW w:w="556" w:type="pct"/>
+          </w:tcPr>
+          <w:p>
+            <w:r>
+              <w:t>0.22</w:t>
+            </w:r>
+          </w:p>
+        </w:tc>
+        <w:tc>
+          <w:tcPr>
+            <w:tcW w:w="507" w:type="pct"/>
+          </w:tcPr>
+          <w:p>
+            <w:proofErr w:type="spellStart"/>
+            <w:r>
+              <w:t>verifi</w:t>
+            </w:r>
+            <w:proofErr w:type="spellEnd"/>
+            <w:r>
+              <w:t>…</w:t>
+            </w:r>
+          </w:p>
+        </w:tc>
+        <w:tc>
+          <w:tcPr>
+            <w:tcW w:w="708" w:type="pct"/>
+          </w:tcPr>
+          <w:p>
+            <w:r>
+              <w:t>2026-0…</w:t>
+            </w:r>
+          </w:p>
+        </w:tc>
+        <w:tc>
+          <w:tcPr>
+            <w:tcW w:w="741" w:type="pct"/>
+          </w:tcPr>
+          <w:p>
+            <w:r>
+              <w:t>google…</w:t>
+            </w:r>
+          </w:p>
+        </w:tc>
+        <w:tc>
+          <w:tcPr>
+            <w:tcW w:w="505" w:type="pct"/>
+          </w:tcPr>
+          <w:p>
+            <w:r>
+              <w:t>google…</w:t>
+            </w:r>
+          </w:p>
+        </w:tc>
+        <w:tc>
+          <w:tcPr>
+            <w:tcW w:w="572" w:type="pct"/>
+          </w:tcPr>
+          <w:p>
+            <w:proofErr w:type="spellStart"/>
+            <w:r>
+              <w:t>DekaLLM</w:t>
+            </w:r>
+            <w:proofErr w:type="spellEnd"/>
+          </w:p>
+        </w:tc>
+        <w:tc>
+          <w:tcPr>
+            <w:tcW w:w="564" w:type="pct"/>
+          </w:tcPr>
+          <w:p>
+            <w:r>
+              <w:t>2026-0…</w:t>
+            </w:r>
+          </w:p>
+        </w:tc>
+        <w:tc>
+          <w:tcPr>
+            <w:tcW w:w="543" w:type="pct"/>
+          </w:tcPr>
+          <w:p>
+            <w:r>
+              <w:t>2026-0…</w:t>
+            </w:r>
+          </w:p>
+        </w:tc>
+      </w:tr>
+      <w:tr>
+        <w:trPr>
+          <w:tblHeader/>
+        </w:trPr>
+        <w:tc>
+          <w:tcPr>
+            <w:tcW w:w="304" w:type="pct"/>
+          </w:tcPr>
+          <w:p>
+            <w:r>
+              <w:t>2</w:t>
+            </w:r>
+          </w:p>
+        </w:tc>
+        <w:tc>
+          <w:tcPr>
+            <w:tcW w:w="556" w:type="pct"/>
+          </w:tcPr>
+          <w:p>
+            <w:r>
+              <w:t>0.22</w:t>
+            </w:r>
+          </w:p>
+        </w:tc>
+        <w:tc>
+          <w:tcPr>
+            <w:tcW w:w="507" w:type="pct"/>
+          </w:tcPr>
+          <w:p>
+            <w:proofErr w:type="spellStart"/>
+            <w:r>
+              <w:t>verifi</w:t>
+            </w:r>
+            <w:proofErr w:type="spellEnd"/>
+            <w:r>
+              <w:t>…</w:t>
+            </w:r>
+          </w:p>
+        </w:tc>
+        <w:tc>
+          <w:tcPr>
+            <w:tcW w:w="708" w:type="pct"/>
+          </w:tcPr>
+          <w:p>
+            <w:r>
+              <w:t>2026-0…</w:t>
+            </w:r>
+          </w:p>
+        </w:tc>
+        <w:tc>
+          <w:tcPr>
+            <w:tcW w:w="741" w:type="pct"/>
+          </w:tcPr>
+          <w:p>
+            <w:r>
+              <w:t>google…</w:t>
+            </w:r>
+          </w:p>
+        </w:tc>
+        <w:tc>
+          <w:tcPr>
+            <w:tcW w:w="505" w:type="pct"/>
+          </w:tcPr>
+          <w:p>
+            <w:r>
+              <w:t>google…</w:t>
+            </w:r>
+          </w:p>
+        </w:tc>
+        <w:tc>
+          <w:tcPr>
+            <w:tcW w:w="572" w:type="pct"/>
+          </w:tcPr>
+          <w:p>
+            <w:proofErr w:type="spellStart"/>
+            <w:r>
+              <w:t>DekaLLM</w:t>
+            </w:r>
+            <w:proofErr w:type="spellEnd"/>
+          </w:p>
+        </w:tc>
+        <w:tc>
+          <w:tcPr>
+            <w:tcW w:w="564" w:type="pct"/>
+          </w:tcPr>
+          <w:p>
+            <w:r>
+              <w:t>2026-0…</w:t>
+            </w:r>
+          </w:p>
+        </w:tc>
+        <w:tc>
+          <w:tcPr>
+            <w:tcW w:w="543" w:type="pct"/>
+          </w:tcPr>
+          <w:p>
+            <w:r>
+              <w:t>2026-0…</w:t>
+            </w:r>
+          </w:p>
+        </w:tc>
+      </w:tr>
+      <w:tr>
+        <w:trPr>
+          <w:tblHeader/>
+        </w:trPr>
+        <w:tc>
+          <w:tcPr>
+            <w:tcW w:w="304" w:type="pct"/>
+          </w:tcPr>
+          <w:p>
+            <w:r>
+              <w:t>3</w:t>
+            </w:r>
+          </w:p>
+        </w:tc>
+        <w:tc>
+          <w:tcPr>
+            <w:tcW w:w="556" w:type="pct"/>
+          </w:tcPr>
+          <w:p>
+            <w:r>
+              <w:t>0.22</w:t>
+            </w:r>
+          </w:p>
+        </w:tc>
+        <w:tc>
+          <w:tcPr>
+            <w:tcW w:w="507" w:type="pct"/>
+          </w:tcPr>
+          <w:p>
+            <w:proofErr w:type="spellStart"/>
+            <w:r>
+              <w:t>verifi</w:t>
+            </w:r>
+            <w:proofErr w:type="spellEnd"/>
+            <w:r>
+              <w:t>…</w:t>
+            </w:r>
+          </w:p>
+        </w:tc>
+        <w:tc>
+          <w:tcPr>
+            <w:tcW w:w="708" w:type="pct"/>
+          </w:tcPr>
+          <w:p>
+            <w:r>
+              <w:t>2026-0…</w:t>
+            </w:r>
+          </w:p>
+        </w:tc>
+        <w:tc>
+          <w:tcPr>
+            <w:tcW w:w="741" w:type="pct"/>
+          </w:tcPr>
+          <w:p>
+            <w:r>
+              <w:t>google…</w:t>
+            </w:r>
+          </w:p>
+        </w:tc>
+        <w:tc>
+          <w:tcPr>
+            <w:tcW w:w="505" w:type="pct"/>
+          </w:tcPr>
+          <w:p>
+            <w:r>
+              <w:t>google…</w:t>
+            </w:r>
+          </w:p>
+        </w:tc>
+        <w:tc>
+          <w:tcPr>
+            <w:tcW w:w="572" w:type="pct"/>
+          </w:tcPr>
+          <w:p>
+            <w:proofErr w:type="spellStart"/>
+            <w:r>
+              <w:t>DekaLLM</w:t>
+            </w:r>
+            <w:proofErr w:type="spellEnd"/>
+          </w:p>
+        </w:tc>
+        <w:tc>
+          <w:tcPr>
+            <w:tcW w:w="564" w:type="pct"/>
+          </w:tcPr>
+          <w:p>
+            <w:r>
+              <w:t>2026-0…</w:t>
+            </w:r>
+          </w:p>
+        </w:tc>
+        <w:tc>
+          <w:tcPr>
+            <w:tcW w:w="543" w:type="pct"/>
+          </w:tcPr>
+          <w:p>
+            <w:r>
+              <w:t>2026-0…</w:t>
+            </w:r>
+          </w:p>
+        </w:tc>
+      </w:tr>
+      <w:tr>
+        <w:trPr>
+          <w:tblHeader/>
+        </w:trPr>
+        <w:tc>
+          <w:tcPr>
+            <w:tcW w:w="304" w:type="pct"/>
+          </w:tcPr>
+          <w:p>
+            <w:r>
+              <w:t>4</w:t>
+            </w:r>
+          </w:p>
+        </w:tc>
+        <w:tc>
+          <w:tcPr>
+            <w:tcW w:w="556" w:type="pct"/>
+          </w:tcPr>
+          <w:p>
+            <w:r>
+              <w:t>0.22</w:t>
+            </w:r>
+          </w:p>
+        </w:tc>
+        <w:tc>
+          <w:tcPr>
+            <w:tcW w:w="507" w:type="pct"/>
+          </w:tcPr>
+          <w:p>
+            <w:proofErr w:type="spellStart"/>
+            <w:r>
+              <w:t>verifi</w:t>
+            </w:r>
+            <w:proofErr w:type="spellEnd"/>
+            <w:r>
+              <w:t>…</w:t>
+            </w:r>
+          </w:p>
+        </w:tc>
+        <w:tc>
+          <w:tcPr>
+            <w:tcW w:w="708" w:type="pct"/>
+          </w:tcPr>
+          <w:p>
+            <w:r>
+              <w:t>2026-0…</w:t>
+            </w:r>
+          </w:p>
+        </w:tc>
+        <w:tc>
+          <w:tcPr>
+            <w:tcW w:w="741" w:type="pct"/>
+          </w:tcPr>
+          <w:p>
+            <w:r>
+              <w:t>google…</w:t>
+            </w:r>
+          </w:p>
+        </w:tc>
+        <w:tc>
+          <w:tcPr>
+            <w:tcW w:w="505" w:type="pct"/>
+          </w:tcPr>
+          <w:p>
+            <w:r>
+              <w:t>google…</w:t>
+            </w:r>
+          </w:p>
+        </w:tc>
+        <w:tc>
+          <w:tcPr>
+            <w:tcW w:w="572" w:type="pct"/>
+          </w:tcPr>
+          <w:p>
+            <w:proofErr w:type="spellStart"/>
+            <w:r>
+              <w:t>DekaLLM</w:t>
+            </w:r>
+            <w:proofErr w:type="spellEnd"/>
+          </w:p>
+        </w:tc>
+        <w:tc>
+          <w:tcPr>
+            <w:tcW w:w="564" w:type="pct"/>
+          </w:tcPr>
+          <w:p>
+            <w:r>
+              <w:t>2026-0…</w:t>
+            </w:r>
+          </w:p>
+        </w:tc>
+        <w:tc>
+          <w:tcPr>
+            <w:tcW w:w="543" w:type="pct"/>
+          </w:tcPr>
+          <w:p>
+            <w:r>
+              <w:t>2026-0…</w:t>
+            </w:r>
+          </w:p>
+        </w:tc>
+      </w:tr>
+      <w:tr>
+        <w:trPr>
+          <w:tblHeader/>
+        </w:trPr>
+        <w:tc>
+          <w:tcPr>
+            <w:tcW w:w="304" w:type="pct"/>
+          </w:tcPr>
+          <w:p>
+            <w:r>
+              <w:t>…</w:t>
+            </w:r>
+          </w:p>
+        </w:tc>
+        <w:tc>
+          <w:tcPr>
+            <w:tcW w:w="556" w:type="pct"/>
+          </w:tcPr>
+          <w:p>
+            <w:r>
+              <w:t>…</w:t>
+            </w:r>
+          </w:p>
+        </w:tc>
+        <w:tc>
+          <w:tcPr>
+            <w:tcW w:w="507" w:type="pct"/>
+          </w:tcPr>
+          <w:p>
+            <w:r>
+              <w:t>…</w:t>
+            </w:r>
+          </w:p>
+        </w:tc>
+        <w:tc>
+          <w:tcPr>
+            <w:tcW w:w="708" w:type="pct"/>
+          </w:tcPr>
+          <w:p>
+            <w:r>
+              <w:t>…</w:t>
+            </w:r>
+          </w:p>
+        </w:tc>
+        <w:tc>
+          <w:tcPr>
+            <w:tcW w:w="741" w:type="pct"/>
+          </w:tcPr>
+          <w:p>
+            <w:r>
+              <w:t>…</w:t>
+            </w:r>
+          </w:p>
+        </w:tc>
+        <w:tc>
+          <w:tcPr>
+            <w:tcW w:w="505" w:type="pct"/>
+          </w:tcPr>
+          <w:p>
+            <w:r>
+              <w:t>…</w:t>
+            </w:r>
+          </w:p>
+        </w:tc>
+        <w:tc>
+          <w:tcPr>
+            <w:tcW w:w="572" w:type="pct"/>
+          </w:tcPr>
+          <w:p>
+            <w:r>
+              <w:t>…</w:t>
+            </w:r>
+          </w:p>
+        </w:tc>
+        <w:tc>
+          <w:tcPr>
+            <w:tcW w:w="564" w:type="pct"/>
+          </w:tcPr>
+          <w:p>
+            <w:r>
+              <w:t>…</w:t>
+            </w:r>
+          </w:p>
+        </w:tc>
+        <w:tc>
+          <w:tcPr>
+            <w:tcW w:w="543" w:type="pct"/>
+          </w:tcPr>
+          <w:p>
+            <w:r>
+              <w:t>…</w:t>
+            </w:r>
+          </w:p>
+        </w:tc>
+      </w:tr>
+      <w:tr>
+        <w:trPr>
+          <w:tblHeader/>
+        </w:trPr>
+        <w:tc>
+          <w:tcPr>
+            <w:tcW w:w="304" w:type="pct"/>
+          </w:tcPr>
+          <w:p>
+            <w:r>
+              <w:t>1195</w:t>
+            </w:r>
+          </w:p>
+        </w:tc>
+        <w:tc>
+          <w:tcPr>
+            <w:tcW w:w="556" w:type="pct"/>
+          </w:tcPr>
+          <w:p>
+            <w:r>
+              <w:t>2.5</w:t>
+            </w:r>
+          </w:p>
+        </w:tc>
+        <w:tc>
+          <w:tcPr>
+            <w:tcW w:w="507" w:type="pct"/>
+          </w:tcPr>
+          <w:p>
+            <w:proofErr w:type="spellStart"/>
+            <w:r>
+              <w:t>verifi</w:t>
+            </w:r>
+            <w:proofErr w:type="spellEnd"/>
+            <w:r>
+              <w:t>…</w:t>
+            </w:r>
+          </w:p>
+        </w:tc>
+        <w:tc>
+          <w:tcPr>
+            <w:tcW w:w="708" w:type="pct"/>
+          </w:tcPr>
+          <w:p>
+            <w:r>
+              <w:t>2026-0…</w:t>
+            </w:r>
+          </w:p>
+        </w:tc>
+        <w:tc>
+          <w:tcPr>
+            <w:tcW w:w="741" w:type="pct"/>
+          </w:tcPr>
+          <w:p>
+            <w:r>
+              <w:t>x-ai/g…</w:t>
+            </w:r>
+          </w:p>
+        </w:tc>
+        <w:tc>
+          <w:tcPr>
+            <w:tcW w:w="505" w:type="pct"/>
+          </w:tcPr>
+          <w:p>
+            <w:r>
+              <w:t>x-ai/g…</w:t>
+            </w:r>
+          </w:p>
+        </w:tc>
+        <w:tc>
+          <w:tcPr>
+            <w:tcW w:w="572" w:type="pct"/>
+          </w:tcPr>
+          <w:p>
+            <w:proofErr w:type="spellStart"/>
+            <w:r>
+              <w:t>xAI</w:t>
+            </w:r>
+            <w:proofErr w:type="spellEnd"/>
+          </w:p>
+        </w:tc>
+        <w:tc>
+          <w:tcPr>
+            <w:tcW w:w="564" w:type="pct"/>
+          </w:tcPr>
+          <w:p>
+            <w:r>
+              <w:t>2026-0…</w:t>
+            </w:r>
+          </w:p>
+        </w:tc>
+        <w:tc>
+          <w:tcPr>
+            <w:tcW w:w="543" w:type="pct"/>
+          </w:tcPr>
+          <w:p>
+            <w:r>
+              <w:t>2026-0…</w:t>
+            </w:r>
+          </w:p>
+        </w:tc>
+      </w:tr>
+      <w:tr>
+        <w:trPr>
+          <w:tblHeader/>
+        </w:trPr>
+        <w:tc>
+          <w:tcPr>
+            <w:tcW w:w="304" w:type="pct"/>
+          </w:tcPr>
+          <w:p>
+            <w:r>
+              <w:t>1196</w:t>
+            </w:r>
+          </w:p>
+        </w:tc>
+        <w:tc>
+          <w:tcPr>
+            <w:tcW w:w="556" w:type="pct"/>
+          </w:tcPr>
+          <w:p>
+            <w:r>
+              <w:t>2.5</w:t>
+            </w:r>
+          </w:p>
+        </w:tc>
+        <w:tc>
+          <w:tcPr>
+            <w:tcW w:w="507" w:type="pct"/>
+          </w:tcPr>
+          <w:p>
+            <w:proofErr w:type="spellStart"/>
+            <w:r>
+              <w:t>verifi</w:t>
+            </w:r>
+            <w:proofErr w:type="spellEnd"/>
+            <w:r>
+              <w:t>…</w:t>
+            </w:r>
+          </w:p>
+        </w:tc>
+        <w:tc>
+          <w:tcPr>
+            <w:tcW w:w="708" w:type="pct"/>
+          </w:tcPr>
+          <w:p>
+            <w:r>
+              <w:t>2026-0…</w:t>
+            </w:r>
+          </w:p>
+        </w:tc>
+        <w:tc>
+          <w:tcPr>
+            <w:tcW w:w="741" w:type="pct"/>
+          </w:tcPr>
+          <w:p>
+            <w:r>
+              <w:t>x-ai/g…</w:t>
+            </w:r>
+          </w:p>
+        </w:tc>
+        <w:tc>
+          <w:tcPr>
+            <w:tcW w:w="505" w:type="pct"/>
+          </w:tcPr>
+          <w:p>
+            <w:r>
+              <w:t>x-ai/g…</w:t>
+            </w:r>
+          </w:p>
+        </w:tc>
+        <w:tc>
+          <w:tcPr>
+            <w:tcW w:w="572" w:type="pct"/>
+          </w:tcPr>
+          <w:p>
+            <w:proofErr w:type="spellStart"/>
+            <w:r>
+              <w:t>xAI</w:t>
+            </w:r>
+            <w:proofErr w:type="spellEnd"/>
+          </w:p>
+        </w:tc>
+        <w:tc>
+          <w:tcPr>
+            <w:tcW w:w="564" w:type="pct"/>
+          </w:tcPr>
+          <w:p>
+            <w:r>
+              <w:t>2026-0…</w:t>
+            </w:r>
+          </w:p>
+        </w:tc>
+        <w:tc>
+          <w:tcPr>
+            <w:tcW w:w="543" w:type="pct"/>
+          </w:tcPr>
+          <w:p>
+            <w:r>
+              <w:t>2026-0…</w:t>
+            </w:r>
+          </w:p>
+        </w:tc>
+      </w:tr>
+      <w:tr>
+        <w:trPr>
+          <w:tblHeader/>
+        </w:trPr>
+        <w:tc>
+          <w:tcPr>
+            <w:tcW w:w="304" w:type="pct"/>
+          </w:tcPr>
+          <w:p>
+            <w:r>
+              <w:t>1197</w:t>
+            </w:r>
+          </w:p>
+        </w:tc>
+        <w:tc>
+          <w:tcPr>
+            <w:tcW w:w="556" w:type="pct"/>
+          </w:tcPr>
+          <w:p>
+            <w:r>
+              <w:t>2.5</w:t>
+            </w:r>
+          </w:p>
+        </w:tc>
+        <w:tc>
+          <w:tcPr>
+            <w:tcW w:w="507" w:type="pct"/>
+          </w:tcPr>
+          <w:p>
+            <w:proofErr w:type="spellStart"/>
+            <w:r>
+              <w:t>verifi</w:t>
+            </w:r>
+            <w:proofErr w:type="spellEnd"/>
+            <w:r>
+              <w:t>…</w:t>
+            </w:r>
+          </w:p>
+        </w:tc>
+        <w:tc>
+          <w:tcPr>
+            <w:tcW w:w="708" w:type="pct"/>
+          </w:tcPr>
+          <w:p>
+            <w:r>
+              <w:t>2026-0…</w:t>
+            </w:r>
+          </w:p>
+        </w:tc>
+        <w:tc>
+          <w:tcPr>
+            <w:tcW w:w="741" w:type="pct"/>
+          </w:tcPr>
+          <w:p>
+            <w:r>
+              <w:t>x-ai/g…</w:t>
+            </w:r>
+          </w:p>
+        </w:tc>
+        <w:tc>
+          <w:tcPr>
+            <w:tcW w:w="505" w:type="pct"/>
+          </w:tcPr>
+          <w:p>
+            <w:r>
+              <w:t>x-ai/g…</w:t>
+            </w:r>
+          </w:p>
+        </w:tc>
+        <w:tc>
+          <w:tcPr>
+            <w:tcW w:w="572" w:type="pct"/>
+          </w:tcPr>
+          <w:p>
+            <w:proofErr w:type="spellStart"/>
+            <w:r>
+              <w:t>xAI</w:t>
+            </w:r>
+            <w:proofErr w:type="spellEnd"/>
+          </w:p>
+        </w:tc>
+        <w:tc>
+          <w:tcPr>
+            <w:tcW w:w="564" w:type="pct"/>
+          </w:tcPr>
+          <w:p>
+            <w:r>
+              <w:t>2026-0…</w:t>
+            </w:r>
+          </w:p>
+        </w:tc>
+        <w:tc>
+          <w:tcPr>
+            <w:tcW w:w="543" w:type="pct"/>
+          </w:tcPr>
+          <w:p>
+            <w:r>
+              <w:t>2026-0…</w:t>
+            </w:r>
+          </w:p>
+        </w:tc>
+      </w:tr>
+      <w:tr>
+        <w:trPr>
+          <w:tblHeader/>
+        </w:trPr>
+        <w:tc>
+          <w:tcPr>
+            <w:tcW w:w="304" w:type="pct"/>
+          </w:tcPr>
+          <w:p>
+            <w:r>
+              <w:t>1198</w:t>
+            </w:r>
+          </w:p>
+        </w:tc>
+        <w:tc>
+          <w:tcPr>
+            <w:tcW w:w="556" w:type="pct"/>
+          </w:tcPr>
+          <w:p>
+            <w:r>
+              <w:t>2.5</w:t>
+            </w:r>
+          </w:p>
+        </w:tc>
+        <w:tc>
+          <w:tcPr>
+            <w:tcW w:w="507" w:type="pct"/>
+          </w:tcPr>
+          <w:p>
+            <w:proofErr w:type="spellStart"/>
+            <w:r>
+              <w:t>verifi</w:t>
+            </w:r>
+            <w:proofErr w:type="spellEnd"/>
+            <w:r>
+              <w:t>…</w:t>
+            </w:r>
+          </w:p>
+        </w:tc>
+        <w:tc>
+          <w:tcPr>
+            <w:tcW w:w="708" w:type="pct"/>
+          </w:tcPr>
+          <w:p>
+            <w:r>
+              <w:t>2026-0…</w:t>
+            </w:r>
+          </w:p>
+        </w:tc>
+        <w:tc>
+          <w:tcPr>
+            <w:tcW w:w="741" w:type="pct"/>
+          </w:tcPr>
+          <w:p>
+            <w:r>
+              <w:t>x-ai/g…</w:t>
+            </w:r>
+          </w:p>
+        </w:tc>
+        <w:tc>
+          <w:tcPr>
+            <w:tcW w:w="505" w:type="pct"/>
+          </w:tcPr>
+          <w:p>
+            <w:r>
+              <w:t>x-ai/g…</w:t>
+            </w:r>
+          </w:p>
+        </w:tc>
+        <w:tc>
+          <w:tcPr>
+            <w:tcW w:w="572" w:type="pct"/>
+          </w:tcPr>
+          <w:p>
+            <w:proofErr w:type="spellStart"/>
+            <w:r>
+              <w:t>xAI</w:t>
+            </w:r>
+            <w:proofErr w:type="spellEnd"/>
+          </w:p>
+        </w:tc>
+        <w:tc>
+          <w:tcPr>
+            <w:tcW w:w="564" w:type="pct"/>
+          </w:tcPr>
+          <w:p>
+            <w:r>
+              <w:t>2026-0…</w:t>
+            </w:r>
+          </w:p>
+        </w:tc>
+        <w:tc>
+          <w:tcPr>
+            <w:tcW w:w="543" w:type="pct"/>
+          </w:tcPr>
+          <w:p>
+            <w:r>
+              <w:t>2026-0…</w:t>
+            </w:r>
+          </w:p>
+        </w:tc>
+      </w:tr>
+      <w:tr>
+        <w:trPr>
+          <w:tblHeader/>
+        </w:trPr>
+        <w:tc>
+          <w:tcPr>
+            <w:tcW w:w="304" w:type="pct"/>
+          </w:tcPr>
+          <w:p>
+            <w:r>
+              <w:t>1199</w:t>
+            </w:r>
+          </w:p>
+        </w:tc>
+        <w:tc>
+          <w:tcPr>
+            <w:tcW w:w="556" w:type="pct"/>
+          </w:tcPr>
+          <w:p>
+            <w:r>
+              <w:t>2.5</w:t>
+            </w:r>
+          </w:p>
+        </w:tc>
+        <w:tc>
+          <w:tcPr>
+            <w:tcW w:w="507" w:type="pct"/>
+          </w:tcPr>
+          <w:p>
+            <w:proofErr w:type="spellStart"/>
+            <w:r>
+              <w:t>verifi</w:t>
+            </w:r>
+            <w:proofErr w:type="spellEnd"/>
+            <w:r>
+              <w:t>…</w:t>
+            </w:r>
+          </w:p>
+        </w:tc>
+        <w:tc>
+          <w:tcPr>
+            <w:tcW w:w="708" w:type="pct"/>
+          </w:tcPr>
+          <w:p>
+            <w:r>
+              <w:t>2026-0…</w:t>
+            </w:r>
+          </w:p>
+        </w:tc>
+        <w:tc>
+          <w:tcPr>
+            <w:tcW w:w="741" w:type="pct"/>
+          </w:tcPr>
+          <w:p>
+            <w:r>
+              <w:t>x-ai/g…</w:t>
+            </w:r>
+          </w:p>
+        </w:tc>
+        <w:tc>
+          <w:tcPr>
+            <w:tcW w:w="505" w:type="pct"/>
+          </w:tcPr>
+          <w:p>
+            <w:r>
+              <w:t>x-ai/g…</w:t>
+            </w:r>
+          </w:p>
+        </w:tc>
+        <w:tc>
+          <w:tcPr>
+            <w:tcW w:w="572" w:type="pct"/>
+          </w:tcPr>
+          <w:p>
+            <w:proofErr w:type="spellStart"/>
+            <w:r>
+              <w:t>xAI</w:t>
+            </w:r>
+            <w:proofErr w:type="spellEnd"/>
+          </w:p>
+        </w:tc>
+        <w:tc>
+          <w:tcPr>
+            <w:tcW w:w="564" w:type="pct"/>
+          </w:tcPr>
+          <w:p>
+            <w:r>
+              <w:t>2026-0…</w:t>
+            </w:r>
+          </w:p>
+        </w:tc>
+        <w:tc>
+          <w:tcPr>
+            <w:tcW w:w="543" w:type="pct"/>
+          </w:tcPr>
+          <w:p>
+            <w:r>
+              <w:t>2026-0…</w:t>
+            </w:r>
+          </w:p>
+        </w:tc>
+      </w:tr>
+    </w:tbl>
+    <w:p>
+      <w:pPr>
+        <w:spacing w:after="0"/>
+      </w:pPr>
+    </w:p>
+    <w:p>
+      <w:pPr>
+        <w:pStyle w:val="Caption"/>
+        <w:keepNext/>
+      </w:pPr>
+      <w:bookmarkStart w:id="13" w:name="_Toc242911595"/>
+      <w:r>
+        <w:lastRenderedPageBreak/>
+        <w:t xml:space="preserve">Tabel </w:t>
+      </w:r>
+      <w:fldSimple w:instr=" SEQ Tabel \* ARABIC ">
+        <w:r>
+          <w:rPr>
+            <w:noProof/>
+          </w:rPr>
+          <w:t>4</w:t>
+        </w:r>
+      </w:fldSimple>
+      <w:r>
+        <w:t xml:space="preserve">. </w:t>
+      </w:r>
+      <w:r>
+        <w:t xml:space="preserve">Head dan Tail Dataset (Column </w:t>
+      </w:r>
+      <w:r>
+        <w:t>17</w:t>
+      </w:r>
+      <w:r>
+        <w:t xml:space="preserve"> </w:t>
+      </w:r>
+      <w:r>
+        <w:t>–</w:t>
+      </w:r>
+      <w:r>
+        <w:t xml:space="preserve"> 24</w:t>
       </w:r>
       <w:r>
         <w:t>)</w:t>
@@ -7930,9 +9155,11 @@
             <w:tcW w:w="556" w:type="pct"/>
           </w:tcPr>
           <w:p>
-            <w:r>
-              <w:t>listed_output_price_per_1m</w:t>
-            </w:r>
+            <w:proofErr w:type="spellStart"/>
+            <w:r>
+              <w:t>latency_ms</w:t>
+            </w:r>
+            <w:proofErr w:type="spellEnd"/>
           </w:p>
         </w:tc>
         <w:tc>
@@ -7942,7 +9169,7 @@
           <w:p>
             <w:proofErr w:type="spellStart"/>
             <w:r>
-              <w:t>price_status</w:t>
+              <w:t>time_to_first_token_ms</w:t>
             </w:r>
             <w:proofErr w:type="spellEnd"/>
           </w:p>
@@ -7954,7 +9181,7 @@
           <w:p>
             <w:proofErr w:type="spellStart"/>
             <w:r>
-              <w:t>price_checked_at</w:t>
+              <w:t>input_tokens</w:t>
             </w:r>
             <w:proofErr w:type="spellEnd"/>
           </w:p>
@@ -7966,7 +9193,7 @@
           <w:p>
             <w:proofErr w:type="spellStart"/>
             <w:r>
-              <w:t>requested_model</w:t>
+              <w:t>output_tokens</w:t>
             </w:r>
             <w:proofErr w:type="spellEnd"/>
           </w:p>
@@ -7978,7 +9205,7 @@
           <w:p>
             <w:proofErr w:type="spellStart"/>
             <w:r>
-              <w:t>served_model</w:t>
+              <w:t>reasoning_tokens</w:t>
             </w:r>
             <w:proofErr w:type="spellEnd"/>
           </w:p>
@@ -7990,7 +9217,7 @@
           <w:p>
             <w:proofErr w:type="spellStart"/>
             <w:r>
-              <w:t>served_provider</w:t>
+              <w:t>cached_input_tokens</w:t>
             </w:r>
             <w:proofErr w:type="spellEnd"/>
           </w:p>
@@ -8002,7 +9229,7 @@
           <w:p>
             <w:proofErr w:type="spellStart"/>
             <w:r>
-              <w:t>timestamp_start</w:t>
+              <w:t>actual_cost_usd</w:t>
             </w:r>
             <w:proofErr w:type="spellEnd"/>
           </w:p>
@@ -8014,7 +9241,7 @@
           <w:p>
             <w:proofErr w:type="spellStart"/>
             <w:r>
-              <w:t>timestamp_end</w:t>
+              <w:t>finish_reason</w:t>
             </w:r>
             <w:proofErr w:type="spellEnd"/>
           </w:p>
@@ -8040,7 +9267,7 @@
           </w:tcPr>
           <w:p>
             <w:r>
-              <w:t>0.22</w:t>
+              <w:t>1161.05</w:t>
             </w:r>
           </w:p>
         </w:tc>
@@ -8049,13 +9276,8 @@
             <w:tcW w:w="507" w:type="pct"/>
           </w:tcPr>
           <w:p>
-            <w:proofErr w:type="spellStart"/>
-            <w:r>
-              <w:t>verifi</w:t>
-            </w:r>
-            <w:proofErr w:type="spellEnd"/>
-            <w:r>
-              <w:t>…</w:t>
+            <w:r>
+              <w:t>928.84</w:t>
             </w:r>
           </w:p>
         </w:tc>
@@ -8065,7 +9287,7 @@
           </w:tcPr>
           <w:p>
             <w:r>
-              <w:t>2026-0…</w:t>
+              <w:t>42</w:t>
             </w:r>
           </w:p>
         </w:tc>
@@ -8075,7 +9297,7 @@
           </w:tcPr>
           <w:p>
             <w:r>
-              <w:t>google…</w:t>
+              <w:t>54</w:t>
             </w:r>
           </w:p>
         </w:tc>
@@ -8085,7 +9307,7 @@
           </w:tcPr>
           <w:p>
             <w:r>
-              <w:t>google…</w:t>
+              <w:t>0</w:t>
             </w:r>
           </w:p>
         </w:tc>
@@ -8094,11 +9316,9 @@
             <w:tcW w:w="572" w:type="pct"/>
           </w:tcPr>
           <w:p>
-            <w:proofErr w:type="spellStart"/>
-            <w:r>
-              <w:t>DekaLLM</w:t>
-            </w:r>
-            <w:proofErr w:type="spellEnd"/>
+            <w:r>
+              <w:t>0</w:t>
+            </w:r>
           </w:p>
         </w:tc>
         <w:tc>
@@ -8107,7 +9327,7 @@
           </w:tcPr>
           <w:p>
             <w:r>
-              <w:t>2026-0…</w:t>
+              <w:t>2.034e-05</w:t>
             </w:r>
           </w:p>
         </w:tc>
@@ -8117,7 +9337,7 @@
           </w:tcPr>
           <w:p>
             <w:r>
-              <w:t>2026-0…</w:t>
+              <w:t>stop</w:t>
             </w:r>
           </w:p>
         </w:tc>
@@ -8142,7 +9362,7 @@
           </w:tcPr>
           <w:p>
             <w:r>
-              <w:t>0.22</w:t>
+              <w:t>419.23</w:t>
             </w:r>
           </w:p>
         </w:tc>
@@ -8151,13 +9371,8 @@
             <w:tcW w:w="507" w:type="pct"/>
           </w:tcPr>
           <w:p>
-            <w:proofErr w:type="spellStart"/>
-            <w:r>
-              <w:t>verifi</w:t>
-            </w:r>
-            <w:proofErr w:type="spellEnd"/>
-            <w:r>
-              <w:t>…</w:t>
+            <w:r>
+              <w:t>252.84</w:t>
             </w:r>
           </w:p>
         </w:tc>
@@ -8167,7 +9382,7 @@
           </w:tcPr>
           <w:p>
             <w:r>
-              <w:t>2026-0…</w:t>
+              <w:t>42</w:t>
             </w:r>
           </w:p>
         </w:tc>
@@ -8177,7 +9392,7 @@
           </w:tcPr>
           <w:p>
             <w:r>
-              <w:t>google…</w:t>
+              <w:t>54</w:t>
             </w:r>
           </w:p>
         </w:tc>
@@ -8187,7 +9402,7 @@
           </w:tcPr>
           <w:p>
             <w:r>
-              <w:t>google…</w:t>
+              <w:t>0</w:t>
             </w:r>
           </w:p>
         </w:tc>
@@ -8196,11 +9411,9 @@
             <w:tcW w:w="572" w:type="pct"/>
           </w:tcPr>
           <w:p>
-            <w:proofErr w:type="spellStart"/>
-            <w:r>
-              <w:t>DekaLLM</w:t>
-            </w:r>
-            <w:proofErr w:type="spellEnd"/>
+            <w:r>
+              <w:t>0</w:t>
+            </w:r>
           </w:p>
         </w:tc>
         <w:tc>
@@ -8209,7 +9422,7 @@
           </w:tcPr>
           <w:p>
             <w:r>
-              <w:t>2026-0…</w:t>
+              <w:t>2.034e-05</w:t>
             </w:r>
           </w:p>
         </w:tc>
@@ -8219,7 +9432,7 @@
           </w:tcPr>
           <w:p>
             <w:r>
-              <w:t>2026-0…</w:t>
+              <w:t>stop</w:t>
             </w:r>
           </w:p>
         </w:tc>
@@ -8244,7 +9457,7 @@
           </w:tcPr>
           <w:p>
             <w:r>
-              <w:t>0.22</w:t>
+              <w:t>8080.68</w:t>
             </w:r>
           </w:p>
         </w:tc>
@@ -8253,13 +9466,8 @@
             <w:tcW w:w="507" w:type="pct"/>
           </w:tcPr>
           <w:p>
-            <w:proofErr w:type="spellStart"/>
-            <w:r>
-              <w:t>verifi</w:t>
-            </w:r>
-            <w:proofErr w:type="spellEnd"/>
-            <w:r>
-              <w:t>…</w:t>
+            <w:r>
+              <w:t>333.42</w:t>
             </w:r>
           </w:p>
         </w:tc>
@@ -8269,7 +9477,7 @@
           </w:tcPr>
           <w:p>
             <w:r>
-              <w:t>2026-0…</w:t>
+              <w:t>43</w:t>
             </w:r>
           </w:p>
         </w:tc>
@@ -8279,7 +9487,7 @@
           </w:tcPr>
           <w:p>
             <w:r>
-              <w:t>google…</w:t>
+              <w:t>742</w:t>
             </w:r>
           </w:p>
         </w:tc>
@@ -8289,7 +9497,7 @@
           </w:tcPr>
           <w:p>
             <w:r>
-              <w:t>google…</w:t>
+              <w:t>0</w:t>
             </w:r>
           </w:p>
         </w:tc>
@@ -8298,11 +9506,9 @@
             <w:tcW w:w="572" w:type="pct"/>
           </w:tcPr>
           <w:p>
-            <w:proofErr w:type="spellStart"/>
-            <w:r>
-              <w:t>DekaLLM</w:t>
-            </w:r>
-            <w:proofErr w:type="spellEnd"/>
+            <w:r>
+              <w:t>0</w:t>
+            </w:r>
           </w:p>
         </w:tc>
         <w:tc>
@@ -8311,7 +9517,7 @@
           </w:tcPr>
           <w:p>
             <w:r>
-              <w:t>2026-0…</w:t>
+              <w:t>0.0002…</w:t>
             </w:r>
           </w:p>
         </w:tc>
@@ -8321,7 +9527,7 @@
           </w:tcPr>
           <w:p>
             <w:r>
-              <w:t>2026-0…</w:t>
+              <w:t>stop</w:t>
             </w:r>
           </w:p>
         </w:tc>
@@ -8346,7 +9552,7 @@
           </w:tcPr>
           <w:p>
             <w:r>
-              <w:t>0.22</w:t>
+              <w:t>4817.25</w:t>
             </w:r>
           </w:p>
         </w:tc>
@@ -8355,13 +9561,8 @@
             <w:tcW w:w="507" w:type="pct"/>
           </w:tcPr>
           <w:p>
-            <w:proofErr w:type="spellStart"/>
-            <w:r>
-              <w:t>verifi</w:t>
-            </w:r>
-            <w:proofErr w:type="spellEnd"/>
-            <w:r>
-              <w:t>…</w:t>
+            <w:r>
+              <w:t>388.44</w:t>
             </w:r>
           </w:p>
         </w:tc>
@@ -8371,7 +9572,7 @@
           </w:tcPr>
           <w:p>
             <w:r>
-              <w:t>2026-0…</w:t>
+              <w:t>43</w:t>
             </w:r>
           </w:p>
         </w:tc>
@@ -8381,7 +9582,7 @@
           </w:tcPr>
           <w:p>
             <w:r>
-              <w:t>google…</w:t>
+              <w:t>721</w:t>
             </w:r>
           </w:p>
         </w:tc>
@@ -8391,7 +9592,7 @@
           </w:tcPr>
           <w:p>
             <w:r>
-              <w:t>google…</w:t>
+              <w:t>0</w:t>
             </w:r>
           </w:p>
         </w:tc>
@@ -8400,11 +9601,9 @@
             <w:tcW w:w="572" w:type="pct"/>
           </w:tcPr>
           <w:p>
-            <w:proofErr w:type="spellStart"/>
-            <w:r>
-              <w:t>DekaLLM</w:t>
-            </w:r>
-            <w:proofErr w:type="spellEnd"/>
+            <w:r>
+              <w:t>0</w:t>
+            </w:r>
           </w:p>
         </w:tc>
         <w:tc>
@@ -8413,7 +9612,7 @@
           </w:tcPr>
           <w:p>
             <w:r>
-              <w:t>2026-0…</w:t>
+              <w:t>0.0002…</w:t>
             </w:r>
           </w:p>
         </w:tc>
@@ -8423,7 +9622,7 @@
           </w:tcPr>
           <w:p>
             <w:r>
-              <w:t>2026-0…</w:t>
+              <w:t>stop</w:t>
             </w:r>
           </w:p>
         </w:tc>
@@ -8448,7 +9647,7 @@
           </w:tcPr>
           <w:p>
             <w:r>
-              <w:t>0.22</w:t>
+              <w:t>7031.57</w:t>
             </w:r>
           </w:p>
         </w:tc>
@@ -8457,13 +9656,8 @@
             <w:tcW w:w="507" w:type="pct"/>
           </w:tcPr>
           <w:p>
-            <w:proofErr w:type="spellStart"/>
-            <w:r>
-              <w:t>verifi</w:t>
-            </w:r>
-            <w:proofErr w:type="spellEnd"/>
-            <w:r>
-              <w:t>…</w:t>
+            <w:r>
+              <w:t>314.28</w:t>
             </w:r>
           </w:p>
         </w:tc>
@@ -8473,7 +9667,7 @@
           </w:tcPr>
           <w:p>
             <w:r>
-              <w:t>2026-0…</w:t>
+              <w:t>43</w:t>
             </w:r>
           </w:p>
         </w:tc>
@@ -8483,7 +9677,7 @@
           </w:tcPr>
           <w:p>
             <w:r>
-              <w:t>google…</w:t>
+              <w:t>829</w:t>
             </w:r>
           </w:p>
         </w:tc>
@@ -8493,7 +9687,7 @@
           </w:tcPr>
           <w:p>
             <w:r>
-              <w:t>google…</w:t>
+              <w:t>0</w:t>
             </w:r>
           </w:p>
         </w:tc>
@@ -8502,11 +9696,9 @@
             <w:tcW w:w="572" w:type="pct"/>
           </w:tcPr>
           <w:p>
-            <w:proofErr w:type="spellStart"/>
-            <w:r>
-              <w:t>DekaLLM</w:t>
-            </w:r>
-            <w:proofErr w:type="spellEnd"/>
+            <w:r>
+              <w:t>0</w:t>
+            </w:r>
           </w:p>
         </w:tc>
         <w:tc>
@@ -8515,7 +9707,7 @@
           </w:tcPr>
           <w:p>
             <w:r>
-              <w:t>2026-0…</w:t>
+              <w:t>0.0002…</w:t>
             </w:r>
           </w:p>
         </w:tc>
@@ -8525,7 +9717,7 @@
           </w:tcPr>
           <w:p>
             <w:r>
-              <w:t>2026-0…</w:t>
+              <w:t>stop</w:t>
             </w:r>
           </w:p>
         </w:tc>
@@ -8645,7 +9837,7 @@
           </w:tcPr>
           <w:p>
             <w:r>
-              <w:t>2.5</w:t>
+              <w:t>3727.08</w:t>
             </w:r>
           </w:p>
         </w:tc>
@@ -8654,13 +9846,8 @@
             <w:tcW w:w="507" w:type="pct"/>
           </w:tcPr>
           <w:p>
-            <w:proofErr w:type="spellStart"/>
-            <w:r>
-              <w:t>verifi</w:t>
-            </w:r>
-            <w:proofErr w:type="spellEnd"/>
-            <w:r>
-              <w:t>…</w:t>
+            <w:r>
+              <w:t>3385.83</w:t>
             </w:r>
           </w:p>
         </w:tc>
@@ -8670,7 +9857,7 @@
           </w:tcPr>
           <w:p>
             <w:r>
-              <w:t>2026-0…</w:t>
+              <w:t>240</w:t>
             </w:r>
           </w:p>
         </w:tc>
@@ -8680,7 +9867,7 @@
           </w:tcPr>
           <w:p>
             <w:r>
-              <w:t>x-ai/g…</w:t>
+              <w:t>385</w:t>
             </w:r>
           </w:p>
         </w:tc>
@@ -8690,7 +9877,7 @@
           </w:tcPr>
           <w:p>
             <w:r>
-              <w:t>x-ai/g…</w:t>
+              <w:t>346</w:t>
             </w:r>
           </w:p>
         </w:tc>
@@ -8699,11 +9886,9 @@
             <w:tcW w:w="572" w:type="pct"/>
           </w:tcPr>
           <w:p>
-            <w:proofErr w:type="spellStart"/>
-            <w:r>
-              <w:t>xAI</w:t>
-            </w:r>
-            <w:proofErr w:type="spellEnd"/>
+            <w:r>
+              <w:t>128</w:t>
+            </w:r>
           </w:p>
         </w:tc>
         <w:tc>
@@ -8712,7 +9897,7 @@
           </w:tcPr>
           <w:p>
             <w:r>
-              <w:t>2026-0…</w:t>
+              <w:t>0.0010469</w:t>
             </w:r>
           </w:p>
         </w:tc>
@@ -8722,7 +9907,7 @@
           </w:tcPr>
           <w:p>
             <w:r>
-              <w:t>2026-0…</w:t>
+              <w:t>stop</w:t>
             </w:r>
           </w:p>
         </w:tc>
@@ -8747,7 +9932,7 @@
           </w:tcPr>
           <w:p>
             <w:r>
-              <w:t>2.5</w:t>
+              <w:t>14237.24</w:t>
             </w:r>
           </w:p>
         </w:tc>
@@ -8756,13 +9941,8 @@
             <w:tcW w:w="507" w:type="pct"/>
           </w:tcPr>
           <w:p>
-            <w:proofErr w:type="spellStart"/>
-            <w:r>
-              <w:t>verifi</w:t>
-            </w:r>
-            <w:proofErr w:type="spellEnd"/>
-            <w:r>
-              <w:t>…</w:t>
+            <w:r>
+              <w:t>4542.33</w:t>
             </w:r>
           </w:p>
         </w:tc>
@@ -8772,7 +9952,7 @@
           </w:tcPr>
           <w:p>
             <w:r>
-              <w:t>2026-0…</w:t>
+              <w:t>228</w:t>
             </w:r>
           </w:p>
         </w:tc>
@@ -8782,7 +9962,7 @@
           </w:tcPr>
           <w:p>
             <w:r>
-              <w:t>x-ai/g…</w:t>
+              <w:t>1218</w:t>
             </w:r>
           </w:p>
         </w:tc>
@@ -8792,7 +9972,7 @@
           </w:tcPr>
           <w:p>
             <w:r>
-              <w:t>x-ai/g…</w:t>
+              <w:t>353</w:t>
             </w:r>
           </w:p>
         </w:tc>
@@ -8801,11 +9981,9 @@
             <w:tcW w:w="572" w:type="pct"/>
           </w:tcPr>
           <w:p>
-            <w:proofErr w:type="spellStart"/>
-            <w:r>
-              <w:t>xAI</w:t>
-            </w:r>
-            <w:proofErr w:type="spellEnd"/>
+            <w:r>
+              <w:t>128</w:t>
+            </w:r>
           </w:p>
         </w:tc>
         <w:tc>
@@ -8814,7 +9992,7 @@
           </w:tcPr>
           <w:p>
             <w:r>
-              <w:t>2026-0…</w:t>
+              <w:t>0.0031956</w:t>
             </w:r>
           </w:p>
         </w:tc>
@@ -8824,7 +10002,7 @@
           </w:tcPr>
           <w:p>
             <w:r>
-              <w:t>2026-0…</w:t>
+              <w:t>stop</w:t>
             </w:r>
           </w:p>
         </w:tc>
@@ -8849,7 +10027,7 @@
           </w:tcPr>
           <w:p>
             <w:r>
-              <w:t>2.5</w:t>
+              <w:t>12415.47</w:t>
             </w:r>
           </w:p>
         </w:tc>
@@ -8858,13 +10036,8 @@
             <w:tcW w:w="507" w:type="pct"/>
           </w:tcPr>
           <w:p>
-            <w:proofErr w:type="spellStart"/>
-            <w:r>
-              <w:t>verifi</w:t>
-            </w:r>
-            <w:proofErr w:type="spellEnd"/>
-            <w:r>
-              <w:t>…</w:t>
+            <w:r>
+              <w:t>4123.91</w:t>
             </w:r>
           </w:p>
         </w:tc>
@@ -8874,7 +10047,7 @@
           </w:tcPr>
           <w:p>
             <w:r>
-              <w:t>2026-0…</w:t>
+              <w:t>228</w:t>
             </w:r>
           </w:p>
         </w:tc>
@@ -8884,7 +10057,7 @@
           </w:tcPr>
           <w:p>
             <w:r>
-              <w:t>x-ai/g…</w:t>
+              <w:t>1120</w:t>
             </w:r>
           </w:p>
         </w:tc>
@@ -8894,7 +10067,7 @@
           </w:tcPr>
           <w:p>
             <w:r>
-              <w:t>x-ai/g…</w:t>
+              <w:t>375</w:t>
             </w:r>
           </w:p>
         </w:tc>
@@ -8903,11 +10076,9 @@
             <w:tcW w:w="572" w:type="pct"/>
           </w:tcPr>
           <w:p>
-            <w:proofErr w:type="spellStart"/>
-            <w:r>
-              <w:t>xAI</w:t>
-            </w:r>
-            <w:proofErr w:type="spellEnd"/>
+            <w:r>
+              <w:t>128</w:t>
+            </w:r>
           </w:p>
         </w:tc>
         <w:tc>
@@ -8916,7 +10087,7 @@
           </w:tcPr>
           <w:p>
             <w:r>
-              <w:t>2026-0…</w:t>
+              <w:t>0.0029506</w:t>
             </w:r>
           </w:p>
         </w:tc>
@@ -8926,7 +10097,7 @@
           </w:tcPr>
           <w:p>
             <w:r>
-              <w:t>2026-0…</w:t>
+              <w:t>stop</w:t>
             </w:r>
           </w:p>
         </w:tc>
@@ -8951,7 +10122,7 @@
           </w:tcPr>
           <w:p>
             <w:r>
-              <w:t>2.5</w:t>
+              <w:t>7078.11</w:t>
             </w:r>
           </w:p>
         </w:tc>
@@ -8960,13 +10131,8 @@
             <w:tcW w:w="507" w:type="pct"/>
           </w:tcPr>
           <w:p>
-            <w:proofErr w:type="spellStart"/>
-            <w:r>
-              <w:t>verifi</w:t>
-            </w:r>
-            <w:proofErr w:type="spellEnd"/>
-            <w:r>
-              <w:t>…</w:t>
+            <w:r>
+              <w:t>4645.81</w:t>
             </w:r>
           </w:p>
         </w:tc>
@@ -8976,7 +10142,7 @@
           </w:tcPr>
           <w:p>
             <w:r>
-              <w:t>2026-0…</w:t>
+              <w:t>221</w:t>
             </w:r>
           </w:p>
         </w:tc>
@@ -8986,7 +10152,7 @@
           </w:tcPr>
           <w:p>
             <w:r>
-              <w:t>x-ai/g…</w:t>
+              <w:t>556</w:t>
             </w:r>
           </w:p>
         </w:tc>
@@ -8996,7 +10162,7 @@
           </w:tcPr>
           <w:p>
             <w:r>
-              <w:t>x-ai/g…</w:t>
+              <w:t>393</w:t>
             </w:r>
           </w:p>
         </w:tc>
@@ -9005,11 +10171,9 @@
             <w:tcW w:w="572" w:type="pct"/>
           </w:tcPr>
           <w:p>
-            <w:proofErr w:type="spellStart"/>
-            <w:r>
-              <w:t>xAI</w:t>
-            </w:r>
-            <w:proofErr w:type="spellEnd"/>
+            <w:r>
+              <w:t>128</w:t>
+            </w:r>
           </w:p>
         </w:tc>
         <w:tc>
@@ -9018,7 +10182,7 @@
           </w:tcPr>
           <w:p>
             <w:r>
-              <w:t>2026-0…</w:t>
+              <w:t>0.0015…</w:t>
             </w:r>
           </w:p>
         </w:tc>
@@ -9028,7 +10192,7 @@
           </w:tcPr>
           <w:p>
             <w:r>
-              <w:t>2026-0…</w:t>
+              <w:t>stop</w:t>
             </w:r>
           </w:p>
         </w:tc>
@@ -9053,7 +10217,7 @@
           </w:tcPr>
           <w:p>
             <w:r>
-              <w:t>2.5</w:t>
+              <w:t>7691.69</w:t>
             </w:r>
           </w:p>
         </w:tc>
@@ -9062,13 +10226,8 @@
             <w:tcW w:w="507" w:type="pct"/>
           </w:tcPr>
           <w:p>
-            <w:proofErr w:type="spellStart"/>
-            <w:r>
-              <w:t>verifi</w:t>
-            </w:r>
-            <w:proofErr w:type="spellEnd"/>
-            <w:r>
-              <w:t>…</w:t>
+            <w:r>
+              <w:t>3597.43</w:t>
             </w:r>
           </w:p>
         </w:tc>
@@ -9078,7 +10237,7 @@
           </w:tcPr>
           <w:p>
             <w:r>
-              <w:t>2026-0…</w:t>
+              <w:t>221</w:t>
             </w:r>
           </w:p>
         </w:tc>
@@ -9088,7 +10247,7 @@
           </w:tcPr>
           <w:p>
             <w:r>
-              <w:t>x-ai/g…</w:t>
+              <w:t>653</w:t>
             </w:r>
           </w:p>
         </w:tc>
@@ -9098,7 +10257,7 @@
           </w:tcPr>
           <w:p>
             <w:r>
-              <w:t>x-ai/g…</w:t>
+              <w:t>284</w:t>
             </w:r>
           </w:p>
         </w:tc>
@@ -9107,11 +10266,9 @@
             <w:tcW w:w="572" w:type="pct"/>
           </w:tcPr>
           <w:p>
-            <w:proofErr w:type="spellStart"/>
-            <w:r>
-              <w:t>xAI</w:t>
-            </w:r>
-            <w:proofErr w:type="spellEnd"/>
+            <w:r>
+              <w:t>192</w:t>
+            </w:r>
           </w:p>
         </w:tc>
         <w:tc>
@@ -9120,7 +10277,7 @@
           </w:tcPr>
           <w:p>
             <w:r>
-              <w:t>2026-0…</w:t>
+              <w:t>0.0017…</w:t>
             </w:r>
           </w:p>
         </w:tc>
@@ -9130,7 +10287,7 @@
           </w:tcPr>
           <w:p>
             <w:r>
-              <w:t>2026-0…</w:t>
+              <w:t>stop</w:t>
             </w:r>
           </w:p>
         </w:tc>
@@ -9146,29 +10303,19 @@
         <w:pStyle w:val="Caption"/>
         <w:keepNext/>
       </w:pPr>
-      <w:bookmarkStart w:id="14" w:name="_Toc242832700"/>
+      <w:bookmarkStart w:id="14" w:name="_Toc242911596"/>
       <w:r>
         <w:lastRenderedPageBreak/>
         <w:t xml:space="preserve">Tabel </w:t>
       </w:r>
-      <w:r>
-        <w:fldChar w:fldCharType="begin"/>
-      </w:r>
-      <w:r>
-        <w:instrText xml:space="preserve"> SEQ Tabel \* ARABIC </w:instrText>
-      </w:r>
-      <w:r>
-        <w:fldChar w:fldCharType="separate"/>
-      </w:r>
-      <w:r>
-        <w:rPr>
-          <w:noProof/>
-        </w:rPr>
-        <w:t>4</w:t>
-      </w:r>
-      <w:r>
-        <w:fldChar w:fldCharType="end"/>
-      </w:r>
+      <w:fldSimple w:instr=" SEQ Tabel \* ARABIC ">
+        <w:r>
+          <w:rPr>
+            <w:noProof/>
+          </w:rPr>
+          <w:t>5</w:t>
+        </w:r>
+      </w:fldSimple>
       <w:r>
         <w:t xml:space="preserve">. </w:t>
       </w:r>
@@ -9176,1251 +10323,24 @@
         <w:t xml:space="preserve">Head dan Tail Dataset (Column </w:t>
       </w:r>
       <w:r>
-        <w:t>17</w:t>
-      </w:r>
-      <w:r>
-        <w:t xml:space="preserve"> -</w:t>
-      </w:r>
-      <w:r>
-        <w:t xml:space="preserve"> 24</w:t>
+        <w:t>25</w:t>
+      </w:r>
+      <w:r>
+        <w:t xml:space="preserve"> </w:t>
+      </w:r>
+      <w:r>
+        <w:t>–</w:t>
+      </w:r>
+      <w:r>
+        <w:t xml:space="preserve"> </w:t>
+      </w:r>
+      <w:r>
+        <w:t>30</w:t>
       </w:r>
       <w:r>
         <w:t>)</w:t>
       </w:r>
       <w:bookmarkEnd w:id="14"/>
-    </w:p>
-    <w:tbl>
-      <w:tblPr>
-        <w:tblStyle w:val="TableGrid"/>
-        <w:tblW w:w="5000" w:type="pct"/>
-        <w:tblBorders>
-          <w:left w:val="none" w:sz="0" w:space="0" w:color="auto"/>
-          <w:right w:val="none" w:sz="0" w:space="0" w:color="auto"/>
-          <w:insideV w:val="none" w:sz="0" w:space="0" w:color="auto"/>
-        </w:tblBorders>
-        <w:tblLayout w:type="fixed"/>
-        <w:tblLook w:val="04A0" w:firstRow="1" w:lastRow="0" w:firstColumn="1" w:lastColumn="0" w:noHBand="0" w:noVBand="1"/>
-      </w:tblPr>
-      <w:tblGrid>
-        <w:gridCol w:w="852"/>
-        <w:gridCol w:w="1557"/>
-        <w:gridCol w:w="1420"/>
-        <w:gridCol w:w="1983"/>
-        <w:gridCol w:w="2075"/>
-        <w:gridCol w:w="1414"/>
-        <w:gridCol w:w="1602"/>
-        <w:gridCol w:w="1580"/>
-        <w:gridCol w:w="1521"/>
-      </w:tblGrid>
-      <w:tr>
-        <w:trPr>
-          <w:tblHeader/>
-        </w:trPr>
-        <w:tc>
-          <w:tcPr>
-            <w:tcW w:w="304" w:type="pct"/>
-          </w:tcPr>
-          <w:p>
-            <w:r>
-              <w:t>No.</w:t>
-            </w:r>
-          </w:p>
-        </w:tc>
-        <w:tc>
-          <w:tcPr>
-            <w:tcW w:w="556" w:type="pct"/>
-          </w:tcPr>
-          <w:p>
-            <w:proofErr w:type="spellStart"/>
-            <w:r>
-              <w:t>latency_ms</w:t>
-            </w:r>
-            <w:proofErr w:type="spellEnd"/>
-          </w:p>
-        </w:tc>
-        <w:tc>
-          <w:tcPr>
-            <w:tcW w:w="507" w:type="pct"/>
-          </w:tcPr>
-          <w:p>
-            <w:proofErr w:type="spellStart"/>
-            <w:r>
-              <w:t>time_to_first_token_ms</w:t>
-            </w:r>
-            <w:proofErr w:type="spellEnd"/>
-          </w:p>
-        </w:tc>
-        <w:tc>
-          <w:tcPr>
-            <w:tcW w:w="708" w:type="pct"/>
-          </w:tcPr>
-          <w:p>
-            <w:proofErr w:type="spellStart"/>
-            <w:r>
-              <w:t>input_tokens</w:t>
-            </w:r>
-            <w:proofErr w:type="spellEnd"/>
-          </w:p>
-        </w:tc>
-        <w:tc>
-          <w:tcPr>
-            <w:tcW w:w="741" w:type="pct"/>
-          </w:tcPr>
-          <w:p>
-            <w:proofErr w:type="spellStart"/>
-            <w:r>
-              <w:t>output_tokens</w:t>
-            </w:r>
-            <w:proofErr w:type="spellEnd"/>
-          </w:p>
-        </w:tc>
-        <w:tc>
-          <w:tcPr>
-            <w:tcW w:w="505" w:type="pct"/>
-          </w:tcPr>
-          <w:p>
-            <w:proofErr w:type="spellStart"/>
-            <w:r>
-              <w:t>reasoning_tokens</w:t>
-            </w:r>
-            <w:proofErr w:type="spellEnd"/>
-          </w:p>
-        </w:tc>
-        <w:tc>
-          <w:tcPr>
-            <w:tcW w:w="572" w:type="pct"/>
-          </w:tcPr>
-          <w:p>
-            <w:proofErr w:type="spellStart"/>
-            <w:r>
-              <w:t>cached_input_tokens</w:t>
-            </w:r>
-            <w:proofErr w:type="spellEnd"/>
-          </w:p>
-        </w:tc>
-        <w:tc>
-          <w:tcPr>
-            <w:tcW w:w="564" w:type="pct"/>
-          </w:tcPr>
-          <w:p>
-            <w:proofErr w:type="spellStart"/>
-            <w:r>
-              <w:t>actual_cost_usd</w:t>
-            </w:r>
-            <w:proofErr w:type="spellEnd"/>
-          </w:p>
-        </w:tc>
-        <w:tc>
-          <w:tcPr>
-            <w:tcW w:w="543" w:type="pct"/>
-          </w:tcPr>
-          <w:p>
-            <w:proofErr w:type="spellStart"/>
-            <w:r>
-              <w:t>finish_reason</w:t>
-            </w:r>
-            <w:proofErr w:type="spellEnd"/>
-          </w:p>
-        </w:tc>
-      </w:tr>
-      <w:tr>
-        <w:trPr>
-          <w:tblHeader/>
-        </w:trPr>
-        <w:tc>
-          <w:tcPr>
-            <w:tcW w:w="304" w:type="pct"/>
-          </w:tcPr>
-          <w:p>
-            <w:r>
-              <w:t>0</w:t>
-            </w:r>
-          </w:p>
-        </w:tc>
-        <w:tc>
-          <w:tcPr>
-            <w:tcW w:w="556" w:type="pct"/>
-          </w:tcPr>
-          <w:p>
-            <w:r>
-              <w:t>1161.05</w:t>
-            </w:r>
-          </w:p>
-        </w:tc>
-        <w:tc>
-          <w:tcPr>
-            <w:tcW w:w="507" w:type="pct"/>
-          </w:tcPr>
-          <w:p>
-            <w:r>
-              <w:t>928.84</w:t>
-            </w:r>
-          </w:p>
-        </w:tc>
-        <w:tc>
-          <w:tcPr>
-            <w:tcW w:w="708" w:type="pct"/>
-          </w:tcPr>
-          <w:p>
-            <w:r>
-              <w:t>42</w:t>
-            </w:r>
-          </w:p>
-        </w:tc>
-        <w:tc>
-          <w:tcPr>
-            <w:tcW w:w="741" w:type="pct"/>
-          </w:tcPr>
-          <w:p>
-            <w:r>
-              <w:t>54</w:t>
-            </w:r>
-          </w:p>
-        </w:tc>
-        <w:tc>
-          <w:tcPr>
-            <w:tcW w:w="505" w:type="pct"/>
-          </w:tcPr>
-          <w:p>
-            <w:r>
-              <w:t>0</w:t>
-            </w:r>
-          </w:p>
-        </w:tc>
-        <w:tc>
-          <w:tcPr>
-            <w:tcW w:w="572" w:type="pct"/>
-          </w:tcPr>
-          <w:p>
-            <w:r>
-              <w:t>0</w:t>
-            </w:r>
-          </w:p>
-        </w:tc>
-        <w:tc>
-          <w:tcPr>
-            <w:tcW w:w="564" w:type="pct"/>
-          </w:tcPr>
-          <w:p>
-            <w:r>
-              <w:t>2.034e-05</w:t>
-            </w:r>
-          </w:p>
-        </w:tc>
-        <w:tc>
-          <w:tcPr>
-            <w:tcW w:w="543" w:type="pct"/>
-          </w:tcPr>
-          <w:p>
-            <w:r>
-              <w:t>stop</w:t>
-            </w:r>
-          </w:p>
-        </w:tc>
-      </w:tr>
-      <w:tr>
-        <w:trPr>
-          <w:tblHeader/>
-        </w:trPr>
-        <w:tc>
-          <w:tcPr>
-            <w:tcW w:w="304" w:type="pct"/>
-          </w:tcPr>
-          <w:p>
-            <w:r>
-              <w:t>1</w:t>
-            </w:r>
-          </w:p>
-        </w:tc>
-        <w:tc>
-          <w:tcPr>
-            <w:tcW w:w="556" w:type="pct"/>
-          </w:tcPr>
-          <w:p>
-            <w:r>
-              <w:t>419.23</w:t>
-            </w:r>
-          </w:p>
-        </w:tc>
-        <w:tc>
-          <w:tcPr>
-            <w:tcW w:w="507" w:type="pct"/>
-          </w:tcPr>
-          <w:p>
-            <w:r>
-              <w:t>252.84</w:t>
-            </w:r>
-          </w:p>
-        </w:tc>
-        <w:tc>
-          <w:tcPr>
-            <w:tcW w:w="708" w:type="pct"/>
-          </w:tcPr>
-          <w:p>
-            <w:r>
-              <w:t>42</w:t>
-            </w:r>
-          </w:p>
-        </w:tc>
-        <w:tc>
-          <w:tcPr>
-            <w:tcW w:w="741" w:type="pct"/>
-          </w:tcPr>
-          <w:p>
-            <w:r>
-              <w:t>54</w:t>
-            </w:r>
-          </w:p>
-        </w:tc>
-        <w:tc>
-          <w:tcPr>
-            <w:tcW w:w="505" w:type="pct"/>
-          </w:tcPr>
-          <w:p>
-            <w:r>
-              <w:t>0</w:t>
-            </w:r>
-          </w:p>
-        </w:tc>
-        <w:tc>
-          <w:tcPr>
-            <w:tcW w:w="572" w:type="pct"/>
-          </w:tcPr>
-          <w:p>
-            <w:r>
-              <w:t>0</w:t>
-            </w:r>
-          </w:p>
-        </w:tc>
-        <w:tc>
-          <w:tcPr>
-            <w:tcW w:w="564" w:type="pct"/>
-          </w:tcPr>
-          <w:p>
-            <w:r>
-              <w:t>2.034e-05</w:t>
-            </w:r>
-          </w:p>
-        </w:tc>
-        <w:tc>
-          <w:tcPr>
-            <w:tcW w:w="543" w:type="pct"/>
-          </w:tcPr>
-          <w:p>
-            <w:r>
-              <w:t>stop</w:t>
-            </w:r>
-          </w:p>
-        </w:tc>
-      </w:tr>
-      <w:tr>
-        <w:trPr>
-          <w:tblHeader/>
-        </w:trPr>
-        <w:tc>
-          <w:tcPr>
-            <w:tcW w:w="304" w:type="pct"/>
-          </w:tcPr>
-          <w:p>
-            <w:r>
-              <w:t>2</w:t>
-            </w:r>
-          </w:p>
-        </w:tc>
-        <w:tc>
-          <w:tcPr>
-            <w:tcW w:w="556" w:type="pct"/>
-          </w:tcPr>
-          <w:p>
-            <w:r>
-              <w:t>8080.68</w:t>
-            </w:r>
-          </w:p>
-        </w:tc>
-        <w:tc>
-          <w:tcPr>
-            <w:tcW w:w="507" w:type="pct"/>
-          </w:tcPr>
-          <w:p>
-            <w:r>
-              <w:t>333.42</w:t>
-            </w:r>
-          </w:p>
-        </w:tc>
-        <w:tc>
-          <w:tcPr>
-            <w:tcW w:w="708" w:type="pct"/>
-          </w:tcPr>
-          <w:p>
-            <w:r>
-              <w:t>43</w:t>
-            </w:r>
-          </w:p>
-        </w:tc>
-        <w:tc>
-          <w:tcPr>
-            <w:tcW w:w="741" w:type="pct"/>
-          </w:tcPr>
-          <w:p>
-            <w:r>
-              <w:t>742</w:t>
-            </w:r>
-          </w:p>
-        </w:tc>
-        <w:tc>
-          <w:tcPr>
-            <w:tcW w:w="505" w:type="pct"/>
-          </w:tcPr>
-          <w:p>
-            <w:r>
-              <w:t>0</w:t>
-            </w:r>
-          </w:p>
-        </w:tc>
-        <w:tc>
-          <w:tcPr>
-            <w:tcW w:w="572" w:type="pct"/>
-          </w:tcPr>
-          <w:p>
-            <w:r>
-              <w:t>0</w:t>
-            </w:r>
-          </w:p>
-        </w:tc>
-        <w:tc>
-          <w:tcPr>
-            <w:tcW w:w="564" w:type="pct"/>
-          </w:tcPr>
-          <w:p>
-            <w:r>
-              <w:t>0.0002…</w:t>
-            </w:r>
-          </w:p>
-        </w:tc>
-        <w:tc>
-          <w:tcPr>
-            <w:tcW w:w="543" w:type="pct"/>
-          </w:tcPr>
-          <w:p>
-            <w:r>
-              <w:t>stop</w:t>
-            </w:r>
-          </w:p>
-        </w:tc>
-      </w:tr>
-      <w:tr>
-        <w:trPr>
-          <w:tblHeader/>
-        </w:trPr>
-        <w:tc>
-          <w:tcPr>
-            <w:tcW w:w="304" w:type="pct"/>
-          </w:tcPr>
-          <w:p>
-            <w:r>
-              <w:t>3</w:t>
-            </w:r>
-          </w:p>
-        </w:tc>
-        <w:tc>
-          <w:tcPr>
-            <w:tcW w:w="556" w:type="pct"/>
-          </w:tcPr>
-          <w:p>
-            <w:r>
-              <w:t>4817.25</w:t>
-            </w:r>
-          </w:p>
-        </w:tc>
-        <w:tc>
-          <w:tcPr>
-            <w:tcW w:w="507" w:type="pct"/>
-          </w:tcPr>
-          <w:p>
-            <w:r>
-              <w:t>388.44</w:t>
-            </w:r>
-          </w:p>
-        </w:tc>
-        <w:tc>
-          <w:tcPr>
-            <w:tcW w:w="708" w:type="pct"/>
-          </w:tcPr>
-          <w:p>
-            <w:r>
-              <w:t>43</w:t>
-            </w:r>
-          </w:p>
-        </w:tc>
-        <w:tc>
-          <w:tcPr>
-            <w:tcW w:w="741" w:type="pct"/>
-          </w:tcPr>
-          <w:p>
-            <w:r>
-              <w:t>721</w:t>
-            </w:r>
-          </w:p>
-        </w:tc>
-        <w:tc>
-          <w:tcPr>
-            <w:tcW w:w="505" w:type="pct"/>
-          </w:tcPr>
-          <w:p>
-            <w:r>
-              <w:t>0</w:t>
-            </w:r>
-          </w:p>
-        </w:tc>
-        <w:tc>
-          <w:tcPr>
-            <w:tcW w:w="572" w:type="pct"/>
-          </w:tcPr>
-          <w:p>
-            <w:r>
-              <w:t>0</w:t>
-            </w:r>
-          </w:p>
-        </w:tc>
-        <w:tc>
-          <w:tcPr>
-            <w:tcW w:w="564" w:type="pct"/>
-          </w:tcPr>
-          <w:p>
-            <w:r>
-              <w:t>0.0002…</w:t>
-            </w:r>
-          </w:p>
-        </w:tc>
-        <w:tc>
-          <w:tcPr>
-            <w:tcW w:w="543" w:type="pct"/>
-          </w:tcPr>
-          <w:p>
-            <w:r>
-              <w:t>stop</w:t>
-            </w:r>
-          </w:p>
-        </w:tc>
-      </w:tr>
-      <w:tr>
-        <w:trPr>
-          <w:tblHeader/>
-        </w:trPr>
-        <w:tc>
-          <w:tcPr>
-            <w:tcW w:w="304" w:type="pct"/>
-          </w:tcPr>
-          <w:p>
-            <w:r>
-              <w:t>4</w:t>
-            </w:r>
-          </w:p>
-        </w:tc>
-        <w:tc>
-          <w:tcPr>
-            <w:tcW w:w="556" w:type="pct"/>
-          </w:tcPr>
-          <w:p>
-            <w:r>
-              <w:t>7031.57</w:t>
-            </w:r>
-          </w:p>
-        </w:tc>
-        <w:tc>
-          <w:tcPr>
-            <w:tcW w:w="507" w:type="pct"/>
-          </w:tcPr>
-          <w:p>
-            <w:r>
-              <w:t>314.28</w:t>
-            </w:r>
-          </w:p>
-        </w:tc>
-        <w:tc>
-          <w:tcPr>
-            <w:tcW w:w="708" w:type="pct"/>
-          </w:tcPr>
-          <w:p>
-            <w:r>
-              <w:t>43</w:t>
-            </w:r>
-          </w:p>
-        </w:tc>
-        <w:tc>
-          <w:tcPr>
-            <w:tcW w:w="741" w:type="pct"/>
-          </w:tcPr>
-          <w:p>
-            <w:r>
-              <w:t>829</w:t>
-            </w:r>
-          </w:p>
-        </w:tc>
-        <w:tc>
-          <w:tcPr>
-            <w:tcW w:w="505" w:type="pct"/>
-          </w:tcPr>
-          <w:p>
-            <w:r>
-              <w:t>0</w:t>
-            </w:r>
-          </w:p>
-        </w:tc>
-        <w:tc>
-          <w:tcPr>
-            <w:tcW w:w="572" w:type="pct"/>
-          </w:tcPr>
-          <w:p>
-            <w:r>
-              <w:t>0</w:t>
-            </w:r>
-          </w:p>
-        </w:tc>
-        <w:tc>
-          <w:tcPr>
-            <w:tcW w:w="564" w:type="pct"/>
-          </w:tcPr>
-          <w:p>
-            <w:r>
-              <w:t>0.0002…</w:t>
-            </w:r>
-          </w:p>
-        </w:tc>
-        <w:tc>
-          <w:tcPr>
-            <w:tcW w:w="543" w:type="pct"/>
-          </w:tcPr>
-          <w:p>
-            <w:r>
-              <w:t>stop</w:t>
-            </w:r>
-          </w:p>
-        </w:tc>
-      </w:tr>
-      <w:tr>
-        <w:trPr>
-          <w:tblHeader/>
-        </w:trPr>
-        <w:tc>
-          <w:tcPr>
-            <w:tcW w:w="304" w:type="pct"/>
-          </w:tcPr>
-          <w:p>
-            <w:r>
-              <w:t>…</w:t>
-            </w:r>
-          </w:p>
-        </w:tc>
-        <w:tc>
-          <w:tcPr>
-            <w:tcW w:w="556" w:type="pct"/>
-          </w:tcPr>
-          <w:p>
-            <w:r>
-              <w:t>…</w:t>
-            </w:r>
-          </w:p>
-        </w:tc>
-        <w:tc>
-          <w:tcPr>
-            <w:tcW w:w="507" w:type="pct"/>
-          </w:tcPr>
-          <w:p>
-            <w:r>
-              <w:t>…</w:t>
-            </w:r>
-          </w:p>
-        </w:tc>
-        <w:tc>
-          <w:tcPr>
-            <w:tcW w:w="708" w:type="pct"/>
-          </w:tcPr>
-          <w:p>
-            <w:r>
-              <w:t>…</w:t>
-            </w:r>
-          </w:p>
-        </w:tc>
-        <w:tc>
-          <w:tcPr>
-            <w:tcW w:w="741" w:type="pct"/>
-          </w:tcPr>
-          <w:p>
-            <w:r>
-              <w:t>…</w:t>
-            </w:r>
-          </w:p>
-        </w:tc>
-        <w:tc>
-          <w:tcPr>
-            <w:tcW w:w="505" w:type="pct"/>
-          </w:tcPr>
-          <w:p>
-            <w:r>
-              <w:t>…</w:t>
-            </w:r>
-          </w:p>
-        </w:tc>
-        <w:tc>
-          <w:tcPr>
-            <w:tcW w:w="572" w:type="pct"/>
-          </w:tcPr>
-          <w:p>
-            <w:r>
-              <w:t>…</w:t>
-            </w:r>
-          </w:p>
-        </w:tc>
-        <w:tc>
-          <w:tcPr>
-            <w:tcW w:w="564" w:type="pct"/>
-          </w:tcPr>
-          <w:p>
-            <w:r>
-              <w:t>…</w:t>
-            </w:r>
-          </w:p>
-        </w:tc>
-        <w:tc>
-          <w:tcPr>
-            <w:tcW w:w="543" w:type="pct"/>
-          </w:tcPr>
-          <w:p>
-            <w:r>
-              <w:t>…</w:t>
-            </w:r>
-          </w:p>
-        </w:tc>
-      </w:tr>
-      <w:tr>
-        <w:trPr>
-          <w:tblHeader/>
-        </w:trPr>
-        <w:tc>
-          <w:tcPr>
-            <w:tcW w:w="304" w:type="pct"/>
-          </w:tcPr>
-          <w:p>
-            <w:r>
-              <w:t>1195</w:t>
-            </w:r>
-          </w:p>
-        </w:tc>
-        <w:tc>
-          <w:tcPr>
-            <w:tcW w:w="556" w:type="pct"/>
-          </w:tcPr>
-          <w:p>
-            <w:r>
-              <w:t>3727.08</w:t>
-            </w:r>
-          </w:p>
-        </w:tc>
-        <w:tc>
-          <w:tcPr>
-            <w:tcW w:w="507" w:type="pct"/>
-          </w:tcPr>
-          <w:p>
-            <w:r>
-              <w:t>3385.83</w:t>
-            </w:r>
-          </w:p>
-        </w:tc>
-        <w:tc>
-          <w:tcPr>
-            <w:tcW w:w="708" w:type="pct"/>
-          </w:tcPr>
-          <w:p>
-            <w:r>
-              <w:t>240</w:t>
-            </w:r>
-          </w:p>
-        </w:tc>
-        <w:tc>
-          <w:tcPr>
-            <w:tcW w:w="741" w:type="pct"/>
-          </w:tcPr>
-          <w:p>
-            <w:r>
-              <w:t>385</w:t>
-            </w:r>
-          </w:p>
-        </w:tc>
-        <w:tc>
-          <w:tcPr>
-            <w:tcW w:w="505" w:type="pct"/>
-          </w:tcPr>
-          <w:p>
-            <w:r>
-              <w:t>346</w:t>
-            </w:r>
-          </w:p>
-        </w:tc>
-        <w:tc>
-          <w:tcPr>
-            <w:tcW w:w="572" w:type="pct"/>
-          </w:tcPr>
-          <w:p>
-            <w:r>
-              <w:t>128</w:t>
-            </w:r>
-          </w:p>
-        </w:tc>
-        <w:tc>
-          <w:tcPr>
-            <w:tcW w:w="564" w:type="pct"/>
-          </w:tcPr>
-          <w:p>
-            <w:r>
-              <w:t>0.0010469</w:t>
-            </w:r>
-          </w:p>
-        </w:tc>
-        <w:tc>
-          <w:tcPr>
-            <w:tcW w:w="543" w:type="pct"/>
-          </w:tcPr>
-          <w:p>
-            <w:r>
-              <w:t>stop</w:t>
-            </w:r>
-          </w:p>
-        </w:tc>
-      </w:tr>
-      <w:tr>
-        <w:trPr>
-          <w:tblHeader/>
-        </w:trPr>
-        <w:tc>
-          <w:tcPr>
-            <w:tcW w:w="304" w:type="pct"/>
-          </w:tcPr>
-          <w:p>
-            <w:r>
-              <w:t>1196</w:t>
-            </w:r>
-          </w:p>
-        </w:tc>
-        <w:tc>
-          <w:tcPr>
-            <w:tcW w:w="556" w:type="pct"/>
-          </w:tcPr>
-          <w:p>
-            <w:r>
-              <w:t>14237.24</w:t>
-            </w:r>
-          </w:p>
-        </w:tc>
-        <w:tc>
-          <w:tcPr>
-            <w:tcW w:w="507" w:type="pct"/>
-          </w:tcPr>
-          <w:p>
-            <w:r>
-              <w:t>4542.33</w:t>
-            </w:r>
-          </w:p>
-        </w:tc>
-        <w:tc>
-          <w:tcPr>
-            <w:tcW w:w="708" w:type="pct"/>
-          </w:tcPr>
-          <w:p>
-            <w:r>
-              <w:t>228</w:t>
-            </w:r>
-          </w:p>
-        </w:tc>
-        <w:tc>
-          <w:tcPr>
-            <w:tcW w:w="741" w:type="pct"/>
-          </w:tcPr>
-          <w:p>
-            <w:r>
-              <w:t>1218</w:t>
-            </w:r>
-          </w:p>
-        </w:tc>
-        <w:tc>
-          <w:tcPr>
-            <w:tcW w:w="505" w:type="pct"/>
-          </w:tcPr>
-          <w:p>
-            <w:r>
-              <w:t>353</w:t>
-            </w:r>
-          </w:p>
-        </w:tc>
-        <w:tc>
-          <w:tcPr>
-            <w:tcW w:w="572" w:type="pct"/>
-          </w:tcPr>
-          <w:p>
-            <w:r>
-              <w:t>128</w:t>
-            </w:r>
-          </w:p>
-        </w:tc>
-        <w:tc>
-          <w:tcPr>
-            <w:tcW w:w="564" w:type="pct"/>
-          </w:tcPr>
-          <w:p>
-            <w:r>
-              <w:t>0.0031956</w:t>
-            </w:r>
-          </w:p>
-        </w:tc>
-        <w:tc>
-          <w:tcPr>
-            <w:tcW w:w="543" w:type="pct"/>
-          </w:tcPr>
-          <w:p>
-            <w:r>
-              <w:t>stop</w:t>
-            </w:r>
-          </w:p>
-        </w:tc>
-      </w:tr>
-      <w:tr>
-        <w:trPr>
-          <w:tblHeader/>
-        </w:trPr>
-        <w:tc>
-          <w:tcPr>
-            <w:tcW w:w="304" w:type="pct"/>
-          </w:tcPr>
-          <w:p>
-            <w:r>
-              <w:t>1197</w:t>
-            </w:r>
-          </w:p>
-        </w:tc>
-        <w:tc>
-          <w:tcPr>
-            <w:tcW w:w="556" w:type="pct"/>
-          </w:tcPr>
-          <w:p>
-            <w:r>
-              <w:t>12415.47</w:t>
-            </w:r>
-          </w:p>
-        </w:tc>
-        <w:tc>
-          <w:tcPr>
-            <w:tcW w:w="507" w:type="pct"/>
-          </w:tcPr>
-          <w:p>
-            <w:r>
-              <w:t>4123.91</w:t>
-            </w:r>
-          </w:p>
-        </w:tc>
-        <w:tc>
-          <w:tcPr>
-            <w:tcW w:w="708" w:type="pct"/>
-          </w:tcPr>
-          <w:p>
-            <w:r>
-              <w:t>228</w:t>
-            </w:r>
-          </w:p>
-        </w:tc>
-        <w:tc>
-          <w:tcPr>
-            <w:tcW w:w="741" w:type="pct"/>
-          </w:tcPr>
-          <w:p>
-            <w:r>
-              <w:t>1120</w:t>
-            </w:r>
-          </w:p>
-        </w:tc>
-        <w:tc>
-          <w:tcPr>
-            <w:tcW w:w="505" w:type="pct"/>
-          </w:tcPr>
-          <w:p>
-            <w:r>
-              <w:t>375</w:t>
-            </w:r>
-          </w:p>
-        </w:tc>
-        <w:tc>
-          <w:tcPr>
-            <w:tcW w:w="572" w:type="pct"/>
-          </w:tcPr>
-          <w:p>
-            <w:r>
-              <w:t>128</w:t>
-            </w:r>
-          </w:p>
-        </w:tc>
-        <w:tc>
-          <w:tcPr>
-            <w:tcW w:w="564" w:type="pct"/>
-          </w:tcPr>
-          <w:p>
-            <w:r>
-              <w:t>0.0029506</w:t>
-            </w:r>
-          </w:p>
-        </w:tc>
-        <w:tc>
-          <w:tcPr>
-            <w:tcW w:w="543" w:type="pct"/>
-          </w:tcPr>
-          <w:p>
-            <w:r>
-              <w:t>stop</w:t>
-            </w:r>
-          </w:p>
-        </w:tc>
-      </w:tr>
-      <w:tr>
-        <w:trPr>
-          <w:tblHeader/>
-        </w:trPr>
-        <w:tc>
-          <w:tcPr>
-            <w:tcW w:w="304" w:type="pct"/>
-          </w:tcPr>
-          <w:p>
-            <w:r>
-              <w:t>1198</w:t>
-            </w:r>
-          </w:p>
-        </w:tc>
-        <w:tc>
-          <w:tcPr>
-            <w:tcW w:w="556" w:type="pct"/>
-          </w:tcPr>
-          <w:p>
-            <w:r>
-              <w:t>7078.11</w:t>
-            </w:r>
-          </w:p>
-        </w:tc>
-        <w:tc>
-          <w:tcPr>
-            <w:tcW w:w="507" w:type="pct"/>
-          </w:tcPr>
-          <w:p>
-            <w:r>
-              <w:t>4645.81</w:t>
-            </w:r>
-          </w:p>
-        </w:tc>
-        <w:tc>
-          <w:tcPr>
-            <w:tcW w:w="708" w:type="pct"/>
-          </w:tcPr>
-          <w:p>
-            <w:r>
-              <w:t>221</w:t>
-            </w:r>
-          </w:p>
-        </w:tc>
-        <w:tc>
-          <w:tcPr>
-            <w:tcW w:w="741" w:type="pct"/>
-          </w:tcPr>
-          <w:p>
-            <w:r>
-              <w:t>556</w:t>
-            </w:r>
-          </w:p>
-        </w:tc>
-        <w:tc>
-          <w:tcPr>
-            <w:tcW w:w="505" w:type="pct"/>
-          </w:tcPr>
-          <w:p>
-            <w:r>
-              <w:t>393</w:t>
-            </w:r>
-          </w:p>
-        </w:tc>
-        <w:tc>
-          <w:tcPr>
-            <w:tcW w:w="572" w:type="pct"/>
-          </w:tcPr>
-          <w:p>
-            <w:r>
-              <w:t>128</w:t>
-            </w:r>
-          </w:p>
-        </w:tc>
-        <w:tc>
-          <w:tcPr>
-            <w:tcW w:w="564" w:type="pct"/>
-          </w:tcPr>
-          <w:p>
-            <w:r>
-              <w:t>0.0015…</w:t>
-            </w:r>
-          </w:p>
-        </w:tc>
-        <w:tc>
-          <w:tcPr>
-            <w:tcW w:w="543" w:type="pct"/>
-          </w:tcPr>
-          <w:p>
-            <w:r>
-              <w:t>stop</w:t>
-            </w:r>
-          </w:p>
-        </w:tc>
-      </w:tr>
-      <w:tr>
-        <w:trPr>
-          <w:tblHeader/>
-        </w:trPr>
-        <w:tc>
-          <w:tcPr>
-            <w:tcW w:w="304" w:type="pct"/>
-          </w:tcPr>
-          <w:p>
-            <w:r>
-              <w:t>1199</w:t>
-            </w:r>
-          </w:p>
-        </w:tc>
-        <w:tc>
-          <w:tcPr>
-            <w:tcW w:w="556" w:type="pct"/>
-          </w:tcPr>
-          <w:p>
-            <w:r>
-              <w:t>7691.69</w:t>
-            </w:r>
-          </w:p>
-        </w:tc>
-        <w:tc>
-          <w:tcPr>
-            <w:tcW w:w="507" w:type="pct"/>
-          </w:tcPr>
-          <w:p>
-            <w:r>
-              <w:t>3597.43</w:t>
-            </w:r>
-          </w:p>
-        </w:tc>
-        <w:tc>
-          <w:tcPr>
-            <w:tcW w:w="708" w:type="pct"/>
-          </w:tcPr>
-          <w:p>
-            <w:r>
-              <w:t>221</w:t>
-            </w:r>
-          </w:p>
-        </w:tc>
-        <w:tc>
-          <w:tcPr>
-            <w:tcW w:w="741" w:type="pct"/>
-          </w:tcPr>
-          <w:p>
-            <w:r>
-              <w:t>653</w:t>
-            </w:r>
-          </w:p>
-        </w:tc>
-        <w:tc>
-          <w:tcPr>
-            <w:tcW w:w="505" w:type="pct"/>
-          </w:tcPr>
-          <w:p>
-            <w:r>
-              <w:t>284</w:t>
-            </w:r>
-          </w:p>
-        </w:tc>
-        <w:tc>
-          <w:tcPr>
-            <w:tcW w:w="572" w:type="pct"/>
-          </w:tcPr>
-          <w:p>
-            <w:r>
-              <w:t>192</w:t>
-            </w:r>
-          </w:p>
-        </w:tc>
-        <w:tc>
-          <w:tcPr>
-            <w:tcW w:w="564" w:type="pct"/>
-          </w:tcPr>
-          <w:p>
-            <w:r>
-              <w:t>0.0017…</w:t>
-            </w:r>
-          </w:p>
-        </w:tc>
-        <w:tc>
-          <w:tcPr>
-            <w:tcW w:w="543" w:type="pct"/>
-          </w:tcPr>
-          <w:p>
-            <w:r>
-              <w:t>stop</w:t>
-            </w:r>
-          </w:p>
-        </w:tc>
-      </w:tr>
-    </w:tbl>
-    <w:p>
-      <w:pPr>
-        <w:spacing w:after="0"/>
-      </w:pPr>
-    </w:p>
-    <w:p>
-      <w:pPr>
-        <w:pStyle w:val="Caption"/>
-        <w:keepNext/>
-      </w:pPr>
-      <w:bookmarkStart w:id="15" w:name="_Toc242832701"/>
-      <w:r>
-        <w:lastRenderedPageBreak/>
-        <w:t xml:space="preserve">Tabel </w:t>
-      </w:r>
-      <w:r>
-        <w:fldChar w:fldCharType="begin"/>
-      </w:r>
-      <w:r>
-        <w:instrText xml:space="preserve"> SEQ Tabel \* ARABIC </w:instrText>
-      </w:r>
-      <w:r>
-        <w:fldChar w:fldCharType="separate"/>
-      </w:r>
-      <w:r>
-        <w:rPr>
-          <w:noProof/>
-        </w:rPr>
-        <w:t>5</w:t>
-      </w:r>
-      <w:r>
-        <w:fldChar w:fldCharType="end"/>
-      </w:r>
-      <w:r>
-        <w:t xml:space="preserve">. </w:t>
-      </w:r>
-      <w:r>
-        <w:t xml:space="preserve">Head dan Tail Dataset (Column </w:t>
-      </w:r>
-      <w:r>
-        <w:t>25</w:t>
-      </w:r>
-      <w:r>
-        <w:t xml:space="preserve"> - </w:t>
-      </w:r>
-      <w:r>
-        <w:t>30</w:t>
-      </w:r>
-      <w:r>
-        <w:t>)</w:t>
-      </w:r>
-      <w:bookmarkEnd w:id="15"/>
     </w:p>
     <w:tbl>
       <w:tblPr>
@@ -11513,6 +11433,7 @@
       <w:pPr>
         <w:spacing w:after="0"/>
         <w:sectPr>
+          <w:footerReference w:type="default" r:id="rId10"/>
           <w:pgSz w:w="16838" w:h="11906" w:orient="landscape"/>
           <w:pgMar w:top="1417" w:right="1417" w:bottom="1417" w:left="1417" w:header="720" w:footer="720" w:gutter="0"/>
           <w:cols w:space="720"/>
@@ -11532,7 +11453,7 @@
           <w:bCs w:val="0"/>
         </w:rPr>
       </w:pPr>
-      <w:bookmarkStart w:id="16" w:name="_Toc242479779"/>
+      <w:bookmarkStart w:id="15" w:name="_Toc242911847"/>
       <w:proofErr w:type="spellStart"/>
       <w:r>
         <w:rPr>
@@ -11558,7 +11479,7 @@
         </w:rPr>
         <w:t>Visualisasi</w:t>
       </w:r>
-      <w:bookmarkEnd w:id="16"/>
+      <w:bookmarkEnd w:id="15"/>
       <w:proofErr w:type="spellEnd"/>
     </w:p>
     <w:p>
@@ -11568,7 +11489,10 @@
       </w:pPr>
       <w:proofErr w:type="spellStart"/>
       <w:r>
-        <w:t>Visualisasi</w:t>
+        <w:t>V</w:t>
+      </w:r>
+      <w:r>
+        <w:t>isualisasi</w:t>
       </w:r>
       <w:proofErr w:type="spellEnd"/>
       <w:r>
@@ -11592,6 +11516,14 @@
       </w:r>
       <w:proofErr w:type="spellStart"/>
       <w:r>
+        <w:t>analitik</w:t>
+      </w:r>
+      <w:proofErr w:type="spellEnd"/>
+      <w:r>
+        <w:t xml:space="preserve"> visual </w:t>
+      </w:r>
+      <w:proofErr w:type="spellStart"/>
+      <w:r>
         <w:t>komparatif</w:t>
       </w:r>
       <w:proofErr w:type="spellEnd"/>
@@ -11604,7 +11536,7 @@
       </w:r>
       <w:proofErr w:type="spellEnd"/>
       <w:r>
-        <w:t xml:space="preserve"> untuk </w:t>
+        <w:t xml:space="preserve"> (Kahng et al., 2024) untuk </w:t>
       </w:r>
       <w:proofErr w:type="spellStart"/>
       <w:r>
@@ -11653,110 +11585,6 @@
       <w:proofErr w:type="spellEnd"/>
       <w:r>
         <w:t xml:space="preserve"> one-shot. </w:t>
-      </w:r>
-      <w:proofErr w:type="spellStart"/>
-      <w:r>
-        <w:t>Analisis</w:t>
-      </w:r>
-      <w:proofErr w:type="spellEnd"/>
-      <w:r>
-        <w:t xml:space="preserve"> </w:t>
-      </w:r>
-      <w:proofErr w:type="spellStart"/>
-      <w:r>
-        <w:t>mencakup</w:t>
-      </w:r>
-      <w:proofErr w:type="spellEnd"/>
-      <w:r>
-        <w:t xml:space="preserve"> skor </w:t>
-      </w:r>
-      <w:proofErr w:type="spellStart"/>
-      <w:r>
-        <w:t>kualitas</w:t>
-      </w:r>
-      <w:proofErr w:type="spellEnd"/>
-      <w:r>
-        <w:t xml:space="preserve"> </w:t>
-      </w:r>
-      <w:proofErr w:type="spellStart"/>
-      <w:r>
-        <w:t>respons</w:t>
-      </w:r>
-      <w:proofErr w:type="spellEnd"/>
-      <w:r>
-        <w:t xml:space="preserve">, status </w:t>
-      </w:r>
-      <w:proofErr w:type="spellStart"/>
-      <w:r>
-        <w:t>penyelesaian</w:t>
-      </w:r>
-      <w:proofErr w:type="spellEnd"/>
-      <w:r>
-        <w:t xml:space="preserve">, </w:t>
-      </w:r>
-      <w:proofErr w:type="spellStart"/>
-      <w:r>
-        <w:t>latensi</w:t>
-      </w:r>
-      <w:proofErr w:type="spellEnd"/>
-      <w:r>
-        <w:t xml:space="preserve">, </w:t>
-      </w:r>
-      <w:proofErr w:type="spellStart"/>
-      <w:r>
-        <w:t>biaya</w:t>
-      </w:r>
-      <w:proofErr w:type="spellEnd"/>
-      <w:r>
-        <w:t xml:space="preserve"> per </w:t>
-      </w:r>
-      <w:proofErr w:type="spellStart"/>
-      <w:r>
-        <w:t>permintaan</w:t>
-      </w:r>
-      <w:proofErr w:type="spellEnd"/>
-      <w:r>
-        <w:t xml:space="preserve">, </w:t>
-      </w:r>
-      <w:proofErr w:type="spellStart"/>
-      <w:r>
-        <w:t>serta</w:t>
-      </w:r>
-      <w:proofErr w:type="spellEnd"/>
-      <w:r>
-        <w:t xml:space="preserve"> perbedaan skor </w:t>
-      </w:r>
-      <w:proofErr w:type="spellStart"/>
-      <w:r>
-        <w:t>kualitas</w:t>
-      </w:r>
-      <w:proofErr w:type="spellEnd"/>
-      <w:r>
-        <w:t xml:space="preserve"> </w:t>
-      </w:r>
-      <w:proofErr w:type="spellStart"/>
-      <w:r>
-        <w:t>antar</w:t>
-      </w:r>
-      <w:proofErr w:type="spellEnd"/>
-      <w:r>
-        <w:t xml:space="preserve">-run pada </w:t>
-      </w:r>
-      <w:proofErr w:type="spellStart"/>
-      <w:r>
-        <w:t>enam</w:t>
-      </w:r>
-      <w:proofErr w:type="spellEnd"/>
-      <w:r>
-        <w:t xml:space="preserve"> </w:t>
-      </w:r>
-      <w:proofErr w:type="spellStart"/>
-      <w:r>
-        <w:t>kategori</w:t>
-      </w:r>
-      <w:proofErr w:type="spellEnd"/>
-      <w:r>
-        <w:t xml:space="preserve"> tugas.</w:t>
       </w:r>
     </w:p>
     <w:p>
@@ -11766,7 +11594,7 @@
       </w:pPr>
       <w:proofErr w:type="spellStart"/>
       <w:r>
-        <w:t>Pendekatan</w:t>
+        <w:t>Analisis</w:t>
       </w:r>
       <w:proofErr w:type="spellEnd"/>
       <w:r>
@@ -11774,7 +11602,15 @@
       </w:r>
       <w:proofErr w:type="spellStart"/>
       <w:r>
-        <w:t>evaluasi</w:t>
+        <w:t>mencakup</w:t>
+      </w:r>
+      <w:proofErr w:type="spellEnd"/>
+      <w:r>
+        <w:t xml:space="preserve"> skor </w:t>
+      </w:r>
+      <w:proofErr w:type="spellStart"/>
+      <w:r>
+        <w:t>kualitas</w:t>
       </w:r>
       <w:proofErr w:type="spellEnd"/>
       <w:r>
@@ -11782,39 +11618,55 @@
       </w:r>
       <w:proofErr w:type="spellStart"/>
       <w:r>
-        <w:t>mengacu</w:t>
-      </w:r>
-      <w:proofErr w:type="spellEnd"/>
-      <w:r>
-        <w:t xml:space="preserve"> pada </w:t>
-      </w:r>
-      <w:proofErr w:type="spellStart"/>
-      <w:r>
-        <w:t>prinsip</w:t>
-      </w:r>
-      <w:proofErr w:type="spellEnd"/>
-      <w:r>
-        <w:t xml:space="preserve"> multi-</w:t>
-      </w:r>
-      <w:proofErr w:type="spellStart"/>
-      <w:r>
-        <w:t>metrik</w:t>
-      </w:r>
-      <w:proofErr w:type="spellEnd"/>
-      <w:r>
-        <w:t>, multi-</w:t>
-      </w:r>
-      <w:proofErr w:type="spellStart"/>
-      <w:r>
-        <w:t>skenario</w:t>
-      </w:r>
-      <w:proofErr w:type="spellEnd"/>
-      <w:r>
-        <w:t xml:space="preserve">, dan </w:t>
-      </w:r>
-      <w:proofErr w:type="spellStart"/>
-      <w:r>
-        <w:t>evaluasi</w:t>
+        <w:t>respons</w:t>
+      </w:r>
+      <w:proofErr w:type="spellEnd"/>
+      <w:r>
+        <w:t xml:space="preserve">, status </w:t>
+      </w:r>
+      <w:proofErr w:type="spellStart"/>
+      <w:r>
+        <w:t>penyelesaian</w:t>
+      </w:r>
+      <w:proofErr w:type="spellEnd"/>
+      <w:r>
+        <w:t xml:space="preserve">, </w:t>
+      </w:r>
+      <w:proofErr w:type="spellStart"/>
+      <w:r>
+        <w:t>latensi</w:t>
+      </w:r>
+      <w:proofErr w:type="spellEnd"/>
+      <w:r>
+        <w:t xml:space="preserve">, </w:t>
+      </w:r>
+      <w:proofErr w:type="spellStart"/>
+      <w:r>
+        <w:t>biaya</w:t>
+      </w:r>
+      <w:proofErr w:type="spellEnd"/>
+      <w:r>
+        <w:t xml:space="preserve"> per </w:t>
+      </w:r>
+      <w:proofErr w:type="spellStart"/>
+      <w:r>
+        <w:t>permintaan</w:t>
+      </w:r>
+      <w:proofErr w:type="spellEnd"/>
+      <w:r>
+        <w:t xml:space="preserve"> (Chen et al., 2023), </w:t>
+      </w:r>
+      <w:proofErr w:type="spellStart"/>
+      <w:r>
+        <w:t>serta</w:t>
+      </w:r>
+      <w:proofErr w:type="spellEnd"/>
+      <w:r>
+        <w:t xml:space="preserve"> perbedaan skor </w:t>
+      </w:r>
+      <w:proofErr w:type="spellStart"/>
+      <w:r>
+        <w:t>kualitas</w:t>
       </w:r>
       <w:proofErr w:type="spellEnd"/>
       <w:r>
@@ -11822,31 +11674,15 @@
       </w:r>
       <w:proofErr w:type="spellStart"/>
       <w:r>
-        <w:t>terarah</w:t>
-      </w:r>
-      <w:proofErr w:type="spellEnd"/>
-      <w:r>
-        <w:t xml:space="preserve"> dalam Holistic Evaluation of Language Models (HELM) oleh </w:t>
-      </w:r>
-      <w:proofErr w:type="spellStart"/>
-      <w:r>
-        <w:t>Bommasani</w:t>
-      </w:r>
-      <w:proofErr w:type="spellEnd"/>
-      <w:r>
-        <w:t xml:space="preserve"> et al. (2023). </w:t>
-      </w:r>
-      <w:proofErr w:type="spellStart"/>
-      <w:r>
-        <w:t>Pendekatan</w:t>
-      </w:r>
-      <w:proofErr w:type="spellEnd"/>
-      <w:r>
-        <w:t xml:space="preserve"> ini </w:t>
-      </w:r>
-      <w:proofErr w:type="spellStart"/>
-      <w:r>
-        <w:t>memungkinkan</w:t>
+        <w:t>antar</w:t>
+      </w:r>
+      <w:proofErr w:type="spellEnd"/>
+      <w:r>
+        <w:t xml:space="preserve">-run untuk </w:t>
+      </w:r>
+      <w:proofErr w:type="spellStart"/>
+      <w:r>
+        <w:t>mengukur</w:t>
       </w:r>
       <w:proofErr w:type="spellEnd"/>
       <w:r>
@@ -11854,7 +11690,7 @@
       </w:r>
       <w:proofErr w:type="spellStart"/>
       <w:r>
-        <w:t>perbandingan</w:t>
+        <w:t>stabilitas</w:t>
       </w:r>
       <w:proofErr w:type="spellEnd"/>
       <w:r>
@@ -11862,15 +11698,15 @@
       </w:r>
       <w:proofErr w:type="spellStart"/>
       <w:r>
-        <w:t>kinerja</w:t>
-      </w:r>
-      <w:proofErr w:type="spellEnd"/>
-      <w:r>
-        <w:t xml:space="preserve"> model </w:t>
-      </w:r>
-      <w:proofErr w:type="spellStart"/>
-      <w:r>
-        <w:t>melalui</w:t>
+        <w:t>keluaran</w:t>
+      </w:r>
+      <w:proofErr w:type="spellEnd"/>
+      <w:r>
+        <w:t xml:space="preserve"> model (Atil et al., 2024) pada </w:t>
+      </w:r>
+      <w:proofErr w:type="spellStart"/>
+      <w:r>
+        <w:t>enam</w:t>
       </w:r>
       <w:proofErr w:type="spellEnd"/>
       <w:r>
@@ -11878,59 +11714,11 @@
       </w:r>
       <w:proofErr w:type="spellStart"/>
       <w:r>
-        <w:t>berbagai</w:t>
-      </w:r>
-      <w:proofErr w:type="spellEnd"/>
-      <w:r>
-        <w:t xml:space="preserve"> </w:t>
-      </w:r>
-      <w:proofErr w:type="spellStart"/>
-      <w:r>
-        <w:t>metrik</w:t>
-      </w:r>
-      <w:proofErr w:type="spellEnd"/>
-      <w:r>
-        <w:t xml:space="preserve"> untuk </w:t>
-      </w:r>
-      <w:proofErr w:type="spellStart"/>
-      <w:r>
-        <w:t>mengidentifikasi</w:t>
-      </w:r>
-      <w:proofErr w:type="spellEnd"/>
-      <w:r>
-        <w:t xml:space="preserve"> perbedaan </w:t>
-      </w:r>
-      <w:proofErr w:type="spellStart"/>
-      <w:r>
-        <w:t>kemampuan</w:t>
-      </w:r>
-      <w:proofErr w:type="spellEnd"/>
-      <w:r>
-        <w:t xml:space="preserve"> dan </w:t>
-      </w:r>
-      <w:proofErr w:type="spellStart"/>
-      <w:r>
-        <w:t>kompromi</w:t>
-      </w:r>
-      <w:proofErr w:type="spellEnd"/>
-      <w:r>
-        <w:t xml:space="preserve"> </w:t>
-      </w:r>
-      <w:proofErr w:type="spellStart"/>
-      <w:r>
-        <w:t>antar-aspek</w:t>
-      </w:r>
-      <w:proofErr w:type="spellEnd"/>
-      <w:r>
-        <w:t xml:space="preserve"> </w:t>
-      </w:r>
-      <w:proofErr w:type="spellStart"/>
-      <w:r>
-        <w:t>kinerja</w:t>
-      </w:r>
-      <w:proofErr w:type="spellEnd"/>
-      <w:r>
-        <w:t>.</w:t>
+        <w:t>kategori</w:t>
+      </w:r>
+      <w:proofErr w:type="spellEnd"/>
+      <w:r>
+        <w:t xml:space="preserve"> tugas. </w:t>
       </w:r>
     </w:p>
     <w:p>
@@ -11938,8 +11726,93 @@
         <w:spacing w:after="0"/>
         <w:ind w:firstLine="720"/>
       </w:pPr>
-      <w:r>
-        <w:t xml:space="preserve">Hasil </w:t>
+      <w:proofErr w:type="spellStart"/>
+      <w:r>
+        <w:t>Pendekatan</w:t>
+      </w:r>
+      <w:proofErr w:type="spellEnd"/>
+      <w:r>
+        <w:t xml:space="preserve"> </w:t>
+      </w:r>
+      <w:proofErr w:type="spellStart"/>
+      <w:r>
+        <w:t>evaluasi</w:t>
+      </w:r>
+      <w:proofErr w:type="spellEnd"/>
+      <w:r>
+        <w:t xml:space="preserve"> </w:t>
+      </w:r>
+      <w:proofErr w:type="spellStart"/>
+      <w:r>
+        <w:t>mengacu</w:t>
+      </w:r>
+      <w:proofErr w:type="spellEnd"/>
+      <w:r>
+        <w:t xml:space="preserve"> pada </w:t>
+      </w:r>
+      <w:proofErr w:type="spellStart"/>
+      <w:r>
+        <w:t>prinsip</w:t>
+      </w:r>
+      <w:proofErr w:type="spellEnd"/>
+      <w:r>
+        <w:t xml:space="preserve"> multi-</w:t>
+      </w:r>
+      <w:proofErr w:type="spellStart"/>
+      <w:r>
+        <w:t>metrik</w:t>
+      </w:r>
+      <w:proofErr w:type="spellEnd"/>
+      <w:r>
+        <w:t>, multi-</w:t>
+      </w:r>
+      <w:proofErr w:type="spellStart"/>
+      <w:r>
+        <w:t>skenario</w:t>
+      </w:r>
+      <w:proofErr w:type="spellEnd"/>
+      <w:r>
+        <w:t xml:space="preserve">, dan </w:t>
+      </w:r>
+      <w:proofErr w:type="spellStart"/>
+      <w:r>
+        <w:t>evaluasi</w:t>
+      </w:r>
+      <w:proofErr w:type="spellEnd"/>
+      <w:r>
+        <w:t xml:space="preserve"> </w:t>
+      </w:r>
+      <w:proofErr w:type="spellStart"/>
+      <w:r>
+        <w:t>terarah</w:t>
+      </w:r>
+      <w:proofErr w:type="spellEnd"/>
+      <w:r>
+        <w:t xml:space="preserve"> dalam Holistic Evaluation of Language Models (HELM) oleh </w:t>
+      </w:r>
+      <w:proofErr w:type="spellStart"/>
+      <w:r>
+        <w:t>Bommasani</w:t>
+      </w:r>
+      <w:proofErr w:type="spellEnd"/>
+      <w:r>
+        <w:t xml:space="preserve"> et al. (2023), yang </w:t>
+      </w:r>
+      <w:proofErr w:type="spellStart"/>
+      <w:r>
+        <w:t>disajikan</w:t>
+      </w:r>
+      <w:proofErr w:type="spellEnd"/>
+      <w:r>
+        <w:t xml:space="preserve"> </w:t>
+      </w:r>
+      <w:proofErr w:type="spellStart"/>
+      <w:r>
+        <w:t>melalui</w:t>
+      </w:r>
+      <w:proofErr w:type="spellEnd"/>
+      <w:r>
+        <w:t xml:space="preserve"> </w:t>
       </w:r>
       <w:proofErr w:type="spellStart"/>
       <w:r>
@@ -11951,6 +11824,57 @@
       </w:r>
       <w:proofErr w:type="spellStart"/>
       <w:r>
+        <w:t>distribusi</w:t>
+      </w:r>
+      <w:proofErr w:type="spellEnd"/>
+      <w:r>
+        <w:t xml:space="preserve"> </w:t>
+      </w:r>
+      <w:proofErr w:type="spellStart"/>
+      <w:r>
+        <w:t>kinerja</w:t>
+      </w:r>
+      <w:proofErr w:type="spellEnd"/>
+      <w:r>
+        <w:t xml:space="preserve"> </w:t>
+      </w:r>
+      <w:proofErr w:type="spellStart"/>
+      <w:r>
+        <w:t>lintas</w:t>
+      </w:r>
+      <w:proofErr w:type="spellEnd"/>
+      <w:r>
+        <w:t xml:space="preserve"> </w:t>
+      </w:r>
+      <w:proofErr w:type="spellStart"/>
+      <w:r>
+        <w:t>kategori</w:t>
+      </w:r>
+      <w:proofErr w:type="spellEnd"/>
+      <w:r>
+        <w:t xml:space="preserve"> (Kahng et al., 2024).</w:t>
+      </w:r>
+      <w:r>
+        <w:t xml:space="preserve"> </w:t>
+      </w:r>
+      <w:proofErr w:type="gramStart"/>
+      <w:r>
+        <w:t>Hasil</w:t>
+      </w:r>
+      <w:proofErr w:type="gramEnd"/>
+      <w:r>
+        <w:t xml:space="preserve"> </w:t>
+      </w:r>
+      <w:proofErr w:type="spellStart"/>
+      <w:r>
+        <w:t>visualisasi</w:t>
+      </w:r>
+      <w:proofErr w:type="spellEnd"/>
+      <w:r>
+        <w:t xml:space="preserve"> </w:t>
+      </w:r>
+      <w:proofErr w:type="spellStart"/>
+      <w:r>
         <w:t>diharapkan</w:t>
       </w:r>
       <w:proofErr w:type="spellEnd"/>
@@ -12019,7 +11943,16 @@
       </w:r>
       <w:proofErr w:type="spellEnd"/>
       <w:r>
-        <w:t xml:space="preserve">. Skor </w:t>
+        <w:t xml:space="preserve">. </w:t>
+      </w:r>
+    </w:p>
+    <w:p>
+      <w:pPr>
+        <w:spacing w:after="0"/>
+        <w:ind w:firstLine="720"/>
+      </w:pPr>
+      <w:r>
+        <w:t xml:space="preserve">Skor </w:t>
       </w:r>
       <w:proofErr w:type="spellStart"/>
       <w:r>
@@ -12119,6 +12052,30 @@
       </w:r>
       <w:proofErr w:type="spellStart"/>
       <w:r>
+        <w:t>serta</w:t>
+      </w:r>
+      <w:proofErr w:type="spellEnd"/>
+      <w:r>
+        <w:t xml:space="preserve"> </w:t>
+      </w:r>
+      <w:proofErr w:type="spellStart"/>
+      <w:r>
+        <w:t>potensi</w:t>
+      </w:r>
+      <w:proofErr w:type="spellEnd"/>
+      <w:r>
+        <w:t xml:space="preserve"> bias </w:t>
+      </w:r>
+      <w:proofErr w:type="spellStart"/>
+      <w:r>
+        <w:t>dari</w:t>
+      </w:r>
+      <w:proofErr w:type="spellEnd"/>
+      <w:r>
+        <w:t xml:space="preserve"> </w:t>
+      </w:r>
+      <w:proofErr w:type="spellStart"/>
+      <w:r>
         <w:t>metode</w:t>
       </w:r>
       <w:proofErr w:type="spellEnd"/>
@@ -12139,7 +12096,15 @@
       </w:r>
       <w:proofErr w:type="spellEnd"/>
       <w:r>
-        <w:t>.</w:t>
+        <w:t xml:space="preserve"> </w:t>
+      </w:r>
+      <w:proofErr w:type="spellStart"/>
+      <w:r>
+        <w:t>berbasis</w:t>
+      </w:r>
+      <w:proofErr w:type="spellEnd"/>
+      <w:r>
+        <w:t xml:space="preserve"> LLM (Zheng et al., 2023; Liu et al., 2023).</w:t>
       </w:r>
     </w:p>
     <w:p>
@@ -12160,7 +12125,7 @@
           <w:bCs w:val="0"/>
         </w:rPr>
       </w:pPr>
-      <w:bookmarkStart w:id="17" w:name="_Toc242479780"/>
+      <w:bookmarkStart w:id="16" w:name="_Toc242911848"/>
       <w:r>
         <w:rPr>
           <w:b w:val="0"/>
@@ -12176,7 +12141,7 @@
         </w:rPr>
         <w:t>Digunakan</w:t>
       </w:r>
-      <w:bookmarkEnd w:id="17"/>
+      <w:bookmarkEnd w:id="16"/>
       <w:proofErr w:type="spellEnd"/>
     </w:p>
     <w:p>
@@ -12222,6 +12187,23 @@
       </w:r>
       <w:proofErr w:type="spellEnd"/>
       <w:r>
+        <w:t xml:space="preserve"> </w:t>
+      </w:r>
+      <w:r>
+        <w:t xml:space="preserve">yang </w:t>
+      </w:r>
+      <w:proofErr w:type="spellStart"/>
+      <w:r>
+        <w:t>terlihat</w:t>
+      </w:r>
+      <w:proofErr w:type="spellEnd"/>
+      <w:r>
+        <w:t xml:space="preserve"> </w:t>
+      </w:r>
+      <w:r>
+        <w:t>pada Tabel 6</w:t>
+      </w:r>
+      <w:r>
         <w:t>:</w:t>
       </w:r>
     </w:p>
@@ -12230,31 +12212,18 @@
         <w:pStyle w:val="Caption"/>
         <w:keepNext/>
       </w:pPr>
-      <w:bookmarkStart w:id="18" w:name="_Toc242832702"/>
+      <w:bookmarkStart w:id="17" w:name="_Toc242911597"/>
       <w:r>
         <w:t xml:space="preserve">Tabel </w:t>
       </w:r>
-      <w:r>
-        <w:fldChar w:fldCharType="begin"/>
-      </w:r>
-      <w:r>
-        <w:instrText xml:space="preserve"> SEQ Tabel \* ARABIC </w:instrText>
-      </w:r>
-      <w:r>
-        <w:fldChar w:fldCharType="separate"/>
-      </w:r>
-      <w:r>
-        <w:rPr>
-          <w:noProof/>
-        </w:rPr>
-        <w:t>6</w:t>
-      </w:r>
-      <w:r>
-        <w:rPr>
-          <w:noProof/>
-        </w:rPr>
-        <w:fldChar w:fldCharType="end"/>
-      </w:r>
+      <w:fldSimple w:instr=" SEQ Tabel \* ARABIC ">
+        <w:r>
+          <w:rPr>
+            <w:noProof/>
+          </w:rPr>
+          <w:t>6</w:t>
+        </w:r>
+      </w:fldSimple>
       <w:r>
         <w:t xml:space="preserve">. Tools </w:t>
       </w:r>
@@ -12262,7 +12231,7 @@
       <w:r>
         <w:t>Digunakan</w:t>
       </w:r>
-      <w:bookmarkEnd w:id="18"/>
+      <w:bookmarkEnd w:id="17"/>
       <w:proofErr w:type="spellEnd"/>
     </w:p>
     <w:tbl>
@@ -12270,6 +12239,8 @@
         <w:tblStyle w:val="TableGrid"/>
         <w:tblW w:w="9067" w:type="dxa"/>
         <w:tblBorders>
+          <w:left w:val="none" w:sz="0" w:space="0" w:color="auto"/>
+          <w:right w:val="none" w:sz="0" w:space="0" w:color="auto"/>
           <w:insideV w:val="none" w:sz="0" w:space="0" w:color="auto"/>
         </w:tblBorders>
         <w:tblLook w:val="04A0" w:firstRow="1" w:lastRow="0" w:firstColumn="1" w:lastColumn="0" w:noHBand="0" w:noVBand="1"/>
@@ -12726,7 +12697,7 @@
           <w:bCs w:val="0"/>
         </w:rPr>
       </w:pPr>
-      <w:bookmarkStart w:id="19" w:name="_Toc242479781"/>
+      <w:bookmarkStart w:id="18" w:name="_Toc242911849"/>
       <w:proofErr w:type="spellStart"/>
       <w:r>
         <w:rPr>
@@ -12759,7 +12730,7 @@
         </w:rPr>
         <w:t xml:space="preserve"> yang dapat dibuat</w:t>
       </w:r>
-      <w:bookmarkEnd w:id="19"/>
+      <w:bookmarkEnd w:id="18"/>
     </w:p>
     <w:p>
       <w:pPr>
@@ -12856,7 +12827,6 @@
       </w:r>
       <w:proofErr w:type="spellStart"/>
       <w:r>
-        <w:lastRenderedPageBreak/>
         <w:t>menggunakan</w:t>
       </w:r>
       <w:proofErr w:type="spellEnd"/>
@@ -12966,6 +12936,33 @@
       <w:proofErr w:type="spellEnd"/>
       <w:r>
         <w:t>.</w:t>
+      </w:r>
+      <w:r>
+        <w:t xml:space="preserve"> </w:t>
+      </w:r>
+      <w:proofErr w:type="spellStart"/>
+      <w:r>
+        <w:t>Terlihat</w:t>
+      </w:r>
+      <w:proofErr w:type="spellEnd"/>
+      <w:r>
+        <w:t xml:space="preserve"> </w:t>
+      </w:r>
+      <w:proofErr w:type="spellStart"/>
+      <w:r>
+        <w:t>rencana</w:t>
+      </w:r>
+      <w:proofErr w:type="spellEnd"/>
+      <w:r>
+        <w:t xml:space="preserve"> </w:t>
+      </w:r>
+      <w:proofErr w:type="spellStart"/>
+      <w:r>
+        <w:t>visualisasi</w:t>
+      </w:r>
+      <w:proofErr w:type="spellEnd"/>
+      <w:r>
+        <w:t xml:space="preserve"> yang lebih detail pada Tabel 7 di bawah ini:</w:t>
       </w:r>
     </w:p>
     <w:p>
@@ -12973,31 +12970,18 @@
         <w:pStyle w:val="Caption"/>
         <w:keepNext/>
       </w:pPr>
-      <w:bookmarkStart w:id="20" w:name="_Toc242832703"/>
+      <w:bookmarkStart w:id="19" w:name="_Toc242911598"/>
       <w:r>
         <w:t xml:space="preserve">Tabel </w:t>
       </w:r>
-      <w:r>
-        <w:fldChar w:fldCharType="begin"/>
-      </w:r>
-      <w:r>
-        <w:instrText xml:space="preserve"> SEQ Tabel \* ARABIC </w:instrText>
-      </w:r>
-      <w:r>
-        <w:fldChar w:fldCharType="separate"/>
-      </w:r>
-      <w:r>
-        <w:rPr>
-          <w:noProof/>
-        </w:rPr>
-        <w:t>7</w:t>
-      </w:r>
-      <w:r>
-        <w:rPr>
-          <w:noProof/>
-        </w:rPr>
-        <w:fldChar w:fldCharType="end"/>
-      </w:r>
+      <w:fldSimple w:instr=" SEQ Tabel \* ARABIC ">
+        <w:r>
+          <w:rPr>
+            <w:noProof/>
+          </w:rPr>
+          <w:t>7</w:t>
+        </w:r>
+      </w:fldSimple>
       <w:r>
         <w:t xml:space="preserve">. </w:t>
       </w:r>
@@ -13017,7 +13001,7 @@
       <w:r>
         <w:t xml:space="preserve"> yang Dibuat</w:t>
       </w:r>
-      <w:bookmarkEnd w:id="20"/>
+      <w:bookmarkEnd w:id="19"/>
     </w:p>
     <w:tbl>
       <w:tblPr>
@@ -13025,6 +13009,8 @@
         <w:tblW w:w="0" w:type="auto"/>
         <w:jc w:val="center"/>
         <w:tblBorders>
+          <w:left w:val="none" w:sz="0" w:space="0" w:color="auto"/>
+          <w:right w:val="none" w:sz="0" w:space="0" w:color="auto"/>
           <w:insideV w:val="none" w:sz="0" w:space="0" w:color="auto"/>
         </w:tblBorders>
         <w:tblLook w:val="04A0" w:firstRow="1" w:lastRow="0" w:firstColumn="1" w:lastColumn="0" w:noHBand="0" w:noVBand="1"/>
@@ -13736,7 +13722,11 @@
             </w:r>
             <w:proofErr w:type="spellEnd"/>
             <w:r>
-              <w:t xml:space="preserve"> perbedaan </w:t>
+              <w:t xml:space="preserve"> </w:t>
+            </w:r>
+            <w:r>
+              <w:lastRenderedPageBreak/>
+              <w:t xml:space="preserve">perbedaan </w:t>
             </w:r>
             <w:proofErr w:type="spellStart"/>
             <w:r>
@@ -13768,6 +13758,7 @@
           </w:tcPr>
           <w:p>
             <w:r>
+              <w:lastRenderedPageBreak/>
               <w:t>5</w:t>
             </w:r>
           </w:p>
@@ -13886,11 +13877,7 @@
             </w:r>
             <w:proofErr w:type="spellEnd"/>
             <w:r>
-              <w:t xml:space="preserve"> individual pada </w:t>
-            </w:r>
-            <w:r>
-              <w:lastRenderedPageBreak/>
-              <w:t xml:space="preserve">setiap model untuk </w:t>
+              <w:t xml:space="preserve"> individual pada setiap model untuk </w:t>
             </w:r>
             <w:proofErr w:type="spellStart"/>
             <w:r>
@@ -13970,7 +13957,6 @@
           </w:tcPr>
           <w:p>
             <w:r>
-              <w:lastRenderedPageBreak/>
               <w:t>6</w:t>
             </w:r>
           </w:p>
@@ -14302,23 +14288,176 @@
       <w:pPr>
         <w:pStyle w:val="Heading1"/>
       </w:pPr>
-      <w:bookmarkStart w:id="21" w:name="_Toc242479782"/>
+      <w:bookmarkStart w:id="20" w:name="_Toc242911850"/>
       <w:r>
         <w:lastRenderedPageBreak/>
         <w:t>DAFTAR PUSTAKA</w:t>
       </w:r>
-      <w:bookmarkEnd w:id="21"/>
+      <w:bookmarkEnd w:id="20"/>
     </w:p>
     <w:p/>
     <w:p>
+      <w:r>
+        <w:t xml:space="preserve">Atil, B., </w:t>
+      </w:r>
+      <w:proofErr w:type="spellStart"/>
+      <w:r>
+        <w:t>Aykent</w:t>
+      </w:r>
+      <w:proofErr w:type="spellEnd"/>
+      <w:r>
+        <w:t xml:space="preserve">, S., Chittams, A., Fu, L., </w:t>
+      </w:r>
+      <w:proofErr w:type="spellStart"/>
+      <w:r>
+        <w:t>Passonneau</w:t>
+      </w:r>
+      <w:proofErr w:type="spellEnd"/>
+      <w:r>
+        <w:t xml:space="preserve">, R. J., Radcliffe, E., Rajagopal, G. R., Sloan, A., </w:t>
+      </w:r>
+      <w:proofErr w:type="spellStart"/>
+      <w:r>
+        <w:t>Tudrej</w:t>
+      </w:r>
+      <w:proofErr w:type="spellEnd"/>
+      <w:r>
+        <w:t xml:space="preserve">, T., Ture, F., Wu, Z., Xu, L., &amp; Baldwin, B. (2024). Non-determinism of "deterministic" LLM settings. </w:t>
+      </w:r>
+      <w:proofErr w:type="spellStart"/>
+      <w:r>
+        <w:t>arXiv</w:t>
+      </w:r>
+      <w:proofErr w:type="spellEnd"/>
+      <w:r>
+        <w:t xml:space="preserve">. </w:t>
+      </w:r>
+      <w:hyperlink r:id="rId11" w:history="1">
+        <w:r>
+          <w:rPr>
+            <w:rStyle w:val="Hyperlink"/>
+          </w:rPr>
+          <w:t>https://doi.org/10.48550/arXiv.2408.04667</w:t>
+        </w:r>
+      </w:hyperlink>
+    </w:p>
+    <w:p>
       <w:proofErr w:type="spellStart"/>
       <w:r>
         <w:t>Bommasani</w:t>
       </w:r>
       <w:proofErr w:type="spellEnd"/>
       <w:r>
-        <w:t>, R., Liang, P., &amp; Lee, T. (2023). Holistic evaluation of language models. Annals of the New York Academy of Sciences, 1525(1), 140–146. https://doi.org/10.1111/nyas.15007</w:t>
-      </w:r>
+        <w:t xml:space="preserve">, R., Liang, P., &amp; Lee, T. (2023). Holistic evaluation of language models. Annals of the New York Academy of Sciences, 1525(1), 140–146. </w:t>
+      </w:r>
+      <w:hyperlink r:id="rId12" w:history="1">
+        <w:r>
+          <w:rPr>
+            <w:rStyle w:val="Hyperlink"/>
+          </w:rPr>
+          <w:t>https://doi.org/10.1111/nyas.15007</w:t>
+        </w:r>
+      </w:hyperlink>
+    </w:p>
+    <w:p>
+      <w:r>
+        <w:t xml:space="preserve">Chen, L., Zaharia, M., &amp; Zou, J. (2023). </w:t>
+      </w:r>
+      <w:proofErr w:type="spellStart"/>
+      <w:r>
+        <w:t>FrugalGPT</w:t>
+      </w:r>
+      <w:proofErr w:type="spellEnd"/>
+      <w:r>
+        <w:t xml:space="preserve">: How to use large language models while reducing cost and improving performance. </w:t>
+      </w:r>
+      <w:proofErr w:type="spellStart"/>
+      <w:r>
+        <w:t>arXiv</w:t>
+      </w:r>
+      <w:proofErr w:type="spellEnd"/>
+      <w:r>
+        <w:t xml:space="preserve">. </w:t>
+      </w:r>
+      <w:hyperlink r:id="rId13" w:history="1">
+        <w:r>
+          <w:rPr>
+            <w:rStyle w:val="Hyperlink"/>
+          </w:rPr>
+          <w:t>https://doi.org/10.48550/arXiv.2305.05176</w:t>
+        </w:r>
+      </w:hyperlink>
+    </w:p>
+    <w:p>
+      <w:r>
+        <w:t xml:space="preserve">Kahng, M., Tenney, I., </w:t>
+      </w:r>
+      <w:proofErr w:type="spellStart"/>
+      <w:r>
+        <w:t>Pushkarna</w:t>
+      </w:r>
+      <w:proofErr w:type="spellEnd"/>
+      <w:r>
+        <w:t xml:space="preserve">, M., Liu, M. X., Reif, E., </w:t>
+      </w:r>
+      <w:proofErr w:type="spellStart"/>
+      <w:r>
+        <w:t>Viégas</w:t>
+      </w:r>
+      <w:proofErr w:type="spellEnd"/>
+      <w:r>
+        <w:t xml:space="preserve">, F. B., &amp; Wattenberg, M. (2024). LLM Comparator: Visual analytics for side-by-side evaluation of large language models. </w:t>
+      </w:r>
+      <w:proofErr w:type="spellStart"/>
+      <w:r>
+        <w:t>arXiv</w:t>
+      </w:r>
+      <w:proofErr w:type="spellEnd"/>
+      <w:r>
+        <w:t xml:space="preserve">. </w:t>
+      </w:r>
+      <w:hyperlink r:id="rId14" w:history="1">
+        <w:r>
+          <w:rPr>
+            <w:rStyle w:val="Hyperlink"/>
+          </w:rPr>
+          <w:t>https://doi.org/10.48550/arXiv.2402.10524</w:t>
+        </w:r>
+      </w:hyperlink>
+    </w:p>
+    <w:p>
+      <w:r>
+        <w:t xml:space="preserve">Liu, Y., Iter, D., Xu, Y., Wang, S., Xu, R., &amp; Zhu, C. (2023). G-Eval: NLG evaluation using GPT-4 with better human alignment. Proceedings of the 2023 Conference on Empirical Methods in Natural Language Processing (EMNLP), 2511–2522. </w:t>
+      </w:r>
+      <w:hyperlink r:id="rId15" w:history="1">
+        <w:r>
+          <w:rPr>
+            <w:rStyle w:val="Hyperlink"/>
+          </w:rPr>
+          <w:t>https://doi.org/10.18653/v1/2023.emnlp-main.153</w:t>
+        </w:r>
+      </w:hyperlink>
+    </w:p>
+    <w:p>
+      <w:r>
+        <w:t xml:space="preserve">Zheng, L., Chiang, W.-L., Sheng, Y., Zhuang, S., Wu, Z., Zhuang, Y., Lin, Z., Li, Z., Li, D., Xing, E. P., Zhang, H., Gonzalez, J. E., &amp; Stoica, I. (2023). Judging LLM-as-a-judge with MT-Bench and Chatbot Arena. </w:t>
+      </w:r>
+      <w:proofErr w:type="spellStart"/>
+      <w:r>
+        <w:t>arXiv</w:t>
+      </w:r>
+      <w:proofErr w:type="spellEnd"/>
+      <w:r>
+        <w:t xml:space="preserve">. </w:t>
+      </w:r>
+      <w:hyperlink r:id="rId16" w:history="1">
+        <w:r>
+          <w:rPr>
+            <w:rStyle w:val="Hyperlink"/>
+          </w:rPr>
+          <w:t>https://doi.org/10.48550/arXiv.2306.05685</w:t>
+        </w:r>
+      </w:hyperlink>
     </w:p>
     <w:p>
       <w:r>
@@ -14329,41 +14468,80 @@
       <w:pPr>
         <w:pStyle w:val="Heading1"/>
       </w:pPr>
-      <w:bookmarkStart w:id="22" w:name="_Toc242479783"/>
+      <w:bookmarkStart w:id="21" w:name="_Toc242911851"/>
       <w:r>
         <w:lastRenderedPageBreak/>
         <w:t>LAMPIRAN</w:t>
       </w:r>
-      <w:bookmarkEnd w:id="22"/>
+      <w:bookmarkEnd w:id="21"/>
+    </w:p>
+    <w:p>
+      <w:pPr>
+        <w:keepNext/>
+      </w:pPr>
+      <w:r>
+        <w:drawing>
+          <wp:inline distT="0" distB="0" distL="0" distR="0" wp14:anchorId="124F7E4A" wp14:editId="00301D0D">
+            <wp:extent cx="5694045" cy="7329055"/>
+            <wp:effectExtent l="0" t="0" r="1905" b="5715"/>
+            <wp:docPr id="418006473" name="Picture 1"/>
+            <wp:cNvGraphicFramePr>
+              <a:graphicFrameLocks xmlns:a="http://schemas.openxmlformats.org/drawingml/2006/main" noChangeAspect="1"/>
+            </wp:cNvGraphicFramePr>
+            <a:graphic xmlns:a="http://schemas.openxmlformats.org/drawingml/2006/main">
+              <a:graphicData uri="http://schemas.openxmlformats.org/drawingml/2006/picture">
+                <pic:pic xmlns:pic="http://schemas.openxmlformats.org/drawingml/2006/picture">
+                  <pic:nvPicPr>
+                    <pic:cNvPr id="418006473" name=""/>
+                    <pic:cNvPicPr/>
+                  </pic:nvPicPr>
+                  <pic:blipFill rotWithShape="1">
+                    <a:blip r:embed="rId17"/>
+                    <a:srcRect t="2615" r="1149" b="1934"/>
+                    <a:stretch>
+                      <a:fillRect/>
+                    </a:stretch>
+                  </pic:blipFill>
+                  <pic:spPr bwMode="auto">
+                    <a:xfrm>
+                      <a:off x="0" y="0"/>
+                      <a:ext cx="5694527" cy="7329675"/>
+                    </a:xfrm>
+                    <a:prstGeom prst="rect">
+                      <a:avLst/>
+                    </a:prstGeom>
+                    <a:ln>
+                      <a:noFill/>
+                    </a:ln>
+                    <a:extLst>
+                      <a:ext uri="{53640926-AAD7-44D8-BBD7-CCE9431645EC}">
+                        <a14:shadowObscured xmlns:a14="http://schemas.microsoft.com/office/drawing/2010/main"/>
+                      </a:ext>
+                    </a:extLst>
+                  </pic:spPr>
+                </pic:pic>
+              </a:graphicData>
+            </a:graphic>
+          </wp:inline>
+        </w:drawing>
+      </w:r>
     </w:p>
     <w:p>
       <w:pPr>
         <w:pStyle w:val="Caption"/>
       </w:pPr>
+      <w:bookmarkStart w:id="22" w:name="_Toc242911523"/>
       <w:r>
         <w:t xml:space="preserve">Lampiran </w:t>
       </w:r>
-      <w:r>
-        <w:fldChar w:fldCharType="begin"/>
-      </w:r>
-      <w:r>
-        <w:instrText xml:space="preserve"> SEQ Lampiran \* ARABIC </w:instrText>
-      </w:r>
-      <w:r>
-        <w:fldChar w:fldCharType="separate"/>
-      </w:r>
-      <w:r>
-        <w:rPr>
-          <w:noProof/>
-        </w:rPr>
-        <w:t>1</w:t>
-      </w:r>
-      <w:r>
-        <w:rPr>
-          <w:noProof/>
-        </w:rPr>
-        <w:fldChar w:fldCharType="end"/>
-      </w:r>
+      <w:fldSimple w:instr=" SEQ Lampiran \* ARABIC ">
+        <w:r>
+          <w:rPr>
+            <w:noProof/>
+          </w:rPr>
+          <w:t>1</w:t>
+        </w:r>
+      </w:fldSimple>
       <w:r>
         <w:t xml:space="preserve">. Lembar </w:t>
       </w:r>
@@ -14371,6 +14549,7 @@
       <w:r>
         <w:t>Konsultasi</w:t>
       </w:r>
+      <w:bookmarkEnd w:id="22"/>
       <w:proofErr w:type="spellEnd"/>
     </w:p>
     <w:sectPr>
@@ -14410,11 +14589,41 @@
 
 <file path=word/footer1.xml><?xml version="1.0" encoding="utf-8"?>
 <w:ftr xmlns:wpc="http://schemas.microsoft.com/office/word/2010/wordprocessingCanvas" xmlns:cx="http://schemas.microsoft.com/office/drawing/2014/chartex" xmlns:cx1="http://schemas.microsoft.com/office/drawing/2015/9/8/chartex" xmlns:cx2="http://schemas.microsoft.com/office/drawing/2015/10/21/chartex" xmlns:cx3="http://schemas.microsoft.com/office/drawing/2016/5/9/chartex" xmlns:cx4="http://schemas.microsoft.com/office/drawing/2016/5/10/chartex" xmlns:cx5="http://schemas.microsoft.com/office/drawing/2016/5/11/chartex" xmlns:cx6="http://schemas.microsoft.com/office/drawing/2016/5/12/chartex" xmlns:cx7="http://schemas.microsoft.com/office/drawing/2016/5/13/chartex" xmlns:cx8="http://schemas.microsoft.com/office/drawing/2016/5/14/chartex" xmlns:mc="http://schemas.openxmlformats.org/markup-compatibility/2006" xmlns:aink="http://schemas.microsoft.com/office/drawing/2016/ink" xmlns:am3d="http://schemas.microsoft.com/office/drawing/2017/model3d" xmlns:o="urn:schemas-microsoft-com:office:office" xmlns:oel="http://schemas.microsoft.com/office/2019/extlst" xmlns:r="http://schemas.openxmlformats.org/officeDocument/2006/relationships" xmlns:m="http://schemas.openxmlformats.org/officeDocument/2006/math" xmlns:v="urn:schemas-microsoft-com:vml" xmlns:wp14="http://schemas.microsoft.com/office/word/2010/wordprocessingDrawing" xmlns:wp="http://schemas.openxmlformats.org/drawingml/2006/wordprocessingDrawing" xmlns:w10="urn:schemas-microsoft-com:office:word" xmlns:w="http://schemas.openxmlformats.org/wordprocessingml/2006/main" xmlns:w14="http://schemas.microsoft.com/office/word/2010/wordml" xmlns:w15="http://schemas.microsoft.com/office/word/2012/wordml" xmlns:w16cex="http://schemas.microsoft.com/office/word/2018/wordml/cex" xmlns:w16cid="http://schemas.microsoft.com/office/word/2016/wordml/cid" xmlns:w16="http://schemas.microsoft.com/office/word/2018/wordml" xmlns:w16du="http://schemas.microsoft.com/office/word/2023/wordml/word16du" xmlns:w16sdtdh="http://schemas.microsoft.com/office/word/2020/wordml/sdtdatahash" xmlns:w16sdtfl="http://schemas.microsoft.com/office/word/2024/wordml/sdtformatlock" xmlns:w16se="http://schemas.microsoft.com/office/word/2015/wordml/symex" xmlns:wpg="http://schemas.microsoft.com/office/word/2010/wordprocessingGroup" xmlns:wpi="http://schemas.microsoft.com/office/word/2010/wordprocessingInk" xmlns:wne="http://schemas.microsoft.com/office/word/2006/wordml" xmlns:wps="http://schemas.microsoft.com/office/word/2010/wordprocessingShape" mc:Ignorable="w14 w15 w16se w16cid w16 w16cex w16sdtdh w16sdtfl w16du wp14">
-  <w:p>
-    <w:pPr>
-      <w:pStyle w:val="Footer"/>
-    </w:pPr>
-  </w:p>
+  <w:sdt>
+    <w:sdtPr>
+      <w:id w:val="-1868977780"/>
+      <w:docPartObj>
+        <w:docPartGallery w:val="Page Numbers (Bottom of Page)"/>
+        <w:docPartUnique/>
+      </w:docPartObj>
+    </w:sdtPr>
+    <w:sdtContent>
+      <w:p>
+        <w:pPr>
+          <w:pStyle w:val="Footer"/>
+          <w:jc w:val="center"/>
+        </w:pPr>
+        <w:r>
+          <w:fldChar w:fldCharType="begin"/>
+        </w:r>
+        <w:r>
+          <w:instrText>PAGE   \* MERGEFORMAT</w:instrText>
+        </w:r>
+        <w:r>
+          <w:fldChar w:fldCharType="separate"/>
+        </w:r>
+        <w:r>
+          <w:rPr>
+            <w:lang w:val="id-ID"/>
+          </w:rPr>
+          <w:t>2</w:t>
+        </w:r>
+        <w:r>
+          <w:fldChar w:fldCharType="end"/>
+        </w:r>
+      </w:p>
+    </w:sdtContent>
+  </w:sdt>
 </w:ftr>
 </file>
 
@@ -14423,18 +14632,89 @@
   <w:p>
     <w:pPr>
       <w:pStyle w:val="Footer"/>
+      <w:tabs>
+        <w:tab w:val="clear" w:pos="9360"/>
+        <w:tab w:val="center" w:pos="4536"/>
+        <w:tab w:val="left" w:pos="5684"/>
+      </w:tabs>
+      <w:jc w:val="left"/>
     </w:pPr>
+    <w:r>
+      <w:tab/>
+    </w:r>
+    <w:sdt>
+      <w:sdtPr>
+        <w:id w:val="-597789414"/>
+        <w:docPartObj>
+          <w:docPartGallery w:val="Page Numbers (Bottom of Page)"/>
+          <w:docPartUnique/>
+        </w:docPartObj>
+      </w:sdtPr>
+      <w:sdtContent>
+        <w:r>
+          <w:fldChar w:fldCharType="begin"/>
+        </w:r>
+        <w:r>
+          <w:instrText>PAGE   \* MERGEFORMAT</w:instrText>
+        </w:r>
+        <w:r>
+          <w:fldChar w:fldCharType="separate"/>
+        </w:r>
+        <w:r>
+          <w:rPr>
+            <w:lang w:val="id-ID"/>
+          </w:rPr>
+          <w:t>2</w:t>
+        </w:r>
+        <w:r>
+          <w:fldChar w:fldCharType="end"/>
+        </w:r>
+      </w:sdtContent>
+    </w:sdt>
+    <w:r>
+      <w:tab/>
+    </w:r>
   </w:p>
 </w:ftr>
 </file>
 
 <file path=word/footer3.xml><?xml version="1.0" encoding="utf-8"?>
 <w:ftr xmlns:wpc="http://schemas.microsoft.com/office/word/2010/wordprocessingCanvas" xmlns:cx="http://schemas.microsoft.com/office/drawing/2014/chartex" xmlns:cx1="http://schemas.microsoft.com/office/drawing/2015/9/8/chartex" xmlns:cx2="http://schemas.microsoft.com/office/drawing/2015/10/21/chartex" xmlns:cx3="http://schemas.microsoft.com/office/drawing/2016/5/9/chartex" xmlns:cx4="http://schemas.microsoft.com/office/drawing/2016/5/10/chartex" xmlns:cx5="http://schemas.microsoft.com/office/drawing/2016/5/11/chartex" xmlns:cx6="http://schemas.microsoft.com/office/drawing/2016/5/12/chartex" xmlns:cx7="http://schemas.microsoft.com/office/drawing/2016/5/13/chartex" xmlns:cx8="http://schemas.microsoft.com/office/drawing/2016/5/14/chartex" xmlns:mc="http://schemas.openxmlformats.org/markup-compatibility/2006" xmlns:aink="http://schemas.microsoft.com/office/drawing/2016/ink" xmlns:am3d="http://schemas.microsoft.com/office/drawing/2017/model3d" xmlns:o="urn:schemas-microsoft-com:office:office" xmlns:oel="http://schemas.microsoft.com/office/2019/extlst" xmlns:r="http://schemas.openxmlformats.org/officeDocument/2006/relationships" xmlns:m="http://schemas.openxmlformats.org/officeDocument/2006/math" xmlns:v="urn:schemas-microsoft-com:vml" xmlns:wp14="http://schemas.microsoft.com/office/word/2010/wordprocessingDrawing" xmlns:wp="http://schemas.openxmlformats.org/drawingml/2006/wordprocessingDrawing" xmlns:w10="urn:schemas-microsoft-com:office:word" xmlns:w="http://schemas.openxmlformats.org/wordprocessingml/2006/main" xmlns:w14="http://schemas.microsoft.com/office/word/2010/wordml" xmlns:w15="http://schemas.microsoft.com/office/word/2012/wordml" xmlns:w16cex="http://schemas.microsoft.com/office/word/2018/wordml/cex" xmlns:w16cid="http://schemas.microsoft.com/office/word/2016/wordml/cid" xmlns:w16="http://schemas.microsoft.com/office/word/2018/wordml" xmlns:w16du="http://schemas.microsoft.com/office/word/2023/wordml/word16du" xmlns:w16sdtdh="http://schemas.microsoft.com/office/word/2020/wordml/sdtdatahash" xmlns:w16sdtfl="http://schemas.microsoft.com/office/word/2024/wordml/sdtformatlock" xmlns:w16se="http://schemas.microsoft.com/office/word/2015/wordml/symex" xmlns:wpg="http://schemas.microsoft.com/office/word/2010/wordprocessingGroup" xmlns:wpi="http://schemas.microsoft.com/office/word/2010/wordprocessingInk" xmlns:wne="http://schemas.microsoft.com/office/word/2006/wordml" xmlns:wps="http://schemas.microsoft.com/office/word/2010/wordprocessingShape" mc:Ignorable="w14 w15 w16se w16cid w16 w16cex w16sdtdh w16sdtfl w16du wp14">
-  <w:p>
-    <w:pPr>
-      <w:pStyle w:val="Footer"/>
-    </w:pPr>
-  </w:p>
+  <w:sdt>
+    <w:sdtPr>
+      <w:id w:val="-1075277863"/>
+      <w:docPartObj>
+        <w:docPartGallery w:val="Page Numbers (Bottom of Page)"/>
+        <w:docPartUnique/>
+      </w:docPartObj>
+    </w:sdtPr>
+    <w:sdtContent>
+      <w:p>
+        <w:pPr>
+          <w:pStyle w:val="Footer"/>
+          <w:jc w:val="center"/>
+        </w:pPr>
+        <w:r>
+          <w:fldChar w:fldCharType="begin"/>
+        </w:r>
+        <w:r>
+          <w:instrText>PAGE   \* MERGEFORMAT</w:instrText>
+        </w:r>
+        <w:r>
+          <w:fldChar w:fldCharType="separate"/>
+        </w:r>
+        <w:r>
+          <w:rPr>
+            <w:lang w:val="id-ID"/>
+          </w:rPr>
+          <w:t>2</w:t>
+        </w:r>
+        <w:r>
+          <w:fldChar w:fldCharType="end"/>
+        </w:r>
+      </w:p>
+    </w:sdtContent>
+  </w:sdt>
 </w:ftr>
 </file>
 
@@ -14461,36 +14741,6 @@
     </w:p>
   </w:footnote>
 </w:footnotes>
-</file>
-
-<file path=word/header1.xml><?xml version="1.0" encoding="utf-8"?>
-<w:hdr xmlns:wpc="http://schemas.microsoft.com/office/word/2010/wordprocessingCanvas" xmlns:cx="http://schemas.microsoft.com/office/drawing/2014/chartex" xmlns:cx1="http://schemas.microsoft.com/office/drawing/2015/9/8/chartex" xmlns:cx2="http://schemas.microsoft.com/office/drawing/2015/10/21/chartex" xmlns:cx3="http://schemas.microsoft.com/office/drawing/2016/5/9/chartex" xmlns:cx4="http://schemas.microsoft.com/office/drawing/2016/5/10/chartex" xmlns:cx5="http://schemas.microsoft.com/office/drawing/2016/5/11/chartex" xmlns:cx6="http://schemas.microsoft.com/office/drawing/2016/5/12/chartex" xmlns:cx7="http://schemas.microsoft.com/office/drawing/2016/5/13/chartex" xmlns:cx8="http://schemas.microsoft.com/office/drawing/2016/5/14/chartex" xmlns:mc="http://schemas.openxmlformats.org/markup-compatibility/2006" xmlns:aink="http://schemas.microsoft.com/office/drawing/2016/ink" xmlns:am3d="http://schemas.microsoft.com/office/drawing/2017/model3d" xmlns:o="urn:schemas-microsoft-com:office:office" xmlns:oel="http://schemas.microsoft.com/office/2019/extlst" xmlns:r="http://schemas.openxmlformats.org/officeDocument/2006/relationships" xmlns:m="http://schemas.openxmlformats.org/officeDocument/2006/math" xmlns:v="urn:schemas-microsoft-com:vml" xmlns:wp14="http://schemas.microsoft.com/office/word/2010/wordprocessingDrawing" xmlns:wp="http://schemas.openxmlformats.org/drawingml/2006/wordprocessingDrawing" xmlns:w10="urn:schemas-microsoft-com:office:word" xmlns:w="http://schemas.openxmlformats.org/wordprocessingml/2006/main" xmlns:w14="http://schemas.microsoft.com/office/word/2010/wordml" xmlns:w15="http://schemas.microsoft.com/office/word/2012/wordml" xmlns:w16cex="http://schemas.microsoft.com/office/word/2018/wordml/cex" xmlns:w16cid="http://schemas.microsoft.com/office/word/2016/wordml/cid" xmlns:w16="http://schemas.microsoft.com/office/word/2018/wordml" xmlns:w16du="http://schemas.microsoft.com/office/word/2023/wordml/word16du" xmlns:w16sdtdh="http://schemas.microsoft.com/office/word/2020/wordml/sdtdatahash" xmlns:w16sdtfl="http://schemas.microsoft.com/office/word/2024/wordml/sdtformatlock" xmlns:w16se="http://schemas.microsoft.com/office/word/2015/wordml/symex" xmlns:wpg="http://schemas.microsoft.com/office/word/2010/wordprocessingGroup" xmlns:wpi="http://schemas.microsoft.com/office/word/2010/wordprocessingInk" xmlns:wne="http://schemas.microsoft.com/office/word/2006/wordml" xmlns:wps="http://schemas.microsoft.com/office/word/2010/wordprocessingShape" mc:Ignorable="w14 w15 w16se w16cid w16 w16cex w16sdtdh w16sdtfl w16du wp14">
-  <w:p>
-    <w:pPr>
-      <w:pStyle w:val="Header"/>
-    </w:pPr>
-  </w:p>
-</w:hdr>
-</file>
-
-<file path=word/header2.xml><?xml version="1.0" encoding="utf-8"?>
-<w:hdr xmlns:wpc="http://schemas.microsoft.com/office/word/2010/wordprocessingCanvas" xmlns:cx="http://schemas.microsoft.com/office/drawing/2014/chartex" xmlns:cx1="http://schemas.microsoft.com/office/drawing/2015/9/8/chartex" xmlns:cx2="http://schemas.microsoft.com/office/drawing/2015/10/21/chartex" xmlns:cx3="http://schemas.microsoft.com/office/drawing/2016/5/9/chartex" xmlns:cx4="http://schemas.microsoft.com/office/drawing/2016/5/10/chartex" xmlns:cx5="http://schemas.microsoft.com/office/drawing/2016/5/11/chartex" xmlns:cx6="http://schemas.microsoft.com/office/drawing/2016/5/12/chartex" xmlns:cx7="http://schemas.microsoft.com/office/drawing/2016/5/13/chartex" xmlns:cx8="http://schemas.microsoft.com/office/drawing/2016/5/14/chartex" xmlns:mc="http://schemas.openxmlformats.org/markup-compatibility/2006" xmlns:aink="http://schemas.microsoft.com/office/drawing/2016/ink" xmlns:am3d="http://schemas.microsoft.com/office/drawing/2017/model3d" xmlns:o="urn:schemas-microsoft-com:office:office" xmlns:oel="http://schemas.microsoft.com/office/2019/extlst" xmlns:r="http://schemas.openxmlformats.org/officeDocument/2006/relationships" xmlns:m="http://schemas.openxmlformats.org/officeDocument/2006/math" xmlns:v="urn:schemas-microsoft-com:vml" xmlns:wp14="http://schemas.microsoft.com/office/word/2010/wordprocessingDrawing" xmlns:wp="http://schemas.openxmlformats.org/drawingml/2006/wordprocessingDrawing" xmlns:w10="urn:schemas-microsoft-com:office:word" xmlns:w="http://schemas.openxmlformats.org/wordprocessingml/2006/main" xmlns:w14="http://schemas.microsoft.com/office/word/2010/wordml" xmlns:w15="http://schemas.microsoft.com/office/word/2012/wordml" xmlns:w16cex="http://schemas.microsoft.com/office/word/2018/wordml/cex" xmlns:w16cid="http://schemas.microsoft.com/office/word/2016/wordml/cid" xmlns:w16="http://schemas.microsoft.com/office/word/2018/wordml" xmlns:w16du="http://schemas.microsoft.com/office/word/2023/wordml/word16du" xmlns:w16sdtdh="http://schemas.microsoft.com/office/word/2020/wordml/sdtdatahash" xmlns:w16sdtfl="http://schemas.microsoft.com/office/word/2024/wordml/sdtformatlock" xmlns:w16se="http://schemas.microsoft.com/office/word/2015/wordml/symex" xmlns:wpg="http://schemas.microsoft.com/office/word/2010/wordprocessingGroup" xmlns:wpi="http://schemas.microsoft.com/office/word/2010/wordprocessingInk" xmlns:wne="http://schemas.microsoft.com/office/word/2006/wordml" xmlns:wps="http://schemas.microsoft.com/office/word/2010/wordprocessingShape" mc:Ignorable="w14 w15 w16se w16cid w16 w16cex w16sdtdh w16sdtfl w16du wp14">
-  <w:p>
-    <w:pPr>
-      <w:pStyle w:val="Header"/>
-    </w:pPr>
-  </w:p>
-</w:hdr>
-</file>
-
-<file path=word/header3.xml><?xml version="1.0" encoding="utf-8"?>
-<w:hdr xmlns:wpc="http://schemas.microsoft.com/office/word/2010/wordprocessingCanvas" xmlns:cx="http://schemas.microsoft.com/office/drawing/2014/chartex" xmlns:cx1="http://schemas.microsoft.com/office/drawing/2015/9/8/chartex" xmlns:cx2="http://schemas.microsoft.com/office/drawing/2015/10/21/chartex" xmlns:cx3="http://schemas.microsoft.com/office/drawing/2016/5/9/chartex" xmlns:cx4="http://schemas.microsoft.com/office/drawing/2016/5/10/chartex" xmlns:cx5="http://schemas.microsoft.com/office/drawing/2016/5/11/chartex" xmlns:cx6="http://schemas.microsoft.com/office/drawing/2016/5/12/chartex" xmlns:cx7="http://schemas.microsoft.com/office/drawing/2016/5/13/chartex" xmlns:cx8="http://schemas.microsoft.com/office/drawing/2016/5/14/chartex" xmlns:mc="http://schemas.openxmlformats.org/markup-compatibility/2006" xmlns:aink="http://schemas.microsoft.com/office/drawing/2016/ink" xmlns:am3d="http://schemas.microsoft.com/office/drawing/2017/model3d" xmlns:o="urn:schemas-microsoft-com:office:office" xmlns:oel="http://schemas.microsoft.com/office/2019/extlst" xmlns:r="http://schemas.openxmlformats.org/officeDocument/2006/relationships" xmlns:m="http://schemas.openxmlformats.org/officeDocument/2006/math" xmlns:v="urn:schemas-microsoft-com:vml" xmlns:wp14="http://schemas.microsoft.com/office/word/2010/wordprocessingDrawing" xmlns:wp="http://schemas.openxmlformats.org/drawingml/2006/wordprocessingDrawing" xmlns:w10="urn:schemas-microsoft-com:office:word" xmlns:w="http://schemas.openxmlformats.org/wordprocessingml/2006/main" xmlns:w14="http://schemas.microsoft.com/office/word/2010/wordml" xmlns:w15="http://schemas.microsoft.com/office/word/2012/wordml" xmlns:w16cex="http://schemas.microsoft.com/office/word/2018/wordml/cex" xmlns:w16cid="http://schemas.microsoft.com/office/word/2016/wordml/cid" xmlns:w16="http://schemas.microsoft.com/office/word/2018/wordml" xmlns:w16du="http://schemas.microsoft.com/office/word/2023/wordml/word16du" xmlns:w16sdtdh="http://schemas.microsoft.com/office/word/2020/wordml/sdtdatahash" xmlns:w16sdtfl="http://schemas.microsoft.com/office/word/2024/wordml/sdtformatlock" xmlns:w16se="http://schemas.microsoft.com/office/word/2015/wordml/symex" xmlns:wpg="http://schemas.microsoft.com/office/word/2010/wordprocessingGroup" xmlns:wpi="http://schemas.microsoft.com/office/word/2010/wordprocessingInk" xmlns:wne="http://schemas.microsoft.com/office/word/2006/wordml" xmlns:wps="http://schemas.microsoft.com/office/word/2010/wordprocessingShape" mc:Ignorable="w14 w15 w16se w16cid w16 w16cex w16sdtdh w16sdtfl w16du wp14">
-  <w:p>
-    <w:pPr>
-      <w:pStyle w:val="Header"/>
-    </w:pPr>
-  </w:p>
-</w:hdr>
 </file>
 
 <file path=word/numbering.xml><?xml version="1.0" encoding="utf-8"?>
@@ -15890,6 +16140,7 @@
   <w:style w:type="character" w:default="1" w:styleId="DefaultParagraphFont">
     <w:name w:val="Default Paragraph Font"/>
     <w:uiPriority w:val="1"/>
+    <w:semiHidden/>
     <w:unhideWhenUsed/>
   </w:style>
   <w:style w:type="table" w:default="1" w:styleId="TableNormal">
@@ -16459,15 +16710,13 @@
     <w:uiPriority w:val="35"/>
     <w:unhideWhenUsed/>
     <w:qFormat/>
-    <w:rsid w:val="00755767"/>
+    <w:rsid w:val="00F95234"/>
     <w:pPr>
       <w:spacing w:line="240" w:lineRule="auto"/>
       <w:jc w:val="center"/>
     </w:pPr>
     <w:rPr>
       <w:bCs/>
-      <w:i/>
-      <w:sz w:val="18"/>
       <w:szCs w:val="18"/>
     </w:rPr>
   </w:style>
@@ -26681,7 +26930,7 @@
     <w:next w:val="Normal"/>
     <w:uiPriority w:val="99"/>
     <w:unhideWhenUsed/>
-    <w:rsid w:val="00F84F07"/>
+    <w:rsid w:val="00FF4ED5"/>
     <w:pPr>
       <w:spacing w:after="0"/>
     </w:pPr>
@@ -26721,6 +26970,18 @@
       <w:spacing w:after="100"/>
       <w:ind w:left="240"/>
     </w:pPr>
+  </w:style>
+  <w:style w:type="character" w:styleId="UnresolvedMention">
+    <w:name w:val="Unresolved Mention"/>
+    <w:basedOn w:val="DefaultParagraphFont"/>
+    <w:uiPriority w:val="99"/>
+    <w:semiHidden/>
+    <w:unhideWhenUsed/>
+    <w:rsid w:val="00B450C7"/>
+    <w:rPr>
+      <w:color w:val="605E5C"/>
+      <w:shd w:val="clear" w:color="auto" w:fill="E1DFDD"/>
+    </w:rPr>
   </w:style>
 </w:styles>
 </file>
@@ -27060,10 +27321,10 @@
     <we:reference id="WA104382081" version="1.55.1.0" store="" storeType="OMEX"/>
   </we:alternateReferences>
   <we:properties>
+    <we:property name="MENDELEY_BIBLIOGRAPHY_IS_DIRTY" value="true"/>
+    <we:property name="MENDELEY_BIBLIOGRAPHY_LAST_MODIFIED" value="1791911600517"/>
     <we:property name="MENDELEY_CITATIONS" value="[]"/>
     <we:property name="MENDELEY_CITATIONS_STYLE" value="{&quot;id&quot;:&quot;https://www.zotero.org/styles/apa&quot;,&quot;title&quot;:&quot;APA Style 7th edition&quot;,&quot;format&quot;:&quot;author-date&quot;,&quot;defaultLocale&quot;:null,&quot;isLocaleCodeValid&quot;:true}"/>
-    <we:property name="MENDELEY_BIBLIOGRAPHY_IS_DIRTY" value="true"/>
-    <we:property name="MENDELEY_BIBLIOGRAPHY_LAST_MODIFIED" value="1791911600517"/>
   </we:properties>
   <we:bindings/>
   <we:snapshot xmlns:r="http://schemas.openxmlformats.org/officeDocument/2006/relationships"/>
